--- a/BuildContext in Flutter.docx
+++ b/BuildContext in Flutter.docx
@@ -97,25 +97,7 @@
           <w:b/>
           <w:bCs w:val="0"/>
         </w:rPr>
-        <w:t xml:space="preserve">Every widget's </w:t>
-      </w:r>
-      <w:proofErr w:type="gramStart"/>
-      <w:r>
-        <w:rPr>
-          <w:rFonts w:ascii="Arial Nova" w:hAnsi="Arial Nova"/>
-          <w:b/>
-          <w:bCs w:val="0"/>
-        </w:rPr>
-        <w:t>build(</w:t>
-      </w:r>
-      <w:proofErr w:type="gramEnd"/>
-      <w:r>
-        <w:rPr>
-          <w:rFonts w:ascii="Arial Nova" w:hAnsi="Arial Nova"/>
-          <w:b/>
-          <w:bCs w:val="0"/>
-        </w:rPr>
-        <w:t>) method receives a BuildContext parameter:</w:t>
+        <w:t>Every widget's build() method receives a BuildContext parameter:</w:t>
       </w:r>
     </w:p>
     <w:p>
@@ -137,47 +119,15 @@
           <w:highlight w:val="yellow"/>
         </w:rPr>
         <w:br/>
-        <w:t xml:space="preserve">Widget </w:t>
-      </w:r>
-      <w:proofErr w:type="gramStart"/>
+        <w:t>Widget build(BuildContext context) {</w:t>
+      </w:r>
       <w:r>
         <w:rPr>
           <w:rFonts w:ascii="Arial Nova" w:hAnsi="Arial Nova"/>
           <w:highlight w:val="yellow"/>
         </w:rPr>
-        <w:t>build(</w:t>
-      </w:r>
-      <w:proofErr w:type="gramEnd"/>
-      <w:r>
-        <w:rPr>
-          <w:rFonts w:ascii="Arial Nova" w:hAnsi="Arial Nova"/>
-          <w:highlight w:val="yellow"/>
-        </w:rPr>
-        <w:t>BuildContext context) {</w:t>
-      </w:r>
-      <w:r>
-        <w:rPr>
-          <w:rFonts w:ascii="Arial Nova" w:hAnsi="Arial Nova"/>
-          <w:highlight w:val="yellow"/>
-        </w:rPr>
-        <w:br/>
-        <w:t xml:space="preserve">  return </w:t>
-      </w:r>
-      <w:proofErr w:type="gramStart"/>
-      <w:r>
-        <w:rPr>
-          <w:rFonts w:ascii="Arial Nova" w:hAnsi="Arial Nova"/>
-          <w:highlight w:val="yellow"/>
-        </w:rPr>
-        <w:t>Text(</w:t>
-      </w:r>
-      <w:proofErr w:type="gramEnd"/>
-      <w:r>
-        <w:rPr>
-          <w:rFonts w:ascii="Arial Nova" w:hAnsi="Arial Nova"/>
-          <w:highlight w:val="yellow"/>
-        </w:rPr>
-        <w:t>"Hello Flutter");</w:t>
+        <w:br/>
+        <w:t xml:space="preserve">  return Text("Hello Flutter");</w:t>
       </w:r>
       <w:r>
         <w:rPr>
@@ -480,21 +430,7 @@
         <w:rPr>
           <w:rFonts w:ascii="Arial Nova" w:hAnsi="Arial Nova"/>
         </w:rPr>
-        <w:t xml:space="preserve"> Navigator.of(context</w:t>
-      </w:r>
-      <w:proofErr w:type="gramStart"/>
-      <w:r>
-        <w:rPr>
-          <w:rFonts w:ascii="Arial Nova" w:hAnsi="Arial Nova"/>
-        </w:rPr>
-        <w:t>).push</w:t>
-      </w:r>
-      <w:proofErr w:type="gramEnd"/>
-      <w:r>
-        <w:rPr>
-          <w:rFonts w:ascii="Arial Nova" w:hAnsi="Arial Nova"/>
-        </w:rPr>
-        <w:t>(...) uses the context to find the Navigator widget responsible for switching screens.</w:t>
+        <w:t xml:space="preserve"> Navigator.of(context).push(...) uses the context to find the Navigator widget responsible for switching screens.</w:t>
       </w:r>
     </w:p>
     <w:p>
@@ -518,21 +454,7 @@
         <w:rPr>
           <w:rFonts w:ascii="Arial Nova" w:hAnsi="Arial Nova"/>
         </w:rPr>
-        <w:t xml:space="preserve"> Theme.of(context</w:t>
-      </w:r>
-      <w:proofErr w:type="gramStart"/>
-      <w:r>
-        <w:rPr>
-          <w:rFonts w:ascii="Arial Nova" w:hAnsi="Arial Nova"/>
-        </w:rPr>
-        <w:t>).primaryColor</w:t>
-      </w:r>
-      <w:proofErr w:type="gramEnd"/>
-      <w:r>
-        <w:rPr>
-          <w:rFonts w:ascii="Arial Nova" w:hAnsi="Arial Nova"/>
-        </w:rPr>
-        <w:t xml:space="preserve"> looks up the tree to find the nearest Theme widget and grab its colors.</w:t>
+        <w:t xml:space="preserve"> Theme.of(context).primaryColor looks up the tree to find the nearest Theme widget and grab its colors.</w:t>
       </w:r>
     </w:p>
     <w:p>
@@ -556,21 +478,7 @@
         <w:rPr>
           <w:rFonts w:ascii="Arial Nova" w:hAnsi="Arial Nova"/>
         </w:rPr>
-        <w:t xml:space="preserve"> MediaQuery.of(context</w:t>
-      </w:r>
-      <w:proofErr w:type="gramStart"/>
-      <w:r>
-        <w:rPr>
-          <w:rFonts w:ascii="Arial Nova" w:hAnsi="Arial Nova"/>
-        </w:rPr>
-        <w:t>).size</w:t>
-      </w:r>
-      <w:proofErr w:type="gramEnd"/>
-      <w:r>
-        <w:rPr>
-          <w:rFonts w:ascii="Arial Nova" w:hAnsi="Arial Nova"/>
-        </w:rPr>
-        <w:t xml:space="preserve"> determines the dimensions of the device screen.</w:t>
+        <w:t xml:space="preserve"> MediaQuery.of(context).size determines the dimensions of the device screen.</w:t>
       </w:r>
     </w:p>
     <w:p>
@@ -588,65 +496,13 @@
           <w:rFonts w:ascii="Arial Nova" w:hAnsi="Arial Nova"/>
           <w:b/>
         </w:rPr>
-        <w:t xml:space="preserve">Showing </w:t>
-      </w:r>
-      <w:proofErr w:type="spellStart"/>
-      <w:r>
-        <w:rPr>
-          <w:rFonts w:ascii="Arial Nova" w:hAnsi="Arial Nova"/>
-          <w:b/>
-        </w:rPr>
-        <w:t>Snackbars</w:t>
-      </w:r>
-      <w:proofErr w:type="spellEnd"/>
-      <w:r>
-        <w:rPr>
-          <w:rFonts w:ascii="Arial Nova" w:hAnsi="Arial Nova"/>
-          <w:b/>
-        </w:rPr>
-        <w:t>:</w:t>
-      </w:r>
-      <w:r>
-        <w:rPr>
-          <w:rFonts w:ascii="Arial Nova" w:hAnsi="Arial Nova"/>
-        </w:rPr>
-        <w:t xml:space="preserve"> </w:t>
-      </w:r>
-      <w:proofErr w:type="spellStart"/>
-      <w:r>
-        <w:rPr>
-          <w:rFonts w:ascii="Arial Nova" w:hAnsi="Arial Nova"/>
-        </w:rPr>
-        <w:t>ScaffoldMessenger.of</w:t>
-      </w:r>
-      <w:proofErr w:type="spellEnd"/>
-      <w:r>
-        <w:rPr>
-          <w:rFonts w:ascii="Arial Nova" w:hAnsi="Arial Nova"/>
-        </w:rPr>
-        <w:t>(context</w:t>
-      </w:r>
-      <w:proofErr w:type="gramStart"/>
-      <w:r>
-        <w:rPr>
-          <w:rFonts w:ascii="Arial Nova" w:hAnsi="Arial Nova"/>
-        </w:rPr>
-        <w:t>).</w:t>
-      </w:r>
-      <w:proofErr w:type="spellStart"/>
-      <w:r>
-        <w:rPr>
-          <w:rFonts w:ascii="Arial Nova" w:hAnsi="Arial Nova"/>
-        </w:rPr>
-        <w:t>showSnackBar</w:t>
-      </w:r>
-      <w:proofErr w:type="spellEnd"/>
-      <w:proofErr w:type="gramEnd"/>
-      <w:r>
-        <w:rPr>
-          <w:rFonts w:ascii="Arial Nova" w:hAnsi="Arial Nova"/>
-        </w:rPr>
-        <w:t>(...) finds the nearest Scaffold to display a message.</w:t>
+        <w:t>Showing Snackbars:</w:t>
+      </w:r>
+      <w:r>
+        <w:rPr>
+          <w:rFonts w:ascii="Arial Nova" w:hAnsi="Arial Nova"/>
+        </w:rPr>
+        <w:t xml:space="preserve"> ScaffoldMessenger.of(context).showSnackBar(...) finds the nearest Scaffold to display a message.</w:t>
       </w:r>
     </w:p>
     <w:p>
@@ -878,27 +734,13 @@
         <w:rPr>
           <w:rFonts w:ascii="Arial Nova" w:hAnsi="Arial Nova"/>
         </w:rPr>
-        <w:t xml:space="preserve"> </w:t>
-      </w:r>
-      <w:proofErr w:type="gramStart"/>
-      <w:r>
-        <w:rPr>
-          <w:rFonts w:ascii="Arial Nova" w:hAnsi="Arial Nova"/>
-        </w:rPr>
-        <w:t>Text</w:t>
-      </w:r>
-      <w:r>
-        <w:rPr>
-          <w:rFonts w:ascii="Arial Nova" w:hAnsi="Arial Nova"/>
-        </w:rPr>
-        <w:t xml:space="preserve">  -</w:t>
-      </w:r>
-      <w:proofErr w:type="gramEnd"/>
-      <w:r>
-        <w:rPr>
-          <w:rFonts w:ascii="Arial Nova" w:hAnsi="Arial Nova"/>
-        </w:rPr>
-        <w:t>BuildContext</w:t>
+        <w:t xml:space="preserve"> Text</w:t>
+      </w:r>
+      <w:r>
+        <w:rPr>
+          <w:rFonts w:ascii="Arial Nova" w:hAnsi="Arial Nova"/>
+        </w:rPr>
+        <w:t xml:space="preserve">  -BuildContext</w:t>
       </w:r>
     </w:p>
     <w:p>
@@ -1015,19 +857,11 @@
           <w:rFonts w:ascii="Arial Nova" w:hAnsi="Arial Nova"/>
         </w:rPr>
       </w:pPr>
-      <w:proofErr w:type="spellStart"/>
-      <w:r>
-        <w:rPr>
-          <w:rFonts w:ascii="Arial Nova" w:hAnsi="Arial Nova"/>
-        </w:rPr>
-        <w:t>Navigator.push</w:t>
-      </w:r>
-      <w:proofErr w:type="spellEnd"/>
-      <w:r>
-        <w:rPr>
-          <w:rFonts w:ascii="Arial Nova" w:hAnsi="Arial Nova"/>
-        </w:rPr>
-        <w:t>(</w:t>
+      <w:r>
+        <w:rPr>
+          <w:rFonts w:ascii="Arial Nova" w:hAnsi="Arial Nova"/>
+        </w:rPr>
+        <w:t>Navigator.push(</w:t>
       </w:r>
       <w:r>
         <w:rPr>
@@ -1041,29 +875,7 @@
           <w:rFonts w:ascii="Arial Nova" w:hAnsi="Arial Nova"/>
         </w:rPr>
         <w:br/>
-        <w:t xml:space="preserve">  MaterialPageRoute(builder: (_) =&gt; </w:t>
-      </w:r>
-      <w:proofErr w:type="spellStart"/>
-      <w:proofErr w:type="gramStart"/>
-      <w:r>
-        <w:rPr>
-          <w:rFonts w:ascii="Arial Nova" w:hAnsi="Arial Nova"/>
-        </w:rPr>
-        <w:t>SecondPage</w:t>
-      </w:r>
-      <w:proofErr w:type="spellEnd"/>
-      <w:r>
-        <w:rPr>
-          <w:rFonts w:ascii="Arial Nova" w:hAnsi="Arial Nova"/>
-        </w:rPr>
-        <w:t>(</w:t>
-      </w:r>
-      <w:proofErr w:type="gramEnd"/>
-      <w:r>
-        <w:rPr>
-          <w:rFonts w:ascii="Arial Nova" w:hAnsi="Arial Nova"/>
-        </w:rPr>
-        <w:t>)),</w:t>
+        <w:t xml:space="preserve">  MaterialPageRoute(builder: (_) =&gt; SecondPage()),</w:t>
       </w:r>
       <w:r>
         <w:rPr>
@@ -1085,80 +897,91 @@
           <w:rFonts w:ascii="Arial Nova" w:hAnsi="Arial Nova"/>
           <w:b/>
         </w:rPr>
-        <w:t xml:space="preserve">2. Show </w:t>
-      </w:r>
-      <w:proofErr w:type="spellStart"/>
-      <w:r>
+        <w:t>2. Show SnackBar</w:t>
+      </w:r>
+    </w:p>
+    <w:p>
+      <w:pPr>
+        <w:rPr>
+          <w:rFonts w:ascii="Arial Nova" w:hAnsi="Arial Nova"/>
+        </w:rPr>
+      </w:pPr>
+      <w:r>
+        <w:rPr>
+          <w:rFonts w:ascii="Arial Nova" w:hAnsi="Arial Nova"/>
+        </w:rPr>
+        <w:t>ScaffoldMessenger.of(context).showSnackBar(</w:t>
+      </w:r>
+      <w:r>
+        <w:rPr>
+          <w:rFonts w:ascii="Arial Nova" w:hAnsi="Arial Nova"/>
+        </w:rPr>
+        <w:br/>
+        <w:t xml:space="preserve">  SnackBar(content: Text('Saved')),</w:t>
+      </w:r>
+      <w:r>
+        <w:rPr>
+          <w:rFonts w:ascii="Arial Nova" w:hAnsi="Arial Nova"/>
+        </w:rPr>
+        <w:br/>
+        <w:t>);</w:t>
+      </w:r>
+    </w:p>
+    <w:p>
+      <w:pPr>
         <w:rPr>
           <w:rFonts w:ascii="Arial Nova" w:hAnsi="Arial Nova"/>
           <w:b/>
         </w:rPr>
-        <w:t>SnackBar</w:t>
-      </w:r>
-      <w:proofErr w:type="spellEnd"/>
-    </w:p>
-    <w:p>
-      <w:pPr>
-        <w:rPr>
-          <w:rFonts w:ascii="Arial Nova" w:hAnsi="Arial Nova"/>
-        </w:rPr>
-      </w:pPr>
-      <w:proofErr w:type="spellStart"/>
-      <w:r>
-        <w:rPr>
-          <w:rFonts w:ascii="Arial Nova" w:hAnsi="Arial Nova"/>
-        </w:rPr>
-        <w:t>ScaffoldMessenger.of</w:t>
-      </w:r>
-      <w:proofErr w:type="spellEnd"/>
-      <w:r>
-        <w:rPr>
-          <w:rFonts w:ascii="Arial Nova" w:hAnsi="Arial Nova"/>
-        </w:rPr>
-        <w:t>(context</w:t>
-      </w:r>
-      <w:proofErr w:type="gramStart"/>
-      <w:r>
-        <w:rPr>
-          <w:rFonts w:ascii="Arial Nova" w:hAnsi="Arial Nova"/>
-        </w:rPr>
-        <w:t>).</w:t>
-      </w:r>
-      <w:proofErr w:type="spellStart"/>
-      <w:r>
-        <w:rPr>
-          <w:rFonts w:ascii="Arial Nova" w:hAnsi="Arial Nova"/>
-        </w:rPr>
-        <w:t>showSnackBar</w:t>
-      </w:r>
-      <w:proofErr w:type="spellEnd"/>
-      <w:proofErr w:type="gramEnd"/>
-      <w:r>
-        <w:rPr>
-          <w:rFonts w:ascii="Arial Nova" w:hAnsi="Arial Nova"/>
-        </w:rPr>
-        <w:t>(</w:t>
-      </w:r>
-      <w:r>
-        <w:rPr>
-          <w:rFonts w:ascii="Arial Nova" w:hAnsi="Arial Nova"/>
-        </w:rPr>
-        <w:br/>
-        <w:t xml:space="preserve">  </w:t>
-      </w:r>
-      <w:proofErr w:type="spellStart"/>
-      <w:r>
-        <w:rPr>
-          <w:rFonts w:ascii="Arial Nova" w:hAnsi="Arial Nova"/>
-        </w:rPr>
-        <w:t>SnackBar</w:t>
-      </w:r>
-      <w:proofErr w:type="spellEnd"/>
-      <w:r>
-        <w:rPr>
-          <w:rFonts w:ascii="Arial Nova" w:hAnsi="Arial Nova"/>
-        </w:rPr>
-        <w:t>(content: Text('Saved')),</w:t>
+      </w:pPr>
+      <w:r>
+        <w:rPr>
+          <w:rFonts w:ascii="Arial Nova" w:hAnsi="Arial Nova"/>
+          <w:b/>
+        </w:rPr>
+        <w:t>3. Show Dialog</w:t>
+      </w:r>
+    </w:p>
+    <w:p>
+      <w:pPr>
+        <w:rPr>
+          <w:rFonts w:ascii="Arial Nova" w:hAnsi="Arial Nova"/>
+        </w:rPr>
+      </w:pPr>
+      <w:r>
+        <w:rPr>
+          <w:rFonts w:ascii="Arial Nova" w:hAnsi="Arial Nova"/>
+        </w:rPr>
+        <w:lastRenderedPageBreak/>
+        <w:t>showDialog(</w:t>
+      </w:r>
+      <w:r>
+        <w:rPr>
+          <w:rFonts w:ascii="Arial Nova" w:hAnsi="Arial Nova"/>
+        </w:rPr>
+        <w:br/>
+        <w:t xml:space="preserve">  context: context,</w:t>
+      </w:r>
+      <w:r>
+        <w:rPr>
+          <w:rFonts w:ascii="Arial Nova" w:hAnsi="Arial Nova"/>
+        </w:rPr>
+        <w:br/>
+        <w:t xml:space="preserve">  builder: (_) =&gt; AlertDialog(</w:t>
+      </w:r>
+      <w:r>
+        <w:rPr>
+          <w:rFonts w:ascii="Arial Nova" w:hAnsi="Arial Nova"/>
+        </w:rPr>
+        <w:br/>
+        <w:t xml:space="preserve">    title: Text('Hello'),</w:t>
+      </w:r>
+      <w:r>
+        <w:rPr>
+          <w:rFonts w:ascii="Arial Nova" w:hAnsi="Arial Nova"/>
+        </w:rPr>
+        <w:br/>
+        <w:t xml:space="preserve">  ),</w:t>
       </w:r>
       <w:r>
         <w:rPr>
@@ -1180,83 +1003,35 @@
           <w:rFonts w:ascii="Arial Nova" w:hAnsi="Arial Nova"/>
           <w:b/>
         </w:rPr>
-        <w:t>3. Show Dialog</w:t>
-      </w:r>
-    </w:p>
-    <w:p>
-      <w:pPr>
-        <w:rPr>
-          <w:rFonts w:ascii="Arial Nova" w:hAnsi="Arial Nova"/>
-        </w:rPr>
-      </w:pPr>
-      <w:proofErr w:type="spellStart"/>
-      <w:proofErr w:type="gramStart"/>
-      <w:r>
-        <w:rPr>
-          <w:rFonts w:ascii="Arial Nova" w:hAnsi="Arial Nova"/>
-        </w:rPr>
-        <w:lastRenderedPageBreak/>
-        <w:t>showDialog</w:t>
-      </w:r>
-      <w:proofErr w:type="spellEnd"/>
-      <w:r>
-        <w:rPr>
-          <w:rFonts w:ascii="Arial Nova" w:hAnsi="Arial Nova"/>
-        </w:rPr>
-        <w:t>(</w:t>
-      </w:r>
-      <w:proofErr w:type="gramEnd"/>
-      <w:r>
-        <w:rPr>
-          <w:rFonts w:ascii="Arial Nova" w:hAnsi="Arial Nova"/>
-        </w:rPr>
-        <w:br/>
-        <w:t xml:space="preserve">  context: context,</w:t>
-      </w:r>
-      <w:r>
-        <w:rPr>
-          <w:rFonts w:ascii="Arial Nova" w:hAnsi="Arial Nova"/>
-        </w:rPr>
-        <w:br/>
-        <w:t xml:space="preserve">  builder: (_) =&gt; </w:t>
-      </w:r>
-      <w:proofErr w:type="spellStart"/>
-      <w:proofErr w:type="gramStart"/>
-      <w:r>
-        <w:rPr>
-          <w:rFonts w:ascii="Arial Nova" w:hAnsi="Arial Nova"/>
-        </w:rPr>
-        <w:t>AlertDialog</w:t>
-      </w:r>
-      <w:proofErr w:type="spellEnd"/>
-      <w:r>
-        <w:rPr>
-          <w:rFonts w:ascii="Arial Nova" w:hAnsi="Arial Nova"/>
-        </w:rPr>
-        <w:t>(</w:t>
-      </w:r>
-      <w:proofErr w:type="gramEnd"/>
-      <w:r>
-        <w:rPr>
-          <w:rFonts w:ascii="Arial Nova" w:hAnsi="Arial Nova"/>
-        </w:rPr>
-        <w:br/>
-        <w:t xml:space="preserve">    title: Text('Hello'),</w:t>
-      </w:r>
-      <w:r>
-        <w:rPr>
-          <w:rFonts w:ascii="Arial Nova" w:hAnsi="Arial Nova"/>
-        </w:rPr>
-        <w:br/>
-        <w:t xml:space="preserve">  ),</w:t>
-      </w:r>
-      <w:r>
-        <w:rPr>
-          <w:rFonts w:ascii="Arial Nova" w:hAnsi="Arial Nova"/>
-        </w:rPr>
-        <w:br/>
-        <w:t>);</w:t>
-      </w:r>
+        <w:t>4. Access Theme</w:t>
+      </w:r>
+    </w:p>
+    <w:p>
+      <w:pPr>
+        <w:rPr>
+          <w:rFonts w:ascii="Arial Nova" w:hAnsi="Arial Nova"/>
+        </w:rPr>
+      </w:pPr>
+      <w:r>
+        <w:rPr>
+          <w:rFonts w:ascii="Arial Nova" w:hAnsi="Arial Nova"/>
+        </w:rPr>
+        <w:t>final theme = Theme.of(context);</w:t>
+      </w:r>
+      <w:r>
+        <w:rPr>
+          <w:rFonts w:ascii="Arial Nova" w:hAnsi="Arial Nova"/>
+        </w:rPr>
+        <w:br/>
+        <w:t>print(theme.primaryColor);</w:t>
+      </w:r>
+    </w:p>
+    <w:p>
+      <w:pPr>
+        <w:rPr>
+          <w:rFonts w:ascii="Arial Nova" w:hAnsi="Arial Nova"/>
+        </w:rPr>
+      </w:pPr>
     </w:p>
     <w:p>
       <w:pPr>
@@ -1270,51 +1045,28 @@
           <w:rFonts w:ascii="Arial Nova" w:hAnsi="Arial Nova"/>
           <w:b/>
         </w:rPr>
-        <w:t>4. Access Theme</w:t>
-      </w:r>
-    </w:p>
-    <w:p>
-      <w:pPr>
-        <w:rPr>
-          <w:rFonts w:ascii="Arial Nova" w:hAnsi="Arial Nova"/>
-        </w:rPr>
-      </w:pPr>
-      <w:r>
-        <w:rPr>
-          <w:rFonts w:ascii="Arial Nova" w:hAnsi="Arial Nova"/>
-        </w:rPr>
-        <w:t>final theme = Theme.of(context);</w:t>
-      </w:r>
-      <w:r>
-        <w:rPr>
-          <w:rFonts w:ascii="Arial Nova" w:hAnsi="Arial Nova"/>
-        </w:rPr>
-        <w:br/>
-        <w:t>print(</w:t>
-      </w:r>
-      <w:proofErr w:type="spellStart"/>
-      <w:proofErr w:type="gramStart"/>
-      <w:r>
-        <w:rPr>
-          <w:rFonts w:ascii="Arial Nova" w:hAnsi="Arial Nova"/>
-        </w:rPr>
-        <w:t>theme.primaryColor</w:t>
-      </w:r>
-      <w:proofErr w:type="spellEnd"/>
-      <w:proofErr w:type="gramEnd"/>
-      <w:r>
-        <w:rPr>
-          <w:rFonts w:ascii="Arial Nova" w:hAnsi="Arial Nova"/>
-        </w:rPr>
-        <w:t>);</w:t>
-      </w:r>
-    </w:p>
-    <w:p>
-      <w:pPr>
-        <w:rPr>
-          <w:rFonts w:ascii="Arial Nova" w:hAnsi="Arial Nova"/>
-        </w:rPr>
-      </w:pPr>
+        <w:t>5. Screen Size</w:t>
+      </w:r>
+    </w:p>
+    <w:p>
+      <w:pPr>
+        <w:rPr>
+          <w:rFonts w:ascii="Arial Nova" w:hAnsi="Arial Nova"/>
+        </w:rPr>
+      </w:pPr>
+      <w:r>
+        <w:rPr>
+          <w:rFonts w:ascii="Arial Nova" w:hAnsi="Arial Nova"/>
+        </w:rPr>
+        <w:t>final size = MediaQuery.of(context).size;</w:t>
+      </w:r>
+      <w:r>
+        <w:rPr>
+          <w:rFonts w:ascii="Arial Nova" w:hAnsi="Arial Nova"/>
+        </w:rPr>
+        <w:br/>
+        <w:t>print(size.width);</w:t>
+      </w:r>
     </w:p>
     <w:p>
       <w:pPr>
@@ -1328,71 +1080,6 @@
           <w:rFonts w:ascii="Arial Nova" w:hAnsi="Arial Nova"/>
           <w:b/>
         </w:rPr>
-        <w:t>5. Screen Size</w:t>
-      </w:r>
-    </w:p>
-    <w:p>
-      <w:pPr>
-        <w:rPr>
-          <w:rFonts w:ascii="Arial Nova" w:hAnsi="Arial Nova"/>
-        </w:rPr>
-      </w:pPr>
-      <w:r>
-        <w:rPr>
-          <w:rFonts w:ascii="Arial Nova" w:hAnsi="Arial Nova"/>
-        </w:rPr>
-        <w:t>final size = MediaQuery.of(context</w:t>
-      </w:r>
-      <w:proofErr w:type="gramStart"/>
-      <w:r>
-        <w:rPr>
-          <w:rFonts w:ascii="Arial Nova" w:hAnsi="Arial Nova"/>
-        </w:rPr>
-        <w:t>).size</w:t>
-      </w:r>
-      <w:proofErr w:type="gramEnd"/>
-      <w:r>
-        <w:rPr>
-          <w:rFonts w:ascii="Arial Nova" w:hAnsi="Arial Nova"/>
-        </w:rPr>
-        <w:t>;</w:t>
-      </w:r>
-      <w:r>
-        <w:rPr>
-          <w:rFonts w:ascii="Arial Nova" w:hAnsi="Arial Nova"/>
-        </w:rPr>
-        <w:br/>
-        <w:t>print(</w:t>
-      </w:r>
-      <w:proofErr w:type="spellStart"/>
-      <w:proofErr w:type="gramStart"/>
-      <w:r>
-        <w:rPr>
-          <w:rFonts w:ascii="Arial Nova" w:hAnsi="Arial Nova"/>
-        </w:rPr>
-        <w:t>size.width</w:t>
-      </w:r>
-      <w:proofErr w:type="spellEnd"/>
-      <w:proofErr w:type="gramEnd"/>
-      <w:r>
-        <w:rPr>
-          <w:rFonts w:ascii="Arial Nova" w:hAnsi="Arial Nova"/>
-        </w:rPr>
-        <w:t>);</w:t>
-      </w:r>
-    </w:p>
-    <w:p>
-      <w:pPr>
-        <w:rPr>
-          <w:rFonts w:ascii="Arial Nova" w:hAnsi="Arial Nova"/>
-          <w:b/>
-        </w:rPr>
-      </w:pPr>
-      <w:r>
-        <w:rPr>
-          <w:rFonts w:ascii="Arial Nova" w:hAnsi="Arial Nova"/>
-          <w:b/>
-        </w:rPr>
         <w:t>6. Read Inherited Widgets / State Management</w:t>
       </w:r>
     </w:p>
@@ -1402,33 +1089,11 @@
           <w:rFonts w:ascii="Arial Nova" w:hAnsi="Arial Nova"/>
         </w:rPr>
       </w:pPr>
-      <w:proofErr w:type="spellStart"/>
-      <w:r>
-        <w:rPr>
-          <w:rFonts w:ascii="Arial Nova" w:hAnsi="Arial Nova"/>
-        </w:rPr>
-        <w:t>Provider.of</w:t>
-      </w:r>
-      <w:proofErr w:type="spellEnd"/>
-      <w:r>
-        <w:rPr>
-          <w:rFonts w:ascii="Arial Nova" w:hAnsi="Arial Nova"/>
-        </w:rPr>
-        <w:t>&lt;</w:t>
-      </w:r>
-      <w:proofErr w:type="spellStart"/>
-      <w:r>
-        <w:rPr>
-          <w:rFonts w:ascii="Arial Nova" w:hAnsi="Arial Nova"/>
-        </w:rPr>
-        <w:t>UserProvider</w:t>
-      </w:r>
-      <w:proofErr w:type="spellEnd"/>
-      <w:r>
-        <w:rPr>
-          <w:rFonts w:ascii="Arial Nova" w:hAnsi="Arial Nova"/>
-        </w:rPr>
-        <w:t>&gt;(context);</w:t>
+      <w:r>
+        <w:rPr>
+          <w:rFonts w:ascii="Arial Nova" w:hAnsi="Arial Nova"/>
+        </w:rPr>
+        <w:t>Provider.of&lt;UserProvider&gt;(context);</w:t>
       </w:r>
     </w:p>
     <w:p>
@@ -1507,21 +1172,7 @@
         <w:rPr>
           <w:rFonts w:ascii="Arial Nova" w:hAnsi="Arial Nova"/>
         </w:rPr>
-        <w:t xml:space="preserve">Passes BuildContext (the Element) to </w:t>
-      </w:r>
-      <w:proofErr w:type="gramStart"/>
-      <w:r>
-        <w:rPr>
-          <w:rFonts w:ascii="Arial Nova" w:hAnsi="Arial Nova"/>
-        </w:rPr>
-        <w:t>build(</w:t>
-      </w:r>
-      <w:proofErr w:type="gramEnd"/>
-      <w:r>
-        <w:rPr>
-          <w:rFonts w:ascii="Arial Nova" w:hAnsi="Arial Nova"/>
-        </w:rPr>
-        <w:t xml:space="preserve">) </w:t>
+        <w:t xml:space="preserve">Passes BuildContext (the Element) to build() </w:t>
       </w:r>
     </w:p>
     <w:p>
@@ -1621,22 +1272,7 @@
           <w:rFonts w:ascii="Arial Nova" w:hAnsi="Arial Nova"/>
         </w:rPr>
         <w:br/>
-        <w:t xml:space="preserve"> </w:t>
-      </w:r>
-      <w:proofErr w:type="spellStart"/>
-      <w:proofErr w:type="gramStart"/>
-      <w:r>
-        <w:rPr>
-          <w:rFonts w:ascii="Arial Nova" w:hAnsi="Arial Nova"/>
-        </w:rPr>
-        <w:t>StatelessElement</w:t>
-      </w:r>
-      <w:proofErr w:type="spellEnd"/>
-      <w:r>
-        <w:rPr>
-          <w:rFonts w:ascii="Arial Nova" w:hAnsi="Arial Nova"/>
-        </w:rPr>
-        <w:t xml:space="preserve">  </w:t>
+        <w:t xml:space="preserve"> StatelessElement  </w:t>
       </w:r>
       <w:r>
         <w:rPr>
@@ -1644,7 +1280,6 @@
         </w:rPr>
         <w:t>←</w:t>
       </w:r>
-      <w:proofErr w:type="gramEnd"/>
       <w:r>
         <w:rPr>
           <w:rFonts w:ascii="Arial Nova" w:hAnsi="Arial Nova"/>
@@ -1745,20 +1380,7 @@
           <w:rFonts w:ascii="Arial Nova" w:hAnsi="Arial Nova"/>
         </w:rPr>
         <w:br/>
-      </w:r>
-      <w:proofErr w:type="spellStart"/>
-      <w:r>
-        <w:rPr>
-          <w:rFonts w:ascii="Arial Nova" w:hAnsi="Arial Nova"/>
-        </w:rPr>
-        <w:t>ScaffoldMessenger.of</w:t>
-      </w:r>
-      <w:proofErr w:type="spellEnd"/>
-      <w:r>
-        <w:rPr>
-          <w:rFonts w:ascii="Arial Nova" w:hAnsi="Arial Nova"/>
-        </w:rPr>
-        <w:t>(context)</w:t>
+        <w:t>ScaffoldMessenger.of(context)</w:t>
       </w:r>
       <w:r>
         <w:rPr>
@@ -1835,21 +1457,7 @@
         <w:rPr>
           <w:rFonts w:ascii="Arial Nova" w:hAnsi="Arial Nova"/>
         </w:rPr>
-        <w:t>“</w:t>
-      </w:r>
-      <w:proofErr w:type="spellStart"/>
-      <w:r>
-        <w:rPr>
-          <w:rFonts w:ascii="Arial Nova" w:hAnsi="Arial Nova"/>
-        </w:rPr>
-        <w:t>ClassName.of</w:t>
-      </w:r>
-      <w:proofErr w:type="spellEnd"/>
-      <w:r>
-        <w:rPr>
-          <w:rFonts w:ascii="Arial Nova" w:hAnsi="Arial Nova"/>
-        </w:rPr>
-        <w:t>(context)”</w:t>
+        <w:t>“ClassName.of(context)”</w:t>
       </w:r>
     </w:p>
     <w:p>
@@ -1891,21 +1499,7 @@
           <w:rFonts w:ascii="Arial Nova" w:hAnsi="Arial Nova"/>
         </w:rPr>
         <w:tab/>
-        <w:t xml:space="preserve">The meaning of </w:t>
-      </w:r>
-      <w:proofErr w:type="gramStart"/>
-      <w:r>
-        <w:rPr>
-          <w:rFonts w:ascii="Arial Nova" w:hAnsi="Arial Nova"/>
-        </w:rPr>
-        <w:t>“.of</w:t>
-      </w:r>
-      <w:proofErr w:type="gramEnd"/>
-      <w:r>
-        <w:rPr>
-          <w:rFonts w:ascii="Arial Nova" w:hAnsi="Arial Nova"/>
-        </w:rPr>
-        <w:t>” is “</w:t>
+        <w:t>The meaning of “.of” is “</w:t>
       </w:r>
       <w:r>
         <w:rPr>
@@ -1926,83 +1520,33 @@
         <w:rPr>
           <w:rFonts w:ascii="Arial Nova" w:hAnsi="Arial Nova"/>
         </w:rPr>
-        <w:t>Theme.of(context</w:t>
-      </w:r>
-      <w:proofErr w:type="gramStart"/>
-      <w:r>
-        <w:rPr>
-          <w:rFonts w:ascii="Arial Nova" w:hAnsi="Arial Nova"/>
-        </w:rPr>
-        <w:t>) :</w:t>
-      </w:r>
-      <w:proofErr w:type="gramEnd"/>
-      <w:r>
-        <w:rPr>
-          <w:rFonts w:ascii="Arial Nova" w:hAnsi="Arial Nova"/>
-        </w:rPr>
-        <w:t xml:space="preserve">  Find the nearest Theme data defined above me</w:t>
-      </w:r>
-    </w:p>
-    <w:p>
-      <w:pPr>
-        <w:rPr>
-          <w:rFonts w:ascii="Arial Nova" w:hAnsi="Arial Nova"/>
-        </w:rPr>
-      </w:pPr>
-      <w:r>
-        <w:rPr>
-          <w:rFonts w:ascii="Arial Nova" w:hAnsi="Arial Nova"/>
-        </w:rPr>
-        <w:t>MediaQuery.of(context</w:t>
-      </w:r>
-      <w:proofErr w:type="gramStart"/>
-      <w:r>
-        <w:rPr>
-          <w:rFonts w:ascii="Arial Nova" w:hAnsi="Arial Nova"/>
-        </w:rPr>
-        <w:t>) :</w:t>
-      </w:r>
-      <w:proofErr w:type="gramEnd"/>
-      <w:r>
-        <w:rPr>
-          <w:rFonts w:ascii="Arial Nova" w:hAnsi="Arial Nova"/>
-        </w:rPr>
-        <w:t xml:space="preserve"> Find the nearest information about the device screen size/orientation</w:t>
-      </w:r>
-    </w:p>
-    <w:p>
-      <w:pPr>
-        <w:rPr>
-          <w:rFonts w:ascii="Arial Nova" w:hAnsi="Arial Nova"/>
-        </w:rPr>
-      </w:pPr>
-      <w:proofErr w:type="spellStart"/>
-      <w:r>
-        <w:rPr>
-          <w:rFonts w:ascii="Arial Nova" w:hAnsi="Arial Nova"/>
-        </w:rPr>
-        <w:t>Provider.of</w:t>
-      </w:r>
-      <w:proofErr w:type="spellEnd"/>
-      <w:r>
-        <w:rPr>
-          <w:rFonts w:ascii="Arial Nova" w:hAnsi="Arial Nova"/>
-        </w:rPr>
-        <w:t>&lt;T&gt;(context</w:t>
-      </w:r>
-      <w:proofErr w:type="gramStart"/>
-      <w:r>
-        <w:rPr>
-          <w:rFonts w:ascii="Arial Nova" w:hAnsi="Arial Nova"/>
-        </w:rPr>
-        <w:t>) :</w:t>
-      </w:r>
-      <w:proofErr w:type="gramEnd"/>
-      <w:r>
-        <w:rPr>
-          <w:rFonts w:ascii="Arial Nova" w:hAnsi="Arial Nova"/>
-        </w:rPr>
-        <w:t xml:space="preserve">  Find the nearest provided object of type T</w:t>
+        <w:t>Theme.of(context) :  Find the nearest Theme data defined above me</w:t>
+      </w:r>
+    </w:p>
+    <w:p>
+      <w:pPr>
+        <w:rPr>
+          <w:rFonts w:ascii="Arial Nova" w:hAnsi="Arial Nova"/>
+        </w:rPr>
+      </w:pPr>
+      <w:r>
+        <w:rPr>
+          <w:rFonts w:ascii="Arial Nova" w:hAnsi="Arial Nova"/>
+        </w:rPr>
+        <w:t>MediaQuery.of(context) : Find the nearest information about the device screen size/orientation</w:t>
+      </w:r>
+    </w:p>
+    <w:p>
+      <w:pPr>
+        <w:rPr>
+          <w:rFonts w:ascii="Arial Nova" w:hAnsi="Arial Nova"/>
+        </w:rPr>
+      </w:pPr>
+      <w:r>
+        <w:rPr>
+          <w:rFonts w:ascii="Arial Nova" w:hAnsi="Arial Nova"/>
+        </w:rPr>
+        <w:t>Provider.of&lt;T&gt;(context) :  Find the nearest provided object of type T</w:t>
       </w:r>
     </w:p>
     <w:p>
@@ -2141,112 +1685,40 @@
         <w:rPr>
           <w:rFonts w:ascii="Arial Nova" w:hAnsi="Arial Nova"/>
         </w:rPr>
-        <w:t>import '</w:t>
-      </w:r>
-      <w:proofErr w:type="spellStart"/>
-      <w:proofErr w:type="gramStart"/>
-      <w:r>
-        <w:rPr>
-          <w:rFonts w:ascii="Arial Nova" w:hAnsi="Arial Nova"/>
-        </w:rPr>
-        <w:t>package:flutter</w:t>
-      </w:r>
-      <w:proofErr w:type="spellEnd"/>
-      <w:r>
-        <w:rPr>
-          <w:rFonts w:ascii="Arial Nova" w:hAnsi="Arial Nova"/>
-        </w:rPr>
-        <w:t>/</w:t>
-      </w:r>
-      <w:proofErr w:type="spellStart"/>
-      <w:r>
-        <w:rPr>
-          <w:rFonts w:ascii="Arial Nova" w:hAnsi="Arial Nova"/>
-        </w:rPr>
-        <w:t>material.dart</w:t>
-      </w:r>
-      <w:proofErr w:type="spellEnd"/>
-      <w:proofErr w:type="gramEnd"/>
-      <w:r>
-        <w:rPr>
-          <w:rFonts w:ascii="Arial Nova" w:hAnsi="Arial Nova"/>
-        </w:rPr>
-        <w:t>';</w:t>
-      </w:r>
-    </w:p>
-    <w:p>
-      <w:pPr>
-        <w:rPr>
-          <w:rFonts w:ascii="Arial Nova" w:hAnsi="Arial Nova"/>
-        </w:rPr>
-      </w:pPr>
-    </w:p>
-    <w:p>
-      <w:pPr>
-        <w:rPr>
-          <w:rFonts w:ascii="Arial Nova" w:hAnsi="Arial Nova"/>
-        </w:rPr>
-      </w:pPr>
-      <w:r>
-        <w:rPr>
-          <w:rFonts w:ascii="Arial Nova" w:hAnsi="Arial Nova"/>
-        </w:rPr>
-        <w:t xml:space="preserve">void </w:t>
-      </w:r>
-      <w:proofErr w:type="gramStart"/>
-      <w:r>
-        <w:rPr>
-          <w:rFonts w:ascii="Arial Nova" w:hAnsi="Arial Nova"/>
-        </w:rPr>
-        <w:t>main(</w:t>
-      </w:r>
-      <w:proofErr w:type="gramEnd"/>
-      <w:r>
-        <w:rPr>
-          <w:rFonts w:ascii="Arial Nova" w:hAnsi="Arial Nova"/>
-        </w:rPr>
-        <w:t>) {</w:t>
-      </w:r>
-    </w:p>
-    <w:p>
-      <w:pPr>
-        <w:rPr>
-          <w:rFonts w:ascii="Arial Nova" w:hAnsi="Arial Nova"/>
-        </w:rPr>
-      </w:pPr>
-      <w:r>
-        <w:rPr>
-          <w:rFonts w:ascii="Arial Nova" w:hAnsi="Arial Nova"/>
-        </w:rPr>
-        <w:t xml:space="preserve">  </w:t>
-      </w:r>
-      <w:proofErr w:type="gramStart"/>
-      <w:r>
-        <w:rPr>
-          <w:rFonts w:ascii="Arial Nova" w:hAnsi="Arial Nova"/>
-        </w:rPr>
-        <w:t>runApp(</w:t>
-      </w:r>
-      <w:proofErr w:type="spellStart"/>
-      <w:r>
-        <w:rPr>
-          <w:rFonts w:ascii="Arial Nova" w:hAnsi="Arial Nova"/>
-        </w:rPr>
-        <w:t>MyApp</w:t>
-      </w:r>
-      <w:proofErr w:type="spellEnd"/>
-      <w:r>
-        <w:rPr>
-          <w:rFonts w:ascii="Arial Nova" w:hAnsi="Arial Nova"/>
-        </w:rPr>
-        <w:t>(</w:t>
-      </w:r>
-      <w:proofErr w:type="gramEnd"/>
-      <w:r>
-        <w:rPr>
-          <w:rFonts w:ascii="Arial Nova" w:hAnsi="Arial Nova"/>
-        </w:rPr>
-        <w:t>));</w:t>
+        <w:t>import 'package:flutter/material.dart';</w:t>
+      </w:r>
+    </w:p>
+    <w:p>
+      <w:pPr>
+        <w:rPr>
+          <w:rFonts w:ascii="Arial Nova" w:hAnsi="Arial Nova"/>
+        </w:rPr>
+      </w:pPr>
+    </w:p>
+    <w:p>
+      <w:pPr>
+        <w:rPr>
+          <w:rFonts w:ascii="Arial Nova" w:hAnsi="Arial Nova"/>
+        </w:rPr>
+      </w:pPr>
+      <w:r>
+        <w:rPr>
+          <w:rFonts w:ascii="Arial Nova" w:hAnsi="Arial Nova"/>
+        </w:rPr>
+        <w:t>void main() {</w:t>
+      </w:r>
+    </w:p>
+    <w:p>
+      <w:pPr>
+        <w:rPr>
+          <w:rFonts w:ascii="Arial Nova" w:hAnsi="Arial Nova"/>
+        </w:rPr>
+      </w:pPr>
+      <w:r>
+        <w:rPr>
+          <w:rFonts w:ascii="Arial Nova" w:hAnsi="Arial Nova"/>
+        </w:rPr>
+        <w:t xml:space="preserve">  runApp(MyApp());</w:t>
       </w:r>
     </w:p>
     <w:p>
@@ -2279,62 +1751,20 @@
         <w:rPr>
           <w:rFonts w:ascii="Arial Nova" w:hAnsi="Arial Nova"/>
         </w:rPr>
-        <w:t xml:space="preserve">class </w:t>
-      </w:r>
-      <w:proofErr w:type="spellStart"/>
-      <w:r>
-        <w:rPr>
-          <w:rFonts w:ascii="Arial Nova" w:hAnsi="Arial Nova"/>
-        </w:rPr>
-        <w:t>MyApp</w:t>
-      </w:r>
-      <w:proofErr w:type="spellEnd"/>
-      <w:r>
-        <w:rPr>
-          <w:rFonts w:ascii="Arial Nova" w:hAnsi="Arial Nova"/>
-        </w:rPr>
-        <w:t xml:space="preserve"> extends StatelessWidget {</w:t>
-      </w:r>
-    </w:p>
-    <w:p>
-      <w:pPr>
-        <w:rPr>
-          <w:rFonts w:ascii="Arial Nova" w:hAnsi="Arial Nova"/>
-        </w:rPr>
-      </w:pPr>
-      <w:r>
-        <w:rPr>
-          <w:rFonts w:ascii="Arial Nova" w:hAnsi="Arial Nova"/>
-        </w:rPr>
-        <w:t xml:space="preserve">  const </w:t>
-      </w:r>
-      <w:proofErr w:type="spellStart"/>
-      <w:r>
-        <w:rPr>
-          <w:rFonts w:ascii="Arial Nova" w:hAnsi="Arial Nova"/>
-        </w:rPr>
-        <w:t>MyApp</w:t>
-      </w:r>
-      <w:proofErr w:type="spellEnd"/>
-      <w:r>
-        <w:rPr>
-          <w:rFonts w:ascii="Arial Nova" w:hAnsi="Arial Nova"/>
-        </w:rPr>
-        <w:t>({</w:t>
-      </w:r>
-      <w:proofErr w:type="spellStart"/>
-      <w:r>
-        <w:rPr>
-          <w:rFonts w:ascii="Arial Nova" w:hAnsi="Arial Nova"/>
-        </w:rPr>
-        <w:t>super.key</w:t>
-      </w:r>
-      <w:proofErr w:type="spellEnd"/>
-      <w:r>
-        <w:rPr>
-          <w:rFonts w:ascii="Arial Nova" w:hAnsi="Arial Nova"/>
-        </w:rPr>
-        <w:t>});</w:t>
+        <w:t>class MyApp extends StatelessWidget {</w:t>
+      </w:r>
+    </w:p>
+    <w:p>
+      <w:pPr>
+        <w:rPr>
+          <w:rFonts w:ascii="Arial Nova" w:hAnsi="Arial Nova"/>
+        </w:rPr>
+      </w:pPr>
+      <w:r>
+        <w:rPr>
+          <w:rFonts w:ascii="Arial Nova" w:hAnsi="Arial Nova"/>
+        </w:rPr>
+        <w:t xml:space="preserve">  const MyApp({super.key});</w:t>
       </w:r>
     </w:p>
     <w:p>
@@ -2367,77 +1797,33 @@
         <w:rPr>
           <w:rFonts w:ascii="Arial Nova" w:hAnsi="Arial Nova"/>
         </w:rPr>
-        <w:t xml:space="preserve">  Widget </w:t>
-      </w:r>
-      <w:proofErr w:type="gramStart"/>
-      <w:r>
-        <w:rPr>
-          <w:rFonts w:ascii="Arial Nova" w:hAnsi="Arial Nova"/>
-        </w:rPr>
-        <w:t>build(</w:t>
-      </w:r>
-      <w:proofErr w:type="gramEnd"/>
-      <w:r>
-        <w:rPr>
-          <w:rFonts w:ascii="Arial Nova" w:hAnsi="Arial Nova"/>
-        </w:rPr>
-        <w:t>BuildContext context) {</w:t>
-      </w:r>
-    </w:p>
-    <w:p>
-      <w:pPr>
-        <w:rPr>
-          <w:rFonts w:ascii="Arial Nova" w:hAnsi="Arial Nova"/>
-        </w:rPr>
-      </w:pPr>
-      <w:r>
-        <w:rPr>
-          <w:rFonts w:ascii="Arial Nova" w:hAnsi="Arial Nova"/>
-        </w:rPr>
-        <w:t xml:space="preserve">    return </w:t>
-      </w:r>
-      <w:proofErr w:type="gramStart"/>
-      <w:r>
-        <w:rPr>
-          <w:rFonts w:ascii="Arial Nova" w:hAnsi="Arial Nova"/>
-        </w:rPr>
-        <w:t>MaterialApp(</w:t>
-      </w:r>
-      <w:proofErr w:type="gramEnd"/>
-    </w:p>
-    <w:p>
-      <w:pPr>
-        <w:rPr>
-          <w:rFonts w:ascii="Arial Nova" w:hAnsi="Arial Nova"/>
-        </w:rPr>
-      </w:pPr>
-      <w:r>
-        <w:rPr>
-          <w:rFonts w:ascii="Arial Nova" w:hAnsi="Arial Nova"/>
-        </w:rPr>
-        <w:t xml:space="preserve">      home: </w:t>
-      </w:r>
-      <w:proofErr w:type="spellStart"/>
-      <w:proofErr w:type="gramStart"/>
-      <w:r>
-        <w:rPr>
-          <w:rFonts w:ascii="Arial Nova" w:hAnsi="Arial Nova"/>
-        </w:rPr>
-        <w:t>HomePage</w:t>
-      </w:r>
-      <w:proofErr w:type="spellEnd"/>
-      <w:r>
-        <w:rPr>
-          <w:rFonts w:ascii="Arial Nova" w:hAnsi="Arial Nova"/>
-        </w:rPr>
-        <w:t>(</w:t>
-      </w:r>
-      <w:proofErr w:type="gramEnd"/>
-      <w:r>
-        <w:rPr>
-          <w:rFonts w:ascii="Arial Nova" w:hAnsi="Arial Nova"/>
-        </w:rPr>
-        <w:t>),</w:t>
+        <w:t xml:space="preserve">  Widget build(BuildContext context) {</w:t>
+      </w:r>
+    </w:p>
+    <w:p>
+      <w:pPr>
+        <w:rPr>
+          <w:rFonts w:ascii="Arial Nova" w:hAnsi="Arial Nova"/>
+        </w:rPr>
+      </w:pPr>
+      <w:r>
+        <w:rPr>
+          <w:rFonts w:ascii="Arial Nova" w:hAnsi="Arial Nova"/>
+        </w:rPr>
+        <w:t xml:space="preserve">    return MaterialApp(</w:t>
+      </w:r>
+    </w:p>
+    <w:p>
+      <w:pPr>
+        <w:rPr>
+          <w:rFonts w:ascii="Arial Nova" w:hAnsi="Arial Nova"/>
+        </w:rPr>
+      </w:pPr>
+      <w:r>
+        <w:rPr>
+          <w:rFonts w:ascii="Arial Nova" w:hAnsi="Arial Nova"/>
+        </w:rPr>
+        <w:t xml:space="preserve">      home: HomePage(),</w:t>
       </w:r>
     </w:p>
     <w:p>
@@ -2497,62 +1883,20 @@
         <w:rPr>
           <w:rFonts w:ascii="Arial Nova" w:hAnsi="Arial Nova"/>
         </w:rPr>
-        <w:t xml:space="preserve">class </w:t>
-      </w:r>
-      <w:proofErr w:type="spellStart"/>
-      <w:r>
-        <w:rPr>
-          <w:rFonts w:ascii="Arial Nova" w:hAnsi="Arial Nova"/>
-        </w:rPr>
-        <w:t>HomePage</w:t>
-      </w:r>
-      <w:proofErr w:type="spellEnd"/>
-      <w:r>
-        <w:rPr>
-          <w:rFonts w:ascii="Arial Nova" w:hAnsi="Arial Nova"/>
-        </w:rPr>
-        <w:t xml:space="preserve"> extends StatelessWidget {</w:t>
-      </w:r>
-    </w:p>
-    <w:p>
-      <w:pPr>
-        <w:rPr>
-          <w:rFonts w:ascii="Arial Nova" w:hAnsi="Arial Nova"/>
-        </w:rPr>
-      </w:pPr>
-      <w:r>
-        <w:rPr>
-          <w:rFonts w:ascii="Arial Nova" w:hAnsi="Arial Nova"/>
-        </w:rPr>
-        <w:t xml:space="preserve">  const </w:t>
-      </w:r>
-      <w:proofErr w:type="spellStart"/>
-      <w:r>
-        <w:rPr>
-          <w:rFonts w:ascii="Arial Nova" w:hAnsi="Arial Nova"/>
-        </w:rPr>
-        <w:t>HomePage</w:t>
-      </w:r>
-      <w:proofErr w:type="spellEnd"/>
-      <w:r>
-        <w:rPr>
-          <w:rFonts w:ascii="Arial Nova" w:hAnsi="Arial Nova"/>
-        </w:rPr>
-        <w:t>({</w:t>
-      </w:r>
-      <w:proofErr w:type="spellStart"/>
-      <w:r>
-        <w:rPr>
-          <w:rFonts w:ascii="Arial Nova" w:hAnsi="Arial Nova"/>
-        </w:rPr>
-        <w:t>super.key</w:t>
-      </w:r>
-      <w:proofErr w:type="spellEnd"/>
-      <w:r>
-        <w:rPr>
-          <w:rFonts w:ascii="Arial Nova" w:hAnsi="Arial Nova"/>
-        </w:rPr>
-        <w:t>});</w:t>
+        <w:t>class HomePage extends StatelessWidget {</w:t>
+      </w:r>
+    </w:p>
+    <w:p>
+      <w:pPr>
+        <w:rPr>
+          <w:rFonts w:ascii="Arial Nova" w:hAnsi="Arial Nova"/>
+        </w:rPr>
+      </w:pPr>
+      <w:r>
+        <w:rPr>
+          <w:rFonts w:ascii="Arial Nova" w:hAnsi="Arial Nova"/>
+        </w:rPr>
+        <w:t xml:space="preserve">  const HomePage({super.key});</w:t>
       </w:r>
     </w:p>
     <w:p>
@@ -2585,272 +1929,98 @@
         <w:rPr>
           <w:rFonts w:ascii="Arial Nova" w:hAnsi="Arial Nova"/>
         </w:rPr>
-        <w:t xml:space="preserve">  Widget </w:t>
-      </w:r>
-      <w:proofErr w:type="gramStart"/>
-      <w:r>
-        <w:rPr>
-          <w:rFonts w:ascii="Arial Nova" w:hAnsi="Arial Nova"/>
-        </w:rPr>
-        <w:t>build(</w:t>
-      </w:r>
-      <w:proofErr w:type="gramEnd"/>
-      <w:r>
-        <w:rPr>
-          <w:rFonts w:ascii="Arial Nova" w:hAnsi="Arial Nova"/>
-        </w:rPr>
-        <w:t>BuildContext context) {</w:t>
-      </w:r>
-    </w:p>
-    <w:p>
-      <w:pPr>
-        <w:rPr>
-          <w:rFonts w:ascii="Arial Nova" w:hAnsi="Arial Nova"/>
-        </w:rPr>
-      </w:pPr>
-      <w:r>
-        <w:rPr>
-          <w:rFonts w:ascii="Arial Nova" w:hAnsi="Arial Nova"/>
-        </w:rPr>
-        <w:t xml:space="preserve">    return </w:t>
-      </w:r>
-      <w:proofErr w:type="gramStart"/>
-      <w:r>
-        <w:rPr>
-          <w:rFonts w:ascii="Arial Nova" w:hAnsi="Arial Nova"/>
-        </w:rPr>
-        <w:t>Scaffold(</w:t>
-      </w:r>
-      <w:proofErr w:type="gramEnd"/>
-    </w:p>
-    <w:p>
-      <w:pPr>
-        <w:rPr>
-          <w:rFonts w:ascii="Arial Nova" w:hAnsi="Arial Nova"/>
-        </w:rPr>
-      </w:pPr>
-      <w:r>
-        <w:rPr>
-          <w:rFonts w:ascii="Arial Nova" w:hAnsi="Arial Nova"/>
-        </w:rPr>
-        <w:t xml:space="preserve">      </w:t>
-      </w:r>
-      <w:proofErr w:type="spellStart"/>
-      <w:r>
-        <w:rPr>
-          <w:rFonts w:ascii="Arial Nova" w:hAnsi="Arial Nova"/>
-        </w:rPr>
-        <w:t>appBar</w:t>
-      </w:r>
-      <w:proofErr w:type="spellEnd"/>
-      <w:r>
-        <w:rPr>
-          <w:rFonts w:ascii="Arial Nova" w:hAnsi="Arial Nova"/>
-        </w:rPr>
-        <w:t xml:space="preserve">: </w:t>
-      </w:r>
-      <w:proofErr w:type="gramStart"/>
-      <w:r>
-        <w:rPr>
-          <w:rFonts w:ascii="Arial Nova" w:hAnsi="Arial Nova"/>
-        </w:rPr>
-        <w:t>AppBar(</w:t>
-      </w:r>
-      <w:proofErr w:type="gramEnd"/>
-      <w:r>
-        <w:rPr>
-          <w:rFonts w:ascii="Arial Nova" w:hAnsi="Arial Nova"/>
-        </w:rPr>
-        <w:t xml:space="preserve">title: </w:t>
-      </w:r>
-      <w:proofErr w:type="gramStart"/>
-      <w:r>
-        <w:rPr>
-          <w:rFonts w:ascii="Arial Nova" w:hAnsi="Arial Nova"/>
-        </w:rPr>
-        <w:t>Text(</w:t>
-      </w:r>
-      <w:proofErr w:type="gramEnd"/>
-      <w:r>
-        <w:rPr>
-          <w:rFonts w:ascii="Arial Nova" w:hAnsi="Arial Nova"/>
-        </w:rPr>
-        <w:t>"BuildContext Example")),</w:t>
-      </w:r>
-    </w:p>
-    <w:p>
-      <w:pPr>
-        <w:rPr>
-          <w:rFonts w:ascii="Arial Nova" w:hAnsi="Arial Nova"/>
-        </w:rPr>
-      </w:pPr>
-      <w:r>
-        <w:rPr>
-          <w:rFonts w:ascii="Arial Nova" w:hAnsi="Arial Nova"/>
-        </w:rPr>
-        <w:t xml:space="preserve">      body: </w:t>
-      </w:r>
-      <w:proofErr w:type="gramStart"/>
-      <w:r>
-        <w:rPr>
-          <w:rFonts w:ascii="Arial Nova" w:hAnsi="Arial Nova"/>
-        </w:rPr>
-        <w:t>Center(</w:t>
-      </w:r>
-      <w:proofErr w:type="gramEnd"/>
-    </w:p>
-    <w:p>
-      <w:pPr>
-        <w:rPr>
-          <w:rFonts w:ascii="Arial Nova" w:hAnsi="Arial Nova"/>
-        </w:rPr>
-      </w:pPr>
-      <w:r>
-        <w:rPr>
-          <w:rFonts w:ascii="Arial Nova" w:hAnsi="Arial Nova"/>
-        </w:rPr>
-        <w:t xml:space="preserve">        child: </w:t>
-      </w:r>
-      <w:proofErr w:type="spellStart"/>
-      <w:proofErr w:type="gramStart"/>
-      <w:r>
-        <w:rPr>
-          <w:rFonts w:ascii="Arial Nova" w:hAnsi="Arial Nova"/>
-        </w:rPr>
-        <w:t>ElevatedButton</w:t>
-      </w:r>
-      <w:proofErr w:type="spellEnd"/>
-      <w:r>
-        <w:rPr>
-          <w:rFonts w:ascii="Arial Nova" w:hAnsi="Arial Nova"/>
-        </w:rPr>
-        <w:t>(</w:t>
-      </w:r>
-      <w:proofErr w:type="gramEnd"/>
-    </w:p>
-    <w:p>
-      <w:pPr>
-        <w:rPr>
-          <w:rFonts w:ascii="Arial Nova" w:hAnsi="Arial Nova"/>
-        </w:rPr>
-      </w:pPr>
-      <w:r>
-        <w:rPr>
-          <w:rFonts w:ascii="Arial Nova" w:hAnsi="Arial Nova"/>
-        </w:rPr>
-        <w:t xml:space="preserve">          </w:t>
-      </w:r>
-      <w:proofErr w:type="spellStart"/>
-      <w:r>
-        <w:rPr>
-          <w:rFonts w:ascii="Arial Nova" w:hAnsi="Arial Nova"/>
-        </w:rPr>
-        <w:t>onPressed</w:t>
-      </w:r>
-      <w:proofErr w:type="spellEnd"/>
-      <w:r>
-        <w:rPr>
-          <w:rFonts w:ascii="Arial Nova" w:hAnsi="Arial Nova"/>
-        </w:rPr>
-        <w:t>: () {</w:t>
-      </w:r>
-    </w:p>
-    <w:p>
-      <w:pPr>
-        <w:rPr>
-          <w:rFonts w:ascii="Arial Nova" w:hAnsi="Arial Nova"/>
-        </w:rPr>
-      </w:pPr>
-      <w:r>
-        <w:rPr>
-          <w:rFonts w:ascii="Arial Nova" w:hAnsi="Arial Nova"/>
-        </w:rPr>
-        <w:t xml:space="preserve">            </w:t>
-      </w:r>
-      <w:proofErr w:type="spellStart"/>
-      <w:r>
-        <w:rPr>
-          <w:rFonts w:ascii="Arial Nova" w:hAnsi="Arial Nova"/>
-        </w:rPr>
-        <w:t>ScaffoldMessenger.of</w:t>
-      </w:r>
-      <w:proofErr w:type="spellEnd"/>
-      <w:r>
-        <w:rPr>
-          <w:rFonts w:ascii="Arial Nova" w:hAnsi="Arial Nova"/>
-        </w:rPr>
-        <w:t>(context</w:t>
-      </w:r>
-      <w:proofErr w:type="gramStart"/>
-      <w:r>
-        <w:rPr>
-          <w:rFonts w:ascii="Arial Nova" w:hAnsi="Arial Nova"/>
-        </w:rPr>
-        <w:t>).</w:t>
-      </w:r>
-      <w:proofErr w:type="spellStart"/>
-      <w:r>
-        <w:rPr>
-          <w:rFonts w:ascii="Arial Nova" w:hAnsi="Arial Nova"/>
-        </w:rPr>
-        <w:t>showSnackBar</w:t>
-      </w:r>
-      <w:proofErr w:type="spellEnd"/>
-      <w:proofErr w:type="gramEnd"/>
-      <w:r>
-        <w:rPr>
-          <w:rFonts w:ascii="Arial Nova" w:hAnsi="Arial Nova"/>
-        </w:rPr>
-        <w:t>(</w:t>
-      </w:r>
-    </w:p>
-    <w:p>
-      <w:pPr>
-        <w:rPr>
-          <w:rFonts w:ascii="Arial Nova" w:hAnsi="Arial Nova"/>
-        </w:rPr>
-      </w:pPr>
-      <w:r>
-        <w:rPr>
-          <w:rFonts w:ascii="Arial Nova" w:hAnsi="Arial Nova"/>
-        </w:rPr>
-        <w:t xml:space="preserve">              </w:t>
-      </w:r>
-      <w:proofErr w:type="spellStart"/>
-      <w:proofErr w:type="gramStart"/>
-      <w:r>
-        <w:rPr>
-          <w:rFonts w:ascii="Arial Nova" w:hAnsi="Arial Nova"/>
-        </w:rPr>
-        <w:t>SnackBar</w:t>
-      </w:r>
-      <w:proofErr w:type="spellEnd"/>
-      <w:r>
-        <w:rPr>
-          <w:rFonts w:ascii="Arial Nova" w:hAnsi="Arial Nova"/>
-        </w:rPr>
-        <w:t>(</w:t>
-      </w:r>
-      <w:proofErr w:type="gramEnd"/>
-      <w:r>
-        <w:rPr>
-          <w:rFonts w:ascii="Arial Nova" w:hAnsi="Arial Nova"/>
-        </w:rPr>
-        <w:t xml:space="preserve">content: </w:t>
-      </w:r>
-      <w:proofErr w:type="gramStart"/>
-      <w:r>
-        <w:rPr>
-          <w:rFonts w:ascii="Arial Nova" w:hAnsi="Arial Nova"/>
-        </w:rPr>
-        <w:t>Text(</w:t>
-      </w:r>
-      <w:proofErr w:type="gramEnd"/>
-      <w:r>
-        <w:rPr>
-          <w:rFonts w:ascii="Arial Nova" w:hAnsi="Arial Nova"/>
-        </w:rPr>
-        <w:t>"Hello from BuildContext")),</w:t>
+        <w:t xml:space="preserve">  Widget build(BuildContext context) {</w:t>
+      </w:r>
+    </w:p>
+    <w:p>
+      <w:pPr>
+        <w:rPr>
+          <w:rFonts w:ascii="Arial Nova" w:hAnsi="Arial Nova"/>
+        </w:rPr>
+      </w:pPr>
+      <w:r>
+        <w:rPr>
+          <w:rFonts w:ascii="Arial Nova" w:hAnsi="Arial Nova"/>
+        </w:rPr>
+        <w:t xml:space="preserve">    return Scaffold(</w:t>
+      </w:r>
+    </w:p>
+    <w:p>
+      <w:pPr>
+        <w:rPr>
+          <w:rFonts w:ascii="Arial Nova" w:hAnsi="Arial Nova"/>
+        </w:rPr>
+      </w:pPr>
+      <w:r>
+        <w:rPr>
+          <w:rFonts w:ascii="Arial Nova" w:hAnsi="Arial Nova"/>
+        </w:rPr>
+        <w:t xml:space="preserve">      appBar: AppBar(title: Text("BuildContext Example")),</w:t>
+      </w:r>
+    </w:p>
+    <w:p>
+      <w:pPr>
+        <w:rPr>
+          <w:rFonts w:ascii="Arial Nova" w:hAnsi="Arial Nova"/>
+        </w:rPr>
+      </w:pPr>
+      <w:r>
+        <w:rPr>
+          <w:rFonts w:ascii="Arial Nova" w:hAnsi="Arial Nova"/>
+        </w:rPr>
+        <w:t xml:space="preserve">      body: Center(</w:t>
+      </w:r>
+    </w:p>
+    <w:p>
+      <w:pPr>
+        <w:rPr>
+          <w:rFonts w:ascii="Arial Nova" w:hAnsi="Arial Nova"/>
+        </w:rPr>
+      </w:pPr>
+      <w:r>
+        <w:rPr>
+          <w:rFonts w:ascii="Arial Nova" w:hAnsi="Arial Nova"/>
+        </w:rPr>
+        <w:t xml:space="preserve">        child: ElevatedButton(</w:t>
+      </w:r>
+    </w:p>
+    <w:p>
+      <w:pPr>
+        <w:rPr>
+          <w:rFonts w:ascii="Arial Nova" w:hAnsi="Arial Nova"/>
+        </w:rPr>
+      </w:pPr>
+      <w:r>
+        <w:rPr>
+          <w:rFonts w:ascii="Arial Nova" w:hAnsi="Arial Nova"/>
+        </w:rPr>
+        <w:t xml:space="preserve">          onPressed: () {</w:t>
+      </w:r>
+    </w:p>
+    <w:p>
+      <w:pPr>
+        <w:rPr>
+          <w:rFonts w:ascii="Arial Nova" w:hAnsi="Arial Nova"/>
+        </w:rPr>
+      </w:pPr>
+      <w:r>
+        <w:rPr>
+          <w:rFonts w:ascii="Arial Nova" w:hAnsi="Arial Nova"/>
+        </w:rPr>
+        <w:t xml:space="preserve">            ScaffoldMessenger.of(context).showSnackBar(</w:t>
+      </w:r>
+    </w:p>
+    <w:p>
+      <w:pPr>
+        <w:rPr>
+          <w:rFonts w:ascii="Arial Nova" w:hAnsi="Arial Nova"/>
+        </w:rPr>
+      </w:pPr>
+      <w:r>
+        <w:rPr>
+          <w:rFonts w:ascii="Arial Nova" w:hAnsi="Arial Nova"/>
+        </w:rPr>
+        <w:t xml:space="preserve">              SnackBar(content: Text("Hello from BuildContext")),</w:t>
       </w:r>
     </w:p>
     <w:p>
@@ -2889,35 +2059,7 @@
         <w:rPr>
           <w:rFonts w:ascii="Arial Nova" w:hAnsi="Arial Nova"/>
         </w:rPr>
-        <w:t xml:space="preserve">          child: </w:t>
-      </w:r>
-      <w:proofErr w:type="gramStart"/>
-      <w:r>
-        <w:rPr>
-          <w:rFonts w:ascii="Arial Nova" w:hAnsi="Arial Nova"/>
-        </w:rPr>
-        <w:t>Text(</w:t>
-      </w:r>
-      <w:proofErr w:type="gramEnd"/>
-      <w:r>
-        <w:rPr>
-          <w:rFonts w:ascii="Arial Nova" w:hAnsi="Arial Nova"/>
-        </w:rPr>
-        <w:t xml:space="preserve">"Show </w:t>
-      </w:r>
-      <w:proofErr w:type="spellStart"/>
-      <w:r>
-        <w:rPr>
-          <w:rFonts w:ascii="Arial Nova" w:hAnsi="Arial Nova"/>
-        </w:rPr>
-        <w:t>SnackBar</w:t>
-      </w:r>
-      <w:proofErr w:type="spellEnd"/>
-      <w:r>
-        <w:rPr>
-          <w:rFonts w:ascii="Arial Nova" w:hAnsi="Arial Nova"/>
-        </w:rPr>
-        <w:t>"),</w:t>
+        <w:t xml:space="preserve">          child: Text("Show SnackBar"),</w:t>
       </w:r>
     </w:p>
     <w:p>
@@ -3062,21 +2204,7 @@
         <w:rPr>
           <w:rFonts w:ascii="Arial Nova" w:hAnsi="Arial Nova"/>
         </w:rPr>
-        <w:t xml:space="preserve">Passes BuildContext (the Element) to </w:t>
-      </w:r>
-      <w:proofErr w:type="gramStart"/>
-      <w:r>
-        <w:rPr>
-          <w:rFonts w:ascii="Arial Nova" w:hAnsi="Arial Nova"/>
-        </w:rPr>
-        <w:t>build(</w:t>
-      </w:r>
-      <w:proofErr w:type="gramEnd"/>
-      <w:r>
-        <w:rPr>
-          <w:rFonts w:ascii="Arial Nova" w:hAnsi="Arial Nova"/>
-        </w:rPr>
-        <w:t xml:space="preserve">) </w:t>
+        <w:t xml:space="preserve">Passes BuildContext (the Element) to build() </w:t>
       </w:r>
     </w:p>
     <w:p>
@@ -3168,22 +2296,7 @@
           <w:rFonts w:ascii="Arial Nova" w:hAnsi="Arial Nova"/>
         </w:rPr>
         <w:br/>
-        <w:t xml:space="preserve"> </w:t>
-      </w:r>
-      <w:proofErr w:type="spellStart"/>
-      <w:proofErr w:type="gramStart"/>
-      <w:r>
-        <w:rPr>
-          <w:rFonts w:ascii="Arial Nova" w:hAnsi="Arial Nova"/>
-        </w:rPr>
-        <w:t>StatelessElement</w:t>
-      </w:r>
-      <w:proofErr w:type="spellEnd"/>
-      <w:r>
-        <w:rPr>
-          <w:rFonts w:ascii="Arial Nova" w:hAnsi="Arial Nova"/>
-        </w:rPr>
-        <w:t xml:space="preserve">  </w:t>
+        <w:t xml:space="preserve"> StatelessElement  </w:t>
       </w:r>
       <w:r>
         <w:rPr>
@@ -3191,7 +2304,6 @@
         </w:rPr>
         <w:t>←</w:t>
       </w:r>
-      <w:proofErr w:type="gramEnd"/>
       <w:r>
         <w:rPr>
           <w:rFonts w:ascii="Arial Nova" w:hAnsi="Arial Nova"/>
@@ -3278,20 +2390,7 @@
           <w:rFonts w:ascii="Arial Nova" w:hAnsi="Arial Nova"/>
         </w:rPr>
         <w:br/>
-      </w:r>
-      <w:proofErr w:type="spellStart"/>
-      <w:r>
-        <w:rPr>
-          <w:rFonts w:ascii="Arial Nova" w:hAnsi="Arial Nova"/>
-        </w:rPr>
-        <w:t>ScaffoldMessenger.of</w:t>
-      </w:r>
-      <w:proofErr w:type="spellEnd"/>
-      <w:r>
-        <w:rPr>
-          <w:rFonts w:ascii="Arial Nova" w:hAnsi="Arial Nova"/>
-        </w:rPr>
-        <w:t>(context)</w:t>
+        <w:t>ScaffoldMessenger.of(context)</w:t>
       </w:r>
       <w:r>
         <w:rPr>
@@ -3435,162 +2534,40 @@
         <w:rPr>
           <w:rFonts w:ascii="Arial Nova" w:hAnsi="Arial Nova"/>
         </w:rPr>
-        <w:t>import '</w:t>
-      </w:r>
-      <w:proofErr w:type="spellStart"/>
-      <w:proofErr w:type="gramStart"/>
-      <w:r>
-        <w:rPr>
-          <w:rFonts w:ascii="Arial Nova" w:hAnsi="Arial Nova"/>
-        </w:rPr>
-        <w:t>package:flutter</w:t>
-      </w:r>
-      <w:proofErr w:type="spellEnd"/>
-      <w:r>
-        <w:rPr>
-          <w:rFonts w:ascii="Arial Nova" w:hAnsi="Arial Nova"/>
-        </w:rPr>
-        <w:t>/</w:t>
-      </w:r>
-      <w:proofErr w:type="spellStart"/>
-      <w:r>
-        <w:rPr>
-          <w:rFonts w:ascii="Arial Nova" w:hAnsi="Arial Nova"/>
-        </w:rPr>
-        <w:t>material.dart</w:t>
-      </w:r>
-      <w:proofErr w:type="spellEnd"/>
-      <w:proofErr w:type="gramEnd"/>
-      <w:r>
-        <w:rPr>
-          <w:rFonts w:ascii="Arial Nova" w:hAnsi="Arial Nova"/>
-        </w:rPr>
-        <w:t>';</w:t>
-      </w:r>
-      <w:r>
-        <w:rPr>
-          <w:rFonts w:ascii="Arial Nova" w:hAnsi="Arial Nova"/>
-        </w:rPr>
-        <w:br/>
-      </w:r>
-      <w:r>
-        <w:rPr>
-          <w:rFonts w:ascii="Arial Nova" w:hAnsi="Arial Nova"/>
-        </w:rPr>
-        <w:br/>
-        <w:t xml:space="preserve">void </w:t>
-      </w:r>
-      <w:proofErr w:type="gramStart"/>
-      <w:r>
-        <w:rPr>
-          <w:rFonts w:ascii="Arial Nova" w:hAnsi="Arial Nova"/>
-        </w:rPr>
-        <w:t>main(</w:t>
-      </w:r>
-      <w:proofErr w:type="gramEnd"/>
-      <w:r>
-        <w:rPr>
-          <w:rFonts w:ascii="Arial Nova" w:hAnsi="Arial Nova"/>
-        </w:rPr>
-        <w:t xml:space="preserve">) =&gt; </w:t>
-      </w:r>
-      <w:proofErr w:type="gramStart"/>
-      <w:r>
-        <w:rPr>
-          <w:rFonts w:ascii="Arial Nova" w:hAnsi="Arial Nova"/>
-        </w:rPr>
-        <w:t>runApp(</w:t>
-      </w:r>
-      <w:proofErr w:type="gramEnd"/>
-      <w:r>
-        <w:rPr>
-          <w:rFonts w:ascii="Arial Nova" w:hAnsi="Arial Nova"/>
-        </w:rPr>
-        <w:t xml:space="preserve">const </w:t>
-      </w:r>
-      <w:proofErr w:type="spellStart"/>
-      <w:proofErr w:type="gramStart"/>
-      <w:r>
-        <w:rPr>
-          <w:rFonts w:ascii="Arial Nova" w:hAnsi="Arial Nova"/>
-        </w:rPr>
-        <w:t>MyApp</w:t>
-      </w:r>
-      <w:proofErr w:type="spellEnd"/>
-      <w:r>
-        <w:rPr>
-          <w:rFonts w:ascii="Arial Nova" w:hAnsi="Arial Nova"/>
-        </w:rPr>
-        <w:t>(</w:t>
-      </w:r>
-      <w:proofErr w:type="gramEnd"/>
-      <w:r>
-        <w:rPr>
-          <w:rFonts w:ascii="Arial Nova" w:hAnsi="Arial Nova"/>
-        </w:rPr>
-        <w:t>));</w:t>
-      </w:r>
-      <w:r>
-        <w:rPr>
-          <w:rFonts w:ascii="Arial Nova" w:hAnsi="Arial Nova"/>
-        </w:rPr>
-        <w:br/>
-      </w:r>
-      <w:r>
-        <w:rPr>
-          <w:rFonts w:ascii="Arial Nova" w:hAnsi="Arial Nova"/>
-        </w:rPr>
-        <w:br/>
-        <w:t xml:space="preserve">class </w:t>
-      </w:r>
-      <w:proofErr w:type="spellStart"/>
-      <w:r>
-        <w:rPr>
-          <w:rFonts w:ascii="Arial Nova" w:hAnsi="Arial Nova"/>
-        </w:rPr>
-        <w:t>MyApp</w:t>
-      </w:r>
-      <w:proofErr w:type="spellEnd"/>
-      <w:r>
-        <w:rPr>
-          <w:rFonts w:ascii="Arial Nova" w:hAnsi="Arial Nova"/>
-        </w:rPr>
-        <w:t xml:space="preserve"> extends StatelessWidget {</w:t>
-      </w:r>
-      <w:r>
-        <w:rPr>
-          <w:rFonts w:ascii="Arial Nova" w:hAnsi="Arial Nova"/>
-        </w:rPr>
-        <w:br/>
-        <w:t xml:space="preserve">  const </w:t>
-      </w:r>
-      <w:proofErr w:type="spellStart"/>
-      <w:r>
-        <w:rPr>
-          <w:rFonts w:ascii="Arial Nova" w:hAnsi="Arial Nova"/>
-        </w:rPr>
-        <w:t>MyApp</w:t>
-      </w:r>
-      <w:proofErr w:type="spellEnd"/>
-      <w:r>
-        <w:rPr>
-          <w:rFonts w:ascii="Arial Nova" w:hAnsi="Arial Nova"/>
-        </w:rPr>
-        <w:t>({</w:t>
-      </w:r>
-      <w:proofErr w:type="spellStart"/>
-      <w:r>
-        <w:rPr>
-          <w:rFonts w:ascii="Arial Nova" w:hAnsi="Arial Nova"/>
-        </w:rPr>
-        <w:t>super.key</w:t>
-      </w:r>
-      <w:proofErr w:type="spellEnd"/>
-      <w:r>
-        <w:rPr>
-          <w:rFonts w:ascii="Arial Nova" w:hAnsi="Arial Nova"/>
-        </w:rPr>
-        <w:t>});</w:t>
+        <w:t>import 'package:flutter/material.dart';</w:t>
+      </w:r>
+      <w:r>
+        <w:rPr>
+          <w:rFonts w:ascii="Arial Nova" w:hAnsi="Arial Nova"/>
+        </w:rPr>
+        <w:br/>
+      </w:r>
+      <w:r>
+        <w:rPr>
+          <w:rFonts w:ascii="Arial Nova" w:hAnsi="Arial Nova"/>
+        </w:rPr>
+        <w:br/>
+        <w:t>void main() =&gt; runApp(const MyApp());</w:t>
+      </w:r>
+      <w:r>
+        <w:rPr>
+          <w:rFonts w:ascii="Arial Nova" w:hAnsi="Arial Nova"/>
+        </w:rPr>
+        <w:br/>
+      </w:r>
+      <w:r>
+        <w:rPr>
+          <w:rFonts w:ascii="Arial Nova" w:hAnsi="Arial Nova"/>
+        </w:rPr>
+        <w:br/>
+        <w:t>class MyApp extends StatelessWidget {</w:t>
+      </w:r>
+      <w:r>
+        <w:rPr>
+          <w:rFonts w:ascii="Arial Nova" w:hAnsi="Arial Nova"/>
+        </w:rPr>
+        <w:br/>
+        <w:t xml:space="preserve">  const MyApp({super.key});</w:t>
       </w:r>
       <w:r>
         <w:rPr>
@@ -3610,37 +2587,15 @@
           <w:rFonts w:ascii="Arial Nova" w:hAnsi="Arial Nova"/>
         </w:rPr>
         <w:br/>
-        <w:t xml:space="preserve">  Widget </w:t>
-      </w:r>
-      <w:proofErr w:type="gramStart"/>
-      <w:r>
-        <w:rPr>
-          <w:rFonts w:ascii="Arial Nova" w:hAnsi="Arial Nova"/>
-        </w:rPr>
-        <w:t>build(</w:t>
-      </w:r>
-      <w:proofErr w:type="gramEnd"/>
-      <w:r>
-        <w:rPr>
-          <w:rFonts w:ascii="Arial Nova" w:hAnsi="Arial Nova"/>
-        </w:rPr>
-        <w:t>BuildContext context) {</w:t>
-      </w:r>
-      <w:r>
-        <w:rPr>
-          <w:rFonts w:ascii="Arial Nova" w:hAnsi="Arial Nova"/>
-        </w:rPr>
-        <w:br/>
-        <w:t xml:space="preserve">    return </w:t>
-      </w:r>
-      <w:proofErr w:type="gramStart"/>
-      <w:r>
-        <w:rPr>
-          <w:rFonts w:ascii="Arial Nova" w:hAnsi="Arial Nova"/>
-        </w:rPr>
-        <w:t>MaterialApp(</w:t>
-      </w:r>
-      <w:proofErr w:type="gramEnd"/>
+        <w:t xml:space="preserve">  Widget build(BuildContext context) {</w:t>
+      </w:r>
+      <w:r>
+        <w:rPr>
+          <w:rFonts w:ascii="Arial Nova" w:hAnsi="Arial Nova"/>
+        </w:rPr>
+        <w:br/>
+        <w:t xml:space="preserve">    return MaterialApp(</w:t>
+      </w:r>
       <w:r>
         <w:rPr>
           <w:rFonts w:ascii="Arial Nova" w:hAnsi="Arial Nova"/>
@@ -3676,14 +2631,7 @@
           <w:rFonts w:ascii="Arial Nova" w:hAnsi="Arial Nova"/>
         </w:rPr>
         <w:br/>
-        <w:t xml:space="preserve">        primaryColor: </w:t>
-      </w:r>
-      <w:proofErr w:type="spellStart"/>
-      <w:r>
-        <w:rPr>
-          <w:rFonts w:ascii="Arial Nova" w:hAnsi="Arial Nova"/>
-        </w:rPr>
-        <w:t>Colors.</w:t>
+        <w:t xml:space="preserve">        primaryColor: Colors.</w:t>
       </w:r>
       <w:r>
         <w:rPr>
@@ -3693,7 +2641,6 @@
         </w:rPr>
         <w:t>lightBlueAccent</w:t>
       </w:r>
-      <w:proofErr w:type="spellEnd"/>
       <w:r>
         <w:rPr>
           <w:rFonts w:ascii="Arial Nova" w:hAnsi="Arial Nova"/>
@@ -3705,91 +2652,14 @@
           <w:rFonts w:ascii="Arial Nova" w:hAnsi="Arial Nova"/>
         </w:rPr>
         <w:br/>
-        <w:t xml:space="preserve">        </w:t>
-      </w:r>
-      <w:proofErr w:type="spellStart"/>
-      <w:r>
-        <w:rPr>
-          <w:rFonts w:ascii="Arial Nova" w:hAnsi="Arial Nova"/>
-        </w:rPr>
-        <w:t>textTheme</w:t>
-      </w:r>
-      <w:proofErr w:type="spellEnd"/>
-      <w:r>
-        <w:rPr>
-          <w:rFonts w:ascii="Arial Nova" w:hAnsi="Arial Nova"/>
-        </w:rPr>
-        <w:t xml:space="preserve">: const </w:t>
-      </w:r>
-      <w:proofErr w:type="spellStart"/>
-      <w:r>
-        <w:rPr>
-          <w:rFonts w:ascii="Arial Nova" w:hAnsi="Arial Nova"/>
-        </w:rPr>
-        <w:t>TextTheme</w:t>
-      </w:r>
-      <w:proofErr w:type="spellEnd"/>
-      <w:r>
-        <w:rPr>
-          <w:rFonts w:ascii="Arial Nova" w:hAnsi="Arial Nova"/>
-        </w:rPr>
-        <w:t>(</w:t>
-      </w:r>
-      <w:r>
-        <w:rPr>
-          <w:rFonts w:ascii="Arial Nova" w:hAnsi="Arial Nova"/>
-        </w:rPr>
-        <w:br/>
-        <w:t xml:space="preserve">          </w:t>
-      </w:r>
-      <w:proofErr w:type="spellStart"/>
-      <w:r>
-        <w:rPr>
-          <w:rFonts w:ascii="Arial Nova" w:hAnsi="Arial Nova"/>
-        </w:rPr>
-        <w:t>displayLarge</w:t>
-      </w:r>
-      <w:proofErr w:type="spellEnd"/>
-      <w:r>
-        <w:rPr>
-          <w:rFonts w:ascii="Arial Nova" w:hAnsi="Arial Nova"/>
-        </w:rPr>
-        <w:t>: TextStyle(</w:t>
-      </w:r>
-      <w:proofErr w:type="spellStart"/>
-      <w:r>
-        <w:rPr>
-          <w:rFonts w:ascii="Arial Nova" w:hAnsi="Arial Nova"/>
-        </w:rPr>
-        <w:t>fontSize</w:t>
-      </w:r>
-      <w:proofErr w:type="spellEnd"/>
-      <w:r>
-        <w:rPr>
-          <w:rFonts w:ascii="Arial Nova" w:hAnsi="Arial Nova"/>
-        </w:rPr>
-        <w:t xml:space="preserve">: 32, </w:t>
-      </w:r>
-      <w:proofErr w:type="spellStart"/>
-      <w:r>
-        <w:rPr>
-          <w:rFonts w:ascii="Arial Nova" w:hAnsi="Arial Nova"/>
-        </w:rPr>
-        <w:t>fontWeight</w:t>
-      </w:r>
-      <w:proofErr w:type="spellEnd"/>
-      <w:r>
-        <w:rPr>
-          <w:rFonts w:ascii="Arial Nova" w:hAnsi="Arial Nova"/>
-        </w:rPr>
-        <w:t xml:space="preserve">: </w:t>
-      </w:r>
-      <w:proofErr w:type="spellStart"/>
-      <w:r>
-        <w:rPr>
-          <w:rFonts w:ascii="Arial Nova" w:hAnsi="Arial Nova"/>
-        </w:rPr>
-        <w:t>FontWeight.</w:t>
+        <w:t xml:space="preserve">        textTheme: const TextTheme(</w:t>
+      </w:r>
+      <w:r>
+        <w:rPr>
+          <w:rFonts w:ascii="Arial Nova" w:hAnsi="Arial Nova"/>
+        </w:rPr>
+        <w:br/>
+        <w:t xml:space="preserve">          displayLarge: TextStyle(fontSize: 32, fontWeight: FontWeight.</w:t>
       </w:r>
       <w:r>
         <w:rPr>
@@ -3799,7 +2669,6 @@
         </w:rPr>
         <w:t>bold</w:t>
       </w:r>
-      <w:proofErr w:type="spellEnd"/>
       <w:r>
         <w:rPr>
           <w:rFonts w:ascii="Arial Nova" w:hAnsi="Arial Nova"/>
@@ -3825,21 +2694,7 @@
           <w:rFonts w:ascii="Arial Nova" w:hAnsi="Arial Nova"/>
         </w:rPr>
         <w:br/>
-        <w:t xml:space="preserve">      home: const </w:t>
-      </w:r>
-      <w:proofErr w:type="spellStart"/>
-      <w:r>
-        <w:rPr>
-          <w:rFonts w:ascii="Arial Nova" w:hAnsi="Arial Nova"/>
-        </w:rPr>
-        <w:t>StyledPage</w:t>
-      </w:r>
-      <w:proofErr w:type="spellEnd"/>
-      <w:r>
-        <w:rPr>
-          <w:rFonts w:ascii="Arial Nova" w:hAnsi="Arial Nova"/>
-        </w:rPr>
-        <w:t>(),</w:t>
+        <w:t xml:space="preserve">      home: const StyledPage(),</w:t>
       </w:r>
       <w:r>
         <w:rPr>
@@ -3873,56 +2728,14 @@
           <w:rFonts w:ascii="Arial Nova" w:hAnsi="Arial Nova"/>
         </w:rPr>
         <w:br/>
-        <w:t xml:space="preserve">class </w:t>
-      </w:r>
-      <w:proofErr w:type="spellStart"/>
-      <w:r>
-        <w:rPr>
-          <w:rFonts w:ascii="Arial Nova" w:hAnsi="Arial Nova"/>
-        </w:rPr>
-        <w:t>StyledPage</w:t>
-      </w:r>
-      <w:proofErr w:type="spellEnd"/>
-      <w:r>
-        <w:rPr>
-          <w:rFonts w:ascii="Arial Nova" w:hAnsi="Arial Nova"/>
-        </w:rPr>
-        <w:t xml:space="preserve"> extends StatelessWidget {</w:t>
-      </w:r>
-      <w:r>
-        <w:rPr>
-          <w:rFonts w:ascii="Arial Nova" w:hAnsi="Arial Nova"/>
-        </w:rPr>
-        <w:br/>
-        <w:t xml:space="preserve">  const </w:t>
-      </w:r>
-      <w:proofErr w:type="spellStart"/>
-      <w:r>
-        <w:rPr>
-          <w:rFonts w:ascii="Arial Nova" w:hAnsi="Arial Nova"/>
-        </w:rPr>
-        <w:t>StyledPage</w:t>
-      </w:r>
-      <w:proofErr w:type="spellEnd"/>
-      <w:r>
-        <w:rPr>
-          <w:rFonts w:ascii="Arial Nova" w:hAnsi="Arial Nova"/>
-        </w:rPr>
-        <w:t>({</w:t>
-      </w:r>
-      <w:proofErr w:type="spellStart"/>
-      <w:r>
-        <w:rPr>
-          <w:rFonts w:ascii="Arial Nova" w:hAnsi="Arial Nova"/>
-        </w:rPr>
-        <w:t>super.key</w:t>
-      </w:r>
-      <w:proofErr w:type="spellEnd"/>
-      <w:r>
-        <w:rPr>
-          <w:rFonts w:ascii="Arial Nova" w:hAnsi="Arial Nova"/>
-        </w:rPr>
-        <w:t>});</w:t>
+        <w:t>class StyledPage extends StatelessWidget {</w:t>
+      </w:r>
+      <w:r>
+        <w:rPr>
+          <w:rFonts w:ascii="Arial Nova" w:hAnsi="Arial Nova"/>
+        </w:rPr>
+        <w:br/>
+        <w:t xml:space="preserve">  const StyledPage({super.key});</w:t>
       </w:r>
       <w:r>
         <w:rPr>
@@ -4012,21 +2825,7 @@
           <w:rFonts w:ascii="Arial Nova" w:hAnsi="Arial Nova"/>
         </w:rPr>
         <w:br/>
-        <w:t xml:space="preserve">      </w:t>
-      </w:r>
-      <w:proofErr w:type="spellStart"/>
-      <w:r>
-        <w:rPr>
-          <w:rFonts w:ascii="Arial Nova" w:hAnsi="Arial Nova"/>
-        </w:rPr>
-        <w:t>appBar</w:t>
-      </w:r>
-      <w:proofErr w:type="spellEnd"/>
-      <w:r>
-        <w:rPr>
-          <w:rFonts w:ascii="Arial Nova" w:hAnsi="Arial Nova"/>
-        </w:rPr>
-        <w:t>: AppBar(</w:t>
+        <w:t xml:space="preserve">      appBar: AppBar(</w:t>
       </w:r>
       <w:r>
         <w:rPr>
@@ -4040,21 +2839,7 @@
           <w:rFonts w:ascii="Arial Nova" w:hAnsi="Arial Nova"/>
         </w:rPr>
         <w:br/>
-        <w:t xml:space="preserve">        backgroundColor: </w:t>
-      </w:r>
-      <w:proofErr w:type="spellStart"/>
-      <w:r>
-        <w:rPr>
-          <w:rFonts w:ascii="Arial Nova" w:hAnsi="Arial Nova"/>
-        </w:rPr>
-        <w:t>theme.primaryColor</w:t>
-      </w:r>
-      <w:proofErr w:type="spellEnd"/>
-      <w:r>
-        <w:rPr>
-          <w:rFonts w:ascii="Arial Nova" w:hAnsi="Arial Nova"/>
-        </w:rPr>
-        <w:t xml:space="preserve">, </w:t>
+        <w:t xml:space="preserve">        backgroundColor: theme.primaryColor, </w:t>
       </w:r>
       <w:r>
         <w:rPr>
@@ -4105,21 +2890,7 @@
           <w:rFonts w:ascii="Arial Nova" w:hAnsi="Arial Nova"/>
         </w:rPr>
         <w:br/>
-        <w:t xml:space="preserve">          style: </w:t>
-      </w:r>
-      <w:proofErr w:type="spellStart"/>
-      <w:r>
-        <w:rPr>
-          <w:rFonts w:ascii="Arial Nova" w:hAnsi="Arial Nova"/>
-        </w:rPr>
-        <w:t>theme.textTheme.displayLarge</w:t>
-      </w:r>
-      <w:proofErr w:type="spellEnd"/>
-      <w:r>
-        <w:rPr>
-          <w:rFonts w:ascii="Arial Nova" w:hAnsi="Arial Nova"/>
-        </w:rPr>
-        <w:t xml:space="preserve">, </w:t>
+        <w:t xml:space="preserve">          style: theme.textTheme.displayLarge, </w:t>
       </w:r>
       <w:r>
         <w:rPr>
@@ -4209,35 +2980,7 @@
         <w:rPr>
           <w:rFonts w:ascii="Arial Nova" w:hAnsi="Arial Nova"/>
         </w:rPr>
-        <w:t xml:space="preserve"> If you change </w:t>
-      </w:r>
-      <w:proofErr w:type="spellStart"/>
-      <w:r>
-        <w:rPr>
-          <w:rFonts w:ascii="Arial Nova" w:hAnsi="Arial Nova"/>
-        </w:rPr>
-        <w:t>Colors.deepPurple</w:t>
-      </w:r>
-      <w:proofErr w:type="spellEnd"/>
-      <w:r>
-        <w:rPr>
-          <w:rFonts w:ascii="Arial Nova" w:hAnsi="Arial Nova"/>
-        </w:rPr>
-        <w:t xml:space="preserve"> to </w:t>
-      </w:r>
-      <w:proofErr w:type="spellStart"/>
-      <w:r>
-        <w:rPr>
-          <w:rFonts w:ascii="Arial Nova" w:hAnsi="Arial Nova"/>
-        </w:rPr>
-        <w:t>Colors.orange</w:t>
-      </w:r>
-      <w:proofErr w:type="spellEnd"/>
-      <w:r>
-        <w:rPr>
-          <w:rFonts w:ascii="Arial Nova" w:hAnsi="Arial Nova"/>
-        </w:rPr>
-        <w:t xml:space="preserve"> in your MaterialApp, every widget using Theme.of(context) updates automatically.</w:t>
+        <w:t xml:space="preserve"> If you change Colors.deepPurple to Colors.orange in your MaterialApp, every widget using Theme.of(context) updates automatically.</w:t>
       </w:r>
     </w:p>
     <w:p>
@@ -4261,21 +3004,7 @@
         <w:rPr>
           <w:rFonts w:ascii="Arial Nova" w:hAnsi="Arial Nova"/>
         </w:rPr>
-        <w:t xml:space="preserve"> You can provide a </w:t>
-      </w:r>
-      <w:proofErr w:type="spellStart"/>
-      <w:r>
-        <w:rPr>
-          <w:rFonts w:ascii="Arial Nova" w:hAnsi="Arial Nova"/>
-        </w:rPr>
-        <w:t>darkTheme</w:t>
-      </w:r>
-      <w:proofErr w:type="spellEnd"/>
-      <w:r>
-        <w:rPr>
-          <w:rFonts w:ascii="Arial Nova" w:hAnsi="Arial Nova"/>
-        </w:rPr>
-        <w:t xml:space="preserve"> in your MaterialApp. Flutter uses the context to determine if the system is in dark mode and automatically hands the correct colors to your widgets.</w:t>
+        <w:t xml:space="preserve"> You can provide a darkTheme in your MaterialApp. Flutter uses the context to determine if the system is in dark mode and automatically hands the correct colors to your widgets.</w:t>
       </w:r>
     </w:p>
     <w:p>
@@ -4569,16 +3298,58 @@
       <w:pPr>
         <w:rPr>
           <w:rFonts w:ascii="Arial Nova" w:hAnsi="Arial Nova"/>
-        </w:rPr>
-      </w:pPr>
-      <w:proofErr w:type="spellStart"/>
-      <w:r>
-        <w:rPr>
-          <w:rFonts w:ascii="Arial Nova" w:hAnsi="Arial Nova"/>
+          <w:b/>
+          <w:bCs w:val="0"/>
+        </w:rPr>
+      </w:pPr>
+      <w:r>
+        <w:rPr>
+          <w:rFonts w:ascii="Arial Nova" w:hAnsi="Arial Nova"/>
+          <w:b/>
+          <w:bCs w:val="0"/>
         </w:rPr>
         <w:t>Provider.Of</w:t>
       </w:r>
-      <w:proofErr w:type="spellEnd"/>
+      <w:r>
+        <w:rPr>
+          <w:rFonts w:ascii="Arial Nova" w:hAnsi="Arial Nova"/>
+          <w:b/>
+          <w:bCs w:val="0"/>
+        </w:rPr>
+        <w:t xml:space="preserve"> </w:t>
+      </w:r>
+      <w:r>
+        <w:rPr>
+          <w:rFonts w:ascii="Arial Nova" w:hAnsi="Arial Nova"/>
+          <w:b/>
+          <w:bCs w:val="0"/>
+        </w:rPr>
+        <w:t xml:space="preserve"> </w:t>
+      </w:r>
+      <w:r>
+        <w:rPr>
+          <w:rFonts w:ascii="Arial Nova" w:hAnsi="Arial Nova"/>
+          <w:b/>
+          <w:bCs w:val="0"/>
+        </w:rPr>
+        <w:t xml:space="preserve"> :</w:t>
+      </w:r>
+      <w:r>
+        <w:rPr>
+          <w:rFonts w:ascii="Arial Nova" w:hAnsi="Arial Nova"/>
+          <w:b/>
+          <w:bCs w:val="0"/>
+        </w:rPr>
+        <w:t xml:space="preserve">  </w:t>
+      </w:r>
+      <w:r>
+        <w:rPr>
+          <w:rFonts w:ascii="Arial Nova" w:hAnsi="Arial Nova"/>
+          <w:b/>
+          <w:bCs w:val="0"/>
+        </w:rPr>
+        <w:t>State Management Pattern</w:t>
+      </w:r>
     </w:p>
     <w:p>
       <w:pPr>
@@ -4610,101 +3381,27 @@
         <w:rPr>
           <w:rFonts w:ascii="Arial Nova" w:hAnsi="Arial Nova"/>
         </w:rPr>
-        <w:t>import '</w:t>
-      </w:r>
-      <w:proofErr w:type="spellStart"/>
-      <w:proofErr w:type="gramStart"/>
-      <w:r>
-        <w:rPr>
-          <w:rFonts w:ascii="Arial Nova" w:hAnsi="Arial Nova"/>
-        </w:rPr>
-        <w:t>package:flutter</w:t>
-      </w:r>
-      <w:proofErr w:type="spellEnd"/>
-      <w:r>
-        <w:rPr>
-          <w:rFonts w:ascii="Arial Nova" w:hAnsi="Arial Nova"/>
-        </w:rPr>
-        <w:t>/</w:t>
-      </w:r>
-      <w:proofErr w:type="spellStart"/>
-      <w:r>
-        <w:rPr>
-          <w:rFonts w:ascii="Arial Nova" w:hAnsi="Arial Nova"/>
-        </w:rPr>
-        <w:t>material.dart</w:t>
-      </w:r>
-      <w:proofErr w:type="spellEnd"/>
-      <w:proofErr w:type="gramEnd"/>
-      <w:r>
-        <w:rPr>
-          <w:rFonts w:ascii="Arial Nova" w:hAnsi="Arial Nova"/>
-        </w:rPr>
-        <w:t>';</w:t>
-      </w:r>
-      <w:r>
-        <w:rPr>
-          <w:rFonts w:ascii="Arial Nova" w:hAnsi="Arial Nova"/>
-        </w:rPr>
-        <w:br/>
-        <w:t>import '</w:t>
-      </w:r>
-      <w:proofErr w:type="spellStart"/>
-      <w:proofErr w:type="gramStart"/>
-      <w:r>
-        <w:rPr>
-          <w:rFonts w:ascii="Arial Nova" w:hAnsi="Arial Nova"/>
-        </w:rPr>
-        <w:t>package:provider</w:t>
-      </w:r>
-      <w:proofErr w:type="spellEnd"/>
-      <w:r>
-        <w:rPr>
-          <w:rFonts w:ascii="Arial Nova" w:hAnsi="Arial Nova"/>
-        </w:rPr>
-        <w:t>/</w:t>
-      </w:r>
-      <w:proofErr w:type="spellStart"/>
-      <w:r>
-        <w:rPr>
-          <w:rFonts w:ascii="Arial Nova" w:hAnsi="Arial Nova"/>
-        </w:rPr>
-        <w:t>provider.dart</w:t>
-      </w:r>
-      <w:proofErr w:type="spellEnd"/>
-      <w:proofErr w:type="gramEnd"/>
-      <w:r>
-        <w:rPr>
-          <w:rFonts w:ascii="Arial Nova" w:hAnsi="Arial Nova"/>
-        </w:rPr>
-        <w:t>';</w:t>
-      </w:r>
-      <w:r>
-        <w:rPr>
-          <w:rFonts w:ascii="Arial Nova" w:hAnsi="Arial Nova"/>
-        </w:rPr>
-        <w:br/>
-      </w:r>
-      <w:r>
-        <w:rPr>
-          <w:rFonts w:ascii="Arial Nova" w:hAnsi="Arial Nova"/>
-        </w:rPr>
-        <w:br/>
-        <w:t xml:space="preserve">void </w:t>
-      </w:r>
-      <w:proofErr w:type="gramStart"/>
-      <w:r>
-        <w:rPr>
-          <w:rFonts w:ascii="Arial Nova" w:hAnsi="Arial Nova"/>
-        </w:rPr>
-        <w:t>main(</w:t>
-      </w:r>
-      <w:proofErr w:type="gramEnd"/>
-      <w:r>
-        <w:rPr>
-          <w:rFonts w:ascii="Arial Nova" w:hAnsi="Arial Nova"/>
-        </w:rPr>
-        <w:t>) {</w:t>
+        <w:t>import 'package:flutter/material.dart';</w:t>
+      </w:r>
+      <w:r>
+        <w:rPr>
+          <w:rFonts w:ascii="Arial Nova" w:hAnsi="Arial Nova"/>
+        </w:rPr>
+        <w:br/>
+        <w:t>import 'package:provider/provider.dart';</w:t>
+      </w:r>
+      <w:r>
+        <w:rPr>
+          <w:rFonts w:ascii="Arial Nova" w:hAnsi="Arial Nova"/>
+        </w:rPr>
+        <w:br/>
+      </w:r>
+      <w:r>
+        <w:rPr>
+          <w:rFonts w:ascii="Arial Nova" w:hAnsi="Arial Nova"/>
+        </w:rPr>
+        <w:br/>
+        <w:t>void main() {</w:t>
       </w:r>
       <w:r>
         <w:rPr>
@@ -4726,25 +3423,77 @@
           <w:i/>
           <w:iCs/>
         </w:rPr>
-        <w:t xml:space="preserve">// Wrap the app in </w:t>
-      </w:r>
-      <w:proofErr w:type="spellStart"/>
+        <w:t>// Wrap the app in ChangeNotifierProvider to make the state available everywhere</w:t>
+      </w:r>
       <w:r>
         <w:rPr>
           <w:rFonts w:ascii="Arial Nova" w:hAnsi="Arial Nova"/>
           <w:i/>
           <w:iCs/>
         </w:rPr>
-        <w:t>ChangeNotifierProvider</w:t>
-      </w:r>
-      <w:proofErr w:type="spellEnd"/>
+        <w:br/>
+        <w:t xml:space="preserve">    </w:t>
+      </w:r>
+      <w:r>
+        <w:rPr>
+          <w:rFonts w:ascii="Arial Nova" w:hAnsi="Arial Nova"/>
+        </w:rPr>
+        <w:t>ChangeNotifierProvider(</w:t>
+      </w:r>
+      <w:r>
+        <w:rPr>
+          <w:rFonts w:ascii="Arial Nova" w:hAnsi="Arial Nova"/>
+        </w:rPr>
+        <w:br/>
+        <w:t xml:space="preserve">      create: (context) =&gt; CounterModel(),</w:t>
+      </w:r>
+      <w:r>
+        <w:rPr>
+          <w:rFonts w:ascii="Arial Nova" w:hAnsi="Arial Nova"/>
+        </w:rPr>
+        <w:br/>
+        <w:t xml:space="preserve">      child: const MyApp(),</w:t>
+      </w:r>
+      <w:r>
+        <w:rPr>
+          <w:rFonts w:ascii="Arial Nova" w:hAnsi="Arial Nova"/>
+        </w:rPr>
+        <w:br/>
+        <w:t xml:space="preserve">    ),</w:t>
+      </w:r>
+      <w:r>
+        <w:rPr>
+          <w:rFonts w:ascii="Arial Nova" w:hAnsi="Arial Nova"/>
+        </w:rPr>
+        <w:br/>
+        <w:t xml:space="preserve">  );</w:t>
+      </w:r>
+      <w:r>
+        <w:rPr>
+          <w:rFonts w:ascii="Arial Nova" w:hAnsi="Arial Nova"/>
+        </w:rPr>
+        <w:br/>
+        <w:t>}</w:t>
+      </w:r>
+      <w:r>
+        <w:rPr>
+          <w:rFonts w:ascii="Arial Nova" w:hAnsi="Arial Nova"/>
+        </w:rPr>
+        <w:br/>
+      </w:r>
+      <w:r>
+        <w:rPr>
+          <w:rFonts w:ascii="Arial Nova" w:hAnsi="Arial Nova"/>
+        </w:rPr>
+        <w:br/>
+      </w:r>
       <w:r>
         <w:rPr>
           <w:rFonts w:ascii="Arial Nova" w:hAnsi="Arial Nova"/>
           <w:i/>
           <w:iCs/>
         </w:rPr>
-        <w:t xml:space="preserve"> to make the state available everywhere</w:t>
+        <w:t>// 1. THE MODEL</w:t>
       </w:r>
       <w:r>
         <w:rPr>
@@ -4753,114 +3502,7 @@
           <w:iCs/>
         </w:rPr>
         <w:br/>
-        <w:t xml:space="preserve">    </w:t>
-      </w:r>
-      <w:proofErr w:type="spellStart"/>
-      <w:proofErr w:type="gramStart"/>
-      <w:r>
-        <w:rPr>
-          <w:rFonts w:ascii="Arial Nova" w:hAnsi="Arial Nova"/>
-        </w:rPr>
-        <w:t>ChangeNotifierProvider</w:t>
-      </w:r>
-      <w:proofErr w:type="spellEnd"/>
-      <w:r>
-        <w:rPr>
-          <w:rFonts w:ascii="Arial Nova" w:hAnsi="Arial Nova"/>
-        </w:rPr>
-        <w:t>(</w:t>
-      </w:r>
-      <w:proofErr w:type="gramEnd"/>
-      <w:r>
-        <w:rPr>
-          <w:rFonts w:ascii="Arial Nova" w:hAnsi="Arial Nova"/>
-        </w:rPr>
-        <w:br/>
-        <w:t xml:space="preserve">      create: (context) =&gt; </w:t>
-      </w:r>
-      <w:proofErr w:type="spellStart"/>
-      <w:proofErr w:type="gramStart"/>
-      <w:r>
-        <w:rPr>
-          <w:rFonts w:ascii="Arial Nova" w:hAnsi="Arial Nova"/>
-        </w:rPr>
-        <w:t>CounterModel</w:t>
-      </w:r>
-      <w:proofErr w:type="spellEnd"/>
-      <w:r>
-        <w:rPr>
-          <w:rFonts w:ascii="Arial Nova" w:hAnsi="Arial Nova"/>
-        </w:rPr>
-        <w:t>(</w:t>
-      </w:r>
-      <w:proofErr w:type="gramEnd"/>
-      <w:r>
-        <w:rPr>
-          <w:rFonts w:ascii="Arial Nova" w:hAnsi="Arial Nova"/>
-        </w:rPr>
-        <w:t>),</w:t>
-      </w:r>
-      <w:r>
-        <w:rPr>
-          <w:rFonts w:ascii="Arial Nova" w:hAnsi="Arial Nova"/>
-        </w:rPr>
-        <w:br/>
-        <w:t xml:space="preserve">      child: const </w:t>
-      </w:r>
-      <w:proofErr w:type="spellStart"/>
-      <w:proofErr w:type="gramStart"/>
-      <w:r>
-        <w:rPr>
-          <w:rFonts w:ascii="Arial Nova" w:hAnsi="Arial Nova"/>
-        </w:rPr>
-        <w:t>MyApp</w:t>
-      </w:r>
-      <w:proofErr w:type="spellEnd"/>
-      <w:r>
-        <w:rPr>
-          <w:rFonts w:ascii="Arial Nova" w:hAnsi="Arial Nova"/>
-        </w:rPr>
-        <w:t>(</w:t>
-      </w:r>
-      <w:proofErr w:type="gramEnd"/>
-      <w:r>
-        <w:rPr>
-          <w:rFonts w:ascii="Arial Nova" w:hAnsi="Arial Nova"/>
-        </w:rPr>
-        <w:t>),</w:t>
-      </w:r>
-      <w:r>
-        <w:rPr>
-          <w:rFonts w:ascii="Arial Nova" w:hAnsi="Arial Nova"/>
-        </w:rPr>
-        <w:br/>
-        <w:t xml:space="preserve">    ),</w:t>
-      </w:r>
-      <w:r>
-        <w:rPr>
-          <w:rFonts w:ascii="Arial Nova" w:hAnsi="Arial Nova"/>
-        </w:rPr>
-        <w:br/>
-        <w:t xml:space="preserve">  );</w:t>
-      </w:r>
-      <w:r>
-        <w:rPr>
-          <w:rFonts w:ascii="Arial Nova" w:hAnsi="Arial Nova"/>
-        </w:rPr>
-        <w:br/>
-        <w:t>}</w:t>
-      </w:r>
-      <w:r>
-        <w:rPr>
-          <w:rFonts w:ascii="Arial Nova" w:hAnsi="Arial Nova"/>
-        </w:rPr>
-        <w:br/>
-      </w:r>
-      <w:r>
-        <w:rPr>
-          <w:rFonts w:ascii="Arial Nova" w:hAnsi="Arial Nova"/>
-        </w:rPr>
-        <w:br/>
+        <w:t>// This holds the logic and the data.</w:t>
       </w:r>
       <w:r>
         <w:rPr>
@@ -4868,7 +3510,61 @@
           <w:i/>
           <w:iCs/>
         </w:rPr>
-        <w:t>// 1. THE MODEL</w:t>
+        <w:br/>
+      </w:r>
+      <w:r>
+        <w:rPr>
+          <w:rFonts w:ascii="Arial Nova" w:hAnsi="Arial Nova"/>
+        </w:rPr>
+        <w:t>class CounterModel extends ChangeNotifier {</w:t>
+      </w:r>
+      <w:r>
+        <w:rPr>
+          <w:rFonts w:ascii="Arial Nova" w:hAnsi="Arial Nova"/>
+        </w:rPr>
+        <w:br/>
+        <w:t xml:space="preserve">  int _value = 0;</w:t>
+      </w:r>
+      <w:r>
+        <w:rPr>
+          <w:rFonts w:ascii="Arial Nova" w:hAnsi="Arial Nova"/>
+        </w:rPr>
+        <w:br/>
+      </w:r>
+      <w:r>
+        <w:rPr>
+          <w:rFonts w:ascii="Arial Nova" w:hAnsi="Arial Nova"/>
+        </w:rPr>
+        <w:lastRenderedPageBreak/>
+        <w:br/>
+        <w:t xml:space="preserve">  int get value =&gt; _value;</w:t>
+      </w:r>
+      <w:r>
+        <w:rPr>
+          <w:rFonts w:ascii="Arial Nova" w:hAnsi="Arial Nova"/>
+        </w:rPr>
+        <w:br/>
+      </w:r>
+      <w:r>
+        <w:rPr>
+          <w:rFonts w:ascii="Arial Nova" w:hAnsi="Arial Nova"/>
+        </w:rPr>
+        <w:br/>
+        <w:t xml:space="preserve">  void increment() {</w:t>
+      </w:r>
+      <w:r>
+        <w:rPr>
+          <w:rFonts w:ascii="Arial Nova" w:hAnsi="Arial Nova"/>
+        </w:rPr>
+        <w:br/>
+        <w:t xml:space="preserve">    _value++;</w:t>
+      </w:r>
+      <w:r>
+        <w:rPr>
+          <w:rFonts w:ascii="Arial Nova" w:hAnsi="Arial Nova"/>
+        </w:rPr>
+        <w:br/>
+        <w:t xml:space="preserve">    </w:t>
       </w:r>
       <w:r>
         <w:rPr>
@@ -4876,8 +3572,7 @@
           <w:i/>
           <w:iCs/>
         </w:rPr>
-        <w:br/>
-        <w:t>// This holds the logic and the data.</w:t>
+        <w:t>// This tells the widgets listening to this model to rebuild</w:t>
       </w:r>
       <w:r>
         <w:rPr>
@@ -4886,102 +3581,39 @@
           <w:iCs/>
         </w:rPr>
         <w:br/>
-      </w:r>
-      <w:r>
-        <w:rPr>
-          <w:rFonts w:ascii="Arial Nova" w:hAnsi="Arial Nova"/>
-        </w:rPr>
-        <w:t xml:space="preserve">class </w:t>
-      </w:r>
-      <w:proofErr w:type="spellStart"/>
-      <w:r>
-        <w:rPr>
-          <w:rFonts w:ascii="Arial Nova" w:hAnsi="Arial Nova"/>
-        </w:rPr>
-        <w:t>CounterModel</w:t>
-      </w:r>
-      <w:proofErr w:type="spellEnd"/>
-      <w:r>
-        <w:rPr>
-          <w:rFonts w:ascii="Arial Nova" w:hAnsi="Arial Nova"/>
-        </w:rPr>
-        <w:t xml:space="preserve"> extends </w:t>
-      </w:r>
-      <w:proofErr w:type="spellStart"/>
-      <w:r>
-        <w:rPr>
-          <w:rFonts w:ascii="Arial Nova" w:hAnsi="Arial Nova"/>
-        </w:rPr>
-        <w:t>ChangeNotifier</w:t>
-      </w:r>
-      <w:proofErr w:type="spellEnd"/>
-      <w:r>
-        <w:rPr>
-          <w:rFonts w:ascii="Arial Nova" w:hAnsi="Arial Nova"/>
-        </w:rPr>
-        <w:t xml:space="preserve"> {</w:t>
-      </w:r>
-      <w:r>
-        <w:rPr>
-          <w:rFonts w:ascii="Arial Nova" w:hAnsi="Arial Nova"/>
-        </w:rPr>
-        <w:br/>
-        <w:t xml:space="preserve">  int _value = 0;</w:t>
-      </w:r>
-      <w:r>
-        <w:rPr>
-          <w:rFonts w:ascii="Arial Nova" w:hAnsi="Arial Nova"/>
-        </w:rPr>
-        <w:br/>
-      </w:r>
-      <w:r>
-        <w:rPr>
-          <w:rFonts w:ascii="Arial Nova" w:hAnsi="Arial Nova"/>
-        </w:rPr>
-        <w:lastRenderedPageBreak/>
-        <w:br/>
-        <w:t xml:space="preserve">  int get value =&gt; _value;</w:t>
-      </w:r>
-      <w:r>
-        <w:rPr>
-          <w:rFonts w:ascii="Arial Nova" w:hAnsi="Arial Nova"/>
-        </w:rPr>
-        <w:br/>
-      </w:r>
-      <w:r>
-        <w:rPr>
-          <w:rFonts w:ascii="Arial Nova" w:hAnsi="Arial Nova"/>
-        </w:rPr>
-        <w:br/>
-        <w:t xml:space="preserve">  void </w:t>
-      </w:r>
-      <w:proofErr w:type="gramStart"/>
-      <w:r>
-        <w:rPr>
-          <w:rFonts w:ascii="Arial Nova" w:hAnsi="Arial Nova"/>
-        </w:rPr>
-        <w:t>increment(</w:t>
-      </w:r>
-      <w:proofErr w:type="gramEnd"/>
-      <w:r>
-        <w:rPr>
-          <w:rFonts w:ascii="Arial Nova" w:hAnsi="Arial Nova"/>
-        </w:rPr>
-        <w:t>) {</w:t>
-      </w:r>
-      <w:r>
-        <w:rPr>
-          <w:rFonts w:ascii="Arial Nova" w:hAnsi="Arial Nova"/>
-        </w:rPr>
-        <w:br/>
-        <w:t xml:space="preserve">    _value++;</w:t>
-      </w:r>
-      <w:r>
-        <w:rPr>
-          <w:rFonts w:ascii="Arial Nova" w:hAnsi="Arial Nova"/>
-        </w:rPr>
-        <w:br/>
         <w:t xml:space="preserve">    </w:t>
+      </w:r>
+      <w:r>
+        <w:rPr>
+          <w:rFonts w:ascii="Arial Nova" w:hAnsi="Arial Nova"/>
+        </w:rPr>
+        <w:t>notifyListeners();</w:t>
+      </w:r>
+      <w:r>
+        <w:rPr>
+          <w:rFonts w:ascii="Arial Nova" w:hAnsi="Arial Nova"/>
+        </w:rPr>
+        <w:br/>
+        <w:t xml:space="preserve">  }</w:t>
+      </w:r>
+      <w:r>
+        <w:rPr>
+          <w:rFonts w:ascii="Arial Nova" w:hAnsi="Arial Nova"/>
+        </w:rPr>
+        <w:br/>
+        <w:t>}</w:t>
+      </w:r>
+      <w:r>
+        <w:rPr>
+          <w:rFonts w:ascii="Arial Nova" w:hAnsi="Arial Nova"/>
+        </w:rPr>
+        <w:br/>
+      </w:r>
+      <w:r>
+        <w:rPr>
+          <w:rFonts w:ascii="Arial Nova" w:hAnsi="Arial Nova"/>
+        </w:rPr>
+        <w:br/>
       </w:r>
       <w:r>
         <w:rPr>
@@ -4989,7 +3621,7 @@
           <w:i/>
           <w:iCs/>
         </w:rPr>
-        <w:t>// This tells the widgets listening to this model to rebuild</w:t>
+        <w:t>// 2. THE APP ROOT</w:t>
       </w:r>
       <w:r>
         <w:rPr>
@@ -4998,29 +3630,67 @@
           <w:iCs/>
         </w:rPr>
         <w:br/>
-        <w:t xml:space="preserve">    </w:t>
-      </w:r>
-      <w:proofErr w:type="spellStart"/>
-      <w:proofErr w:type="gramStart"/>
-      <w:r>
-        <w:rPr>
-          <w:rFonts w:ascii="Arial Nova" w:hAnsi="Arial Nova"/>
-        </w:rPr>
-        <w:t>notifyListeners</w:t>
-      </w:r>
-      <w:proofErr w:type="spellEnd"/>
-      <w:r>
-        <w:rPr>
-          <w:rFonts w:ascii="Arial Nova" w:hAnsi="Arial Nova"/>
-        </w:rPr>
-        <w:t>(</w:t>
-      </w:r>
-      <w:proofErr w:type="gramEnd"/>
-      <w:r>
-        <w:rPr>
-          <w:rFonts w:ascii="Arial Nova" w:hAnsi="Arial Nova"/>
-        </w:rPr>
-        <w:t>);</w:t>
+      </w:r>
+      <w:r>
+        <w:rPr>
+          <w:rFonts w:ascii="Arial Nova" w:hAnsi="Arial Nova"/>
+        </w:rPr>
+        <w:t>class MyApp extends StatelessWidget {</w:t>
+      </w:r>
+      <w:r>
+        <w:rPr>
+          <w:rFonts w:ascii="Arial Nova" w:hAnsi="Arial Nova"/>
+        </w:rPr>
+        <w:br/>
+        <w:t xml:space="preserve">  const MyApp({super.key});</w:t>
+      </w:r>
+      <w:r>
+        <w:rPr>
+          <w:rFonts w:ascii="Arial Nova" w:hAnsi="Arial Nova"/>
+        </w:rPr>
+        <w:br/>
+      </w:r>
+      <w:r>
+        <w:rPr>
+          <w:rFonts w:ascii="Arial Nova" w:hAnsi="Arial Nova"/>
+        </w:rPr>
+        <w:br/>
+        <w:t xml:space="preserve">  @override</w:t>
+      </w:r>
+      <w:r>
+        <w:rPr>
+          <w:rFonts w:ascii="Arial Nova" w:hAnsi="Arial Nova"/>
+        </w:rPr>
+        <w:br/>
+        <w:t xml:space="preserve">  Widget build(BuildContext context) {</w:t>
+      </w:r>
+      <w:r>
+        <w:rPr>
+          <w:rFonts w:ascii="Arial Nova" w:hAnsi="Arial Nova"/>
+        </w:rPr>
+        <w:br/>
+        <w:t xml:space="preserve">    return MaterialApp(</w:t>
+      </w:r>
+      <w:r>
+        <w:rPr>
+          <w:rFonts w:ascii="Arial Nova" w:hAnsi="Arial Nova"/>
+        </w:rPr>
+        <w:br/>
+        <w:t xml:space="preserve">      debugShowCheckedModeBanner: false,</w:t>
+      </w:r>
+      <w:r>
+        <w:rPr>
+          <w:rFonts w:ascii="Arial Nova" w:hAnsi="Arial Nova"/>
+        </w:rPr>
+        <w:br/>
+        <w:t xml:space="preserve">      home: CounterScreen(),</w:t>
+      </w:r>
+      <w:r>
+        <w:rPr>
+          <w:rFonts w:ascii="Arial Nova" w:hAnsi="Arial Nova"/>
+        </w:rPr>
+        <w:br/>
+        <w:t xml:space="preserve">    );</w:t>
       </w:r>
       <w:r>
         <w:rPr>
@@ -5054,7 +3724,7 @@
           <w:i/>
           <w:iCs/>
         </w:rPr>
-        <w:t>// 2. THE APP ROOT</w:t>
+        <w:t>// 3. THE UI</w:t>
       </w:r>
       <w:r>
         <w:rPr>
@@ -5068,56 +3738,14 @@
         <w:rPr>
           <w:rFonts w:ascii="Arial Nova" w:hAnsi="Arial Nova"/>
         </w:rPr>
-        <w:t xml:space="preserve">class </w:t>
-      </w:r>
-      <w:proofErr w:type="spellStart"/>
-      <w:r>
-        <w:rPr>
-          <w:rFonts w:ascii="Arial Nova" w:hAnsi="Arial Nova"/>
-        </w:rPr>
-        <w:t>MyApp</w:t>
-      </w:r>
-      <w:proofErr w:type="spellEnd"/>
-      <w:r>
-        <w:rPr>
-          <w:rFonts w:ascii="Arial Nova" w:hAnsi="Arial Nova"/>
-        </w:rPr>
-        <w:t xml:space="preserve"> extends StatelessWidget {</w:t>
-      </w:r>
-      <w:r>
-        <w:rPr>
-          <w:rFonts w:ascii="Arial Nova" w:hAnsi="Arial Nova"/>
-        </w:rPr>
-        <w:br/>
-        <w:t xml:space="preserve">  const </w:t>
-      </w:r>
-      <w:proofErr w:type="spellStart"/>
-      <w:r>
-        <w:rPr>
-          <w:rFonts w:ascii="Arial Nova" w:hAnsi="Arial Nova"/>
-        </w:rPr>
-        <w:t>MyApp</w:t>
-      </w:r>
-      <w:proofErr w:type="spellEnd"/>
-      <w:r>
-        <w:rPr>
-          <w:rFonts w:ascii="Arial Nova" w:hAnsi="Arial Nova"/>
-        </w:rPr>
-        <w:t>({</w:t>
-      </w:r>
-      <w:proofErr w:type="spellStart"/>
-      <w:r>
-        <w:rPr>
-          <w:rFonts w:ascii="Arial Nova" w:hAnsi="Arial Nova"/>
-        </w:rPr>
-        <w:t>super.key</w:t>
-      </w:r>
-      <w:proofErr w:type="spellEnd"/>
-      <w:r>
-        <w:rPr>
-          <w:rFonts w:ascii="Arial Nova" w:hAnsi="Arial Nova"/>
-        </w:rPr>
-        <w:t>});</w:t>
+        <w:t>class CounterScreen extends StatelessWidget {</w:t>
+      </w:r>
+      <w:r>
+        <w:rPr>
+          <w:rFonts w:ascii="Arial Nova" w:hAnsi="Arial Nova"/>
+        </w:rPr>
+        <w:br/>
+        <w:t xml:space="preserve">  const CounterScreen({super.key});</w:t>
       </w:r>
       <w:r>
         <w:rPr>
@@ -5137,126 +3765,14 @@
           <w:rFonts w:ascii="Arial Nova" w:hAnsi="Arial Nova"/>
         </w:rPr>
         <w:br/>
-        <w:t xml:space="preserve">  Widget </w:t>
-      </w:r>
-      <w:proofErr w:type="gramStart"/>
-      <w:r>
-        <w:rPr>
-          <w:rFonts w:ascii="Arial Nova" w:hAnsi="Arial Nova"/>
-        </w:rPr>
-        <w:t>build(</w:t>
-      </w:r>
-      <w:proofErr w:type="gramEnd"/>
-      <w:r>
-        <w:rPr>
-          <w:rFonts w:ascii="Arial Nova" w:hAnsi="Arial Nova"/>
-        </w:rPr>
-        <w:t>BuildContext context) {</w:t>
-      </w:r>
-      <w:r>
-        <w:rPr>
-          <w:rFonts w:ascii="Arial Nova" w:hAnsi="Arial Nova"/>
-        </w:rPr>
-        <w:br/>
-        <w:t xml:space="preserve">    return </w:t>
-      </w:r>
-      <w:proofErr w:type="gramStart"/>
-      <w:r>
-        <w:rPr>
-          <w:rFonts w:ascii="Arial Nova" w:hAnsi="Arial Nova"/>
-        </w:rPr>
-        <w:t>MaterialApp(</w:t>
-      </w:r>
-      <w:proofErr w:type="gramEnd"/>
-      <w:r>
-        <w:rPr>
-          <w:rFonts w:ascii="Arial Nova" w:hAnsi="Arial Nova"/>
-        </w:rPr>
-        <w:br/>
-        <w:t xml:space="preserve">      </w:t>
-      </w:r>
-      <w:proofErr w:type="spellStart"/>
-      <w:r>
-        <w:rPr>
-          <w:rFonts w:ascii="Arial Nova" w:hAnsi="Arial Nova"/>
-        </w:rPr>
-        <w:t>debugShowCheckedModeBanner</w:t>
-      </w:r>
-      <w:proofErr w:type="spellEnd"/>
-      <w:r>
-        <w:rPr>
-          <w:rFonts w:ascii="Arial Nova" w:hAnsi="Arial Nova"/>
-        </w:rPr>
-        <w:t>: false,</w:t>
-      </w:r>
-      <w:r>
-        <w:rPr>
-          <w:rFonts w:ascii="Arial Nova" w:hAnsi="Arial Nova"/>
-        </w:rPr>
-        <w:br/>
-        <w:t xml:space="preserve">      home: </w:t>
-      </w:r>
-      <w:proofErr w:type="spellStart"/>
-      <w:proofErr w:type="gramStart"/>
-      <w:r>
-        <w:rPr>
-          <w:rFonts w:ascii="Arial Nova" w:hAnsi="Arial Nova"/>
-        </w:rPr>
-        <w:t>CounterScreen</w:t>
-      </w:r>
-      <w:proofErr w:type="spellEnd"/>
-      <w:r>
-        <w:rPr>
-          <w:rFonts w:ascii="Arial Nova" w:hAnsi="Arial Nova"/>
-        </w:rPr>
-        <w:t>(</w:t>
-      </w:r>
-      <w:proofErr w:type="gramEnd"/>
-      <w:r>
-        <w:rPr>
-          <w:rFonts w:ascii="Arial Nova" w:hAnsi="Arial Nova"/>
-        </w:rPr>
-        <w:t>),</w:t>
-      </w:r>
-      <w:r>
-        <w:rPr>
-          <w:rFonts w:ascii="Arial Nova" w:hAnsi="Arial Nova"/>
-        </w:rPr>
-        <w:br/>
-        <w:t xml:space="preserve">    );</w:t>
-      </w:r>
-      <w:r>
-        <w:rPr>
-          <w:rFonts w:ascii="Arial Nova" w:hAnsi="Arial Nova"/>
-        </w:rPr>
-        <w:br/>
-      </w:r>
-      <w:proofErr w:type="gramStart"/>
-      <w:r>
-        <w:rPr>
-          <w:rFonts w:ascii="Arial Nova" w:hAnsi="Arial Nova"/>
-        </w:rPr>
-        <w:t xml:space="preserve">  }</w:t>
-      </w:r>
-      <w:proofErr w:type="gramEnd"/>
-      <w:r>
-        <w:rPr>
-          <w:rFonts w:ascii="Arial Nova" w:hAnsi="Arial Nova"/>
-        </w:rPr>
-        <w:br/>
-        <w:t>}</w:t>
-      </w:r>
-      <w:r>
-        <w:rPr>
-          <w:rFonts w:ascii="Arial Nova" w:hAnsi="Arial Nova"/>
-        </w:rPr>
-        <w:br/>
-      </w:r>
-      <w:r>
-        <w:rPr>
-          <w:rFonts w:ascii="Arial Nova" w:hAnsi="Arial Nova"/>
-        </w:rPr>
-        <w:br/>
+        <w:t xml:space="preserve">  Widget build(BuildContext context) {</w:t>
+      </w:r>
+      <w:r>
+        <w:rPr>
+          <w:rFonts w:ascii="Arial Nova" w:hAnsi="Arial Nova"/>
+        </w:rPr>
+        <w:br/>
+        <w:t xml:space="preserve">    </w:t>
       </w:r>
       <w:r>
         <w:rPr>
@@ -5264,7 +3780,7 @@
           <w:i/>
           <w:iCs/>
         </w:rPr>
-        <w:t>// 3. THE UI</w:t>
+        <w:t>// Access the provider with listen: true to rebuild when value changes</w:t>
       </w:r>
       <w:r>
         <w:rPr>
@@ -5273,88 +3789,13 @@
           <w:iCs/>
         </w:rPr>
         <w:br/>
-      </w:r>
-      <w:r>
-        <w:rPr>
-          <w:rFonts w:ascii="Arial Nova" w:hAnsi="Arial Nova"/>
-        </w:rPr>
-        <w:t xml:space="preserve">class </w:t>
-      </w:r>
-      <w:proofErr w:type="spellStart"/>
-      <w:r>
-        <w:rPr>
-          <w:rFonts w:ascii="Arial Nova" w:hAnsi="Arial Nova"/>
-        </w:rPr>
-        <w:t>CounterScreen</w:t>
-      </w:r>
-      <w:proofErr w:type="spellEnd"/>
-      <w:r>
-        <w:rPr>
-          <w:rFonts w:ascii="Arial Nova" w:hAnsi="Arial Nova"/>
-        </w:rPr>
-        <w:t xml:space="preserve"> extends StatelessWidget {</w:t>
-      </w:r>
-      <w:r>
-        <w:rPr>
-          <w:rFonts w:ascii="Arial Nova" w:hAnsi="Arial Nova"/>
-        </w:rPr>
-        <w:br/>
-        <w:t xml:space="preserve">  const </w:t>
-      </w:r>
-      <w:proofErr w:type="spellStart"/>
-      <w:r>
-        <w:rPr>
-          <w:rFonts w:ascii="Arial Nova" w:hAnsi="Arial Nova"/>
-        </w:rPr>
-        <w:t>CounterScreen</w:t>
-      </w:r>
-      <w:proofErr w:type="spellEnd"/>
-      <w:r>
-        <w:rPr>
-          <w:rFonts w:ascii="Arial Nova" w:hAnsi="Arial Nova"/>
-        </w:rPr>
-        <w:t>({</w:t>
-      </w:r>
-      <w:proofErr w:type="spellStart"/>
-      <w:r>
-        <w:rPr>
-          <w:rFonts w:ascii="Arial Nova" w:hAnsi="Arial Nova"/>
-        </w:rPr>
-        <w:t>super.key</w:t>
-      </w:r>
-      <w:proofErr w:type="spellEnd"/>
-      <w:r>
-        <w:rPr>
-          <w:rFonts w:ascii="Arial Nova" w:hAnsi="Arial Nova"/>
-        </w:rPr>
-        <w:t>});</w:t>
-      </w:r>
-      <w:r>
-        <w:rPr>
-          <w:rFonts w:ascii="Arial Nova" w:hAnsi="Arial Nova"/>
-        </w:rPr>
-        <w:br/>
-      </w:r>
-      <w:r>
-        <w:rPr>
-          <w:rFonts w:ascii="Arial Nova" w:hAnsi="Arial Nova"/>
-        </w:rPr>
-        <w:br/>
-        <w:t xml:space="preserve">  @override</w:t>
-      </w:r>
-      <w:r>
-        <w:rPr>
-          <w:rFonts w:ascii="Arial Nova" w:hAnsi="Arial Nova"/>
-        </w:rPr>
-        <w:br/>
-        <w:t xml:space="preserve">  Widget build(BuildContext context) {</w:t>
-      </w:r>
-      <w:r>
-        <w:rPr>
-          <w:rFonts w:ascii="Arial Nova" w:hAnsi="Arial Nova"/>
-        </w:rPr>
-        <w:br/>
         <w:t xml:space="preserve">    </w:t>
+      </w:r>
+      <w:r>
+        <w:rPr>
+          <w:rFonts w:ascii="Arial Nova" w:hAnsi="Arial Nova"/>
+        </w:rPr>
+        <w:t>final counter = Provider.</w:t>
       </w:r>
       <w:r>
         <w:rPr>
@@ -5362,7 +3803,53 @@
           <w:i/>
           <w:iCs/>
         </w:rPr>
-        <w:t>// Access the provider with listen: true to rebuild when value changes</w:t>
+        <w:t>of</w:t>
+      </w:r>
+      <w:r>
+        <w:rPr>
+          <w:rFonts w:ascii="Arial Nova" w:hAnsi="Arial Nova"/>
+        </w:rPr>
+        <w:t>&lt;CounterModel&gt;(context);</w:t>
+      </w:r>
+      <w:r>
+        <w:rPr>
+          <w:rFonts w:ascii="Arial Nova" w:hAnsi="Arial Nova"/>
+        </w:rPr>
+        <w:br/>
+      </w:r>
+      <w:r>
+        <w:rPr>
+          <w:rFonts w:ascii="Arial Nova" w:hAnsi="Arial Nova"/>
+        </w:rPr>
+        <w:br/>
+        <w:t xml:space="preserve">    return Scaffold(</w:t>
+      </w:r>
+      <w:r>
+        <w:rPr>
+          <w:rFonts w:ascii="Arial Nova" w:hAnsi="Arial Nova"/>
+        </w:rPr>
+        <w:br/>
+      </w:r>
+      <w:r>
+        <w:rPr>
+          <w:rFonts w:ascii="Arial Nova" w:hAnsi="Arial Nova"/>
+        </w:rPr>
+        <w:lastRenderedPageBreak/>
+        <w:t xml:space="preserve">      appBar: AppBar(</w:t>
+      </w:r>
+      <w:r>
+        <w:rPr>
+          <w:rFonts w:ascii="Arial Nova" w:hAnsi="Arial Nova"/>
+        </w:rPr>
+        <w:br/>
+        <w:t xml:space="preserve">        title: const Text("Provider Counter"),</w:t>
+      </w:r>
+      <w:r>
+        <w:rPr>
+          <w:rFonts w:ascii="Arial Nova" w:hAnsi="Arial Nova"/>
+        </w:rPr>
+        <w:br/>
+        <w:t xml:space="preserve">        backgroundColor: Colors.</w:t>
       </w:r>
       <w:r>
         <w:rPr>
@@ -5370,21 +3857,97 @@
           <w:i/>
           <w:iCs/>
         </w:rPr>
-        <w:br/>
-        <w:t xml:space="preserve">    </w:t>
-      </w:r>
-      <w:r>
-        <w:rPr>
-          <w:rFonts w:ascii="Arial Nova" w:hAnsi="Arial Nova"/>
-        </w:rPr>
-        <w:t xml:space="preserve">final counter = </w:t>
-      </w:r>
-      <w:proofErr w:type="spellStart"/>
-      <w:r>
-        <w:rPr>
-          <w:rFonts w:ascii="Arial Nova" w:hAnsi="Arial Nova"/>
-        </w:rPr>
-        <w:t>Provider.</w:t>
+        <w:t>blueAccent</w:t>
+      </w:r>
+      <w:r>
+        <w:rPr>
+          <w:rFonts w:ascii="Arial Nova" w:hAnsi="Arial Nova"/>
+        </w:rPr>
+        <w:t>,</w:t>
+      </w:r>
+      <w:r>
+        <w:rPr>
+          <w:rFonts w:ascii="Arial Nova" w:hAnsi="Arial Nova"/>
+        </w:rPr>
+        <w:br/>
+        <w:t xml:space="preserve">      ),</w:t>
+      </w:r>
+      <w:r>
+        <w:rPr>
+          <w:rFonts w:ascii="Arial Nova" w:hAnsi="Arial Nova"/>
+        </w:rPr>
+        <w:br/>
+        <w:t xml:space="preserve">      body: Center(</w:t>
+      </w:r>
+      <w:r>
+        <w:rPr>
+          <w:rFonts w:ascii="Arial Nova" w:hAnsi="Arial Nova"/>
+        </w:rPr>
+        <w:br/>
+        <w:t xml:space="preserve">        child: Column(</w:t>
+      </w:r>
+      <w:r>
+        <w:rPr>
+          <w:rFonts w:ascii="Arial Nova" w:hAnsi="Arial Nova"/>
+        </w:rPr>
+        <w:br/>
+        <w:t xml:space="preserve">          mainAxisAlignment: MainAxisAlignment.center,</w:t>
+      </w:r>
+      <w:r>
+        <w:rPr>
+          <w:rFonts w:ascii="Arial Nova" w:hAnsi="Arial Nova"/>
+        </w:rPr>
+        <w:br/>
+        <w:t xml:space="preserve">          children: [</w:t>
+      </w:r>
+      <w:r>
+        <w:rPr>
+          <w:rFonts w:ascii="Arial Nova" w:hAnsi="Arial Nova"/>
+        </w:rPr>
+        <w:br/>
+        <w:t xml:space="preserve">            const Text(</w:t>
+      </w:r>
+      <w:r>
+        <w:rPr>
+          <w:rFonts w:ascii="Arial Nova" w:hAnsi="Arial Nova"/>
+        </w:rPr>
+        <w:br/>
+        <w:t xml:space="preserve">              'Current Count:',</w:t>
+      </w:r>
+      <w:r>
+        <w:rPr>
+          <w:rFonts w:ascii="Arial Nova" w:hAnsi="Arial Nova"/>
+        </w:rPr>
+        <w:br/>
+        <w:t xml:space="preserve">              style: TextStyle(fontSize: 20),</w:t>
+      </w:r>
+      <w:r>
+        <w:rPr>
+          <w:rFonts w:ascii="Arial Nova" w:hAnsi="Arial Nova"/>
+        </w:rPr>
+        <w:br/>
+        <w:t xml:space="preserve">            ),</w:t>
+      </w:r>
+      <w:r>
+        <w:rPr>
+          <w:rFonts w:ascii="Arial Nova" w:hAnsi="Arial Nova"/>
+        </w:rPr>
+        <w:br/>
+        <w:t xml:space="preserve">            Text(</w:t>
+      </w:r>
+      <w:r>
+        <w:rPr>
+          <w:rFonts w:ascii="Arial Nova" w:hAnsi="Arial Nova"/>
+        </w:rPr>
+        <w:br/>
+        <w:t xml:space="preserve">              '${counter.value}',</w:t>
+      </w:r>
+      <w:r>
+        <w:rPr>
+          <w:rFonts w:ascii="Arial Nova" w:hAnsi="Arial Nova"/>
+        </w:rPr>
+        <w:br/>
+        <w:t xml:space="preserve">              style: const TextStyle(fontSize: 60, fontWeight: FontWeight.</w:t>
       </w:r>
       <w:r>
         <w:rPr>
@@ -5392,89 +3955,62 @@
           <w:i/>
           <w:iCs/>
         </w:rPr>
-        <w:t>of</w:t>
-      </w:r>
-      <w:proofErr w:type="spellEnd"/>
-      <w:r>
-        <w:rPr>
-          <w:rFonts w:ascii="Arial Nova" w:hAnsi="Arial Nova"/>
-        </w:rPr>
-        <w:t>&lt;</w:t>
-      </w:r>
-      <w:proofErr w:type="spellStart"/>
-      <w:r>
-        <w:rPr>
-          <w:rFonts w:ascii="Arial Nova" w:hAnsi="Arial Nova"/>
-        </w:rPr>
-        <w:t>CounterModel</w:t>
-      </w:r>
-      <w:proofErr w:type="spellEnd"/>
-      <w:r>
-        <w:rPr>
-          <w:rFonts w:ascii="Arial Nova" w:hAnsi="Arial Nova"/>
-        </w:rPr>
-        <w:t>&gt;(context);</w:t>
-      </w:r>
-      <w:r>
-        <w:rPr>
-          <w:rFonts w:ascii="Arial Nova" w:hAnsi="Arial Nova"/>
-        </w:rPr>
-        <w:br/>
-      </w:r>
-      <w:r>
-        <w:rPr>
-          <w:rFonts w:ascii="Arial Nova" w:hAnsi="Arial Nova"/>
-        </w:rPr>
-        <w:br/>
-        <w:t xml:space="preserve">    return Scaffold(</w:t>
-      </w:r>
-      <w:r>
-        <w:rPr>
-          <w:rFonts w:ascii="Arial Nova" w:hAnsi="Arial Nova"/>
-        </w:rPr>
-        <w:br/>
-      </w:r>
-      <w:r>
-        <w:rPr>
-          <w:rFonts w:ascii="Arial Nova" w:hAnsi="Arial Nova"/>
-        </w:rPr>
-        <w:lastRenderedPageBreak/>
-        <w:t xml:space="preserve">      </w:t>
-      </w:r>
-      <w:proofErr w:type="spellStart"/>
-      <w:r>
-        <w:rPr>
-          <w:rFonts w:ascii="Arial Nova" w:hAnsi="Arial Nova"/>
-        </w:rPr>
-        <w:t>appBar</w:t>
-      </w:r>
-      <w:proofErr w:type="spellEnd"/>
-      <w:r>
-        <w:rPr>
-          <w:rFonts w:ascii="Arial Nova" w:hAnsi="Arial Nova"/>
-        </w:rPr>
-        <w:t>: AppBar(</w:t>
-      </w:r>
-      <w:r>
-        <w:rPr>
-          <w:rFonts w:ascii="Arial Nova" w:hAnsi="Arial Nova"/>
-        </w:rPr>
-        <w:br/>
-        <w:t xml:space="preserve">        title: const Text("Provider Counter"),</w:t>
-      </w:r>
-      <w:r>
-        <w:rPr>
-          <w:rFonts w:ascii="Arial Nova" w:hAnsi="Arial Nova"/>
-        </w:rPr>
-        <w:br/>
-        <w:t xml:space="preserve">        backgroundColor: </w:t>
-      </w:r>
-      <w:proofErr w:type="spellStart"/>
-      <w:r>
-        <w:rPr>
-          <w:rFonts w:ascii="Arial Nova" w:hAnsi="Arial Nova"/>
-        </w:rPr>
-        <w:t>Colors.</w:t>
+        <w:t>bold</w:t>
+      </w:r>
+      <w:r>
+        <w:rPr>
+          <w:rFonts w:ascii="Arial Nova" w:hAnsi="Arial Nova"/>
+        </w:rPr>
+        <w:t>),</w:t>
+      </w:r>
+      <w:r>
+        <w:rPr>
+          <w:rFonts w:ascii="Arial Nova" w:hAnsi="Arial Nova"/>
+        </w:rPr>
+        <w:br/>
+        <w:t xml:space="preserve">            ),</w:t>
+      </w:r>
+      <w:r>
+        <w:rPr>
+          <w:rFonts w:ascii="Arial Nova" w:hAnsi="Arial Nova"/>
+        </w:rPr>
+        <w:br/>
+        <w:t xml:space="preserve">          ],</w:t>
+      </w:r>
+      <w:r>
+        <w:rPr>
+          <w:rFonts w:ascii="Arial Nova" w:hAnsi="Arial Nova"/>
+        </w:rPr>
+        <w:br/>
+        <w:t xml:space="preserve">        ),</w:t>
+      </w:r>
+      <w:r>
+        <w:rPr>
+          <w:rFonts w:ascii="Arial Nova" w:hAnsi="Arial Nova"/>
+        </w:rPr>
+        <w:br/>
+        <w:t xml:space="preserve">      ),</w:t>
+      </w:r>
+      <w:r>
+        <w:rPr>
+          <w:rFonts w:ascii="Arial Nova" w:hAnsi="Arial Nova"/>
+        </w:rPr>
+        <w:br/>
+        <w:t xml:space="preserve">      floatingActionButton: FloatingActionButton(</w:t>
+      </w:r>
+      <w:r>
+        <w:rPr>
+          <w:rFonts w:ascii="Arial Nova" w:hAnsi="Arial Nova"/>
+        </w:rPr>
+        <w:br/>
+        <w:t xml:space="preserve">        onPressed: () {</w:t>
+      </w:r>
+      <w:r>
+        <w:rPr>
+          <w:rFonts w:ascii="Arial Nova" w:hAnsi="Arial Nova"/>
+        </w:rPr>
+        <w:br/>
+        <w:t xml:space="preserve">          </w:t>
       </w:r>
       <w:r>
         <w:rPr>
@@ -5482,189 +4018,7 @@
           <w:i/>
           <w:iCs/>
         </w:rPr>
-        <w:t>blueAccent</w:t>
-      </w:r>
-      <w:proofErr w:type="spellEnd"/>
-      <w:r>
-        <w:rPr>
-          <w:rFonts w:ascii="Arial Nova" w:hAnsi="Arial Nova"/>
-        </w:rPr>
-        <w:t>,</w:t>
-      </w:r>
-      <w:r>
-        <w:rPr>
-          <w:rFonts w:ascii="Arial Nova" w:hAnsi="Arial Nova"/>
-        </w:rPr>
-        <w:br/>
-        <w:t xml:space="preserve">      ),</w:t>
-      </w:r>
-      <w:r>
-        <w:rPr>
-          <w:rFonts w:ascii="Arial Nova" w:hAnsi="Arial Nova"/>
-        </w:rPr>
-        <w:br/>
-        <w:t xml:space="preserve">      body: Center(</w:t>
-      </w:r>
-      <w:r>
-        <w:rPr>
-          <w:rFonts w:ascii="Arial Nova" w:hAnsi="Arial Nova"/>
-        </w:rPr>
-        <w:br/>
-        <w:t xml:space="preserve">        child: Column(</w:t>
-      </w:r>
-      <w:r>
-        <w:rPr>
-          <w:rFonts w:ascii="Arial Nova" w:hAnsi="Arial Nova"/>
-        </w:rPr>
-        <w:br/>
-        <w:t xml:space="preserve">          </w:t>
-      </w:r>
-      <w:proofErr w:type="spellStart"/>
-      <w:r>
-        <w:rPr>
-          <w:rFonts w:ascii="Arial Nova" w:hAnsi="Arial Nova"/>
-        </w:rPr>
-        <w:t>mainAxisAlignment</w:t>
-      </w:r>
-      <w:proofErr w:type="spellEnd"/>
-      <w:r>
-        <w:rPr>
-          <w:rFonts w:ascii="Arial Nova" w:hAnsi="Arial Nova"/>
-        </w:rPr>
-        <w:t xml:space="preserve">: </w:t>
-      </w:r>
-      <w:proofErr w:type="spellStart"/>
-      <w:r>
-        <w:rPr>
-          <w:rFonts w:ascii="Arial Nova" w:hAnsi="Arial Nova"/>
-        </w:rPr>
-        <w:t>MainAxisAlignment.center</w:t>
-      </w:r>
-      <w:proofErr w:type="spellEnd"/>
-      <w:r>
-        <w:rPr>
-          <w:rFonts w:ascii="Arial Nova" w:hAnsi="Arial Nova"/>
-        </w:rPr>
-        <w:t>,</w:t>
-      </w:r>
-      <w:r>
-        <w:rPr>
-          <w:rFonts w:ascii="Arial Nova" w:hAnsi="Arial Nova"/>
-        </w:rPr>
-        <w:br/>
-        <w:t xml:space="preserve">          children: [</w:t>
-      </w:r>
-      <w:r>
-        <w:rPr>
-          <w:rFonts w:ascii="Arial Nova" w:hAnsi="Arial Nova"/>
-        </w:rPr>
-        <w:br/>
-        <w:t xml:space="preserve">            const Text(</w:t>
-      </w:r>
-      <w:r>
-        <w:rPr>
-          <w:rFonts w:ascii="Arial Nova" w:hAnsi="Arial Nova"/>
-        </w:rPr>
-        <w:br/>
-        <w:t xml:space="preserve">              'Current Count:',</w:t>
-      </w:r>
-      <w:r>
-        <w:rPr>
-          <w:rFonts w:ascii="Arial Nova" w:hAnsi="Arial Nova"/>
-        </w:rPr>
-        <w:br/>
-        <w:t xml:space="preserve">              style: TextStyle(</w:t>
-      </w:r>
-      <w:proofErr w:type="spellStart"/>
-      <w:r>
-        <w:rPr>
-          <w:rFonts w:ascii="Arial Nova" w:hAnsi="Arial Nova"/>
-        </w:rPr>
-        <w:t>fontSize</w:t>
-      </w:r>
-      <w:proofErr w:type="spellEnd"/>
-      <w:r>
-        <w:rPr>
-          <w:rFonts w:ascii="Arial Nova" w:hAnsi="Arial Nova"/>
-        </w:rPr>
-        <w:t>: 20),</w:t>
-      </w:r>
-      <w:r>
-        <w:rPr>
-          <w:rFonts w:ascii="Arial Nova" w:hAnsi="Arial Nova"/>
-        </w:rPr>
-        <w:br/>
-        <w:t xml:space="preserve">            ),</w:t>
-      </w:r>
-      <w:r>
-        <w:rPr>
-          <w:rFonts w:ascii="Arial Nova" w:hAnsi="Arial Nova"/>
-        </w:rPr>
-        <w:br/>
-        <w:t xml:space="preserve">            Text(</w:t>
-      </w:r>
-      <w:r>
-        <w:rPr>
-          <w:rFonts w:ascii="Arial Nova" w:hAnsi="Arial Nova"/>
-        </w:rPr>
-        <w:br/>
-        <w:t xml:space="preserve">              '${</w:t>
-      </w:r>
-      <w:proofErr w:type="spellStart"/>
-      <w:r>
-        <w:rPr>
-          <w:rFonts w:ascii="Arial Nova" w:hAnsi="Arial Nova"/>
-        </w:rPr>
-        <w:t>counter.value</w:t>
-      </w:r>
-      <w:proofErr w:type="spellEnd"/>
-      <w:r>
-        <w:rPr>
-          <w:rFonts w:ascii="Arial Nova" w:hAnsi="Arial Nova"/>
-        </w:rPr>
-        <w:t>}',</w:t>
-      </w:r>
-      <w:r>
-        <w:rPr>
-          <w:rFonts w:ascii="Arial Nova" w:hAnsi="Arial Nova"/>
-        </w:rPr>
-        <w:br/>
-        <w:t xml:space="preserve">              style: const TextStyle(</w:t>
-      </w:r>
-      <w:proofErr w:type="spellStart"/>
-      <w:r>
-        <w:rPr>
-          <w:rFonts w:ascii="Arial Nova" w:hAnsi="Arial Nova"/>
-        </w:rPr>
-        <w:t>fontSize</w:t>
-      </w:r>
-      <w:proofErr w:type="spellEnd"/>
-      <w:r>
-        <w:rPr>
-          <w:rFonts w:ascii="Arial Nova" w:hAnsi="Arial Nova"/>
-        </w:rPr>
-        <w:t xml:space="preserve">: 60, </w:t>
-      </w:r>
-      <w:proofErr w:type="spellStart"/>
-      <w:r>
-        <w:rPr>
-          <w:rFonts w:ascii="Arial Nova" w:hAnsi="Arial Nova"/>
-        </w:rPr>
-        <w:t>fontWeight</w:t>
-      </w:r>
-      <w:proofErr w:type="spellEnd"/>
-      <w:r>
-        <w:rPr>
-          <w:rFonts w:ascii="Arial Nova" w:hAnsi="Arial Nova"/>
-        </w:rPr>
-        <w:t xml:space="preserve">: </w:t>
-      </w:r>
-      <w:proofErr w:type="spellStart"/>
-      <w:r>
-        <w:rPr>
-          <w:rFonts w:ascii="Arial Nova" w:hAnsi="Arial Nova"/>
-        </w:rPr>
-        <w:t>FontWeight.</w:t>
+        <w:t>// Access the provider with listen: false because we are</w:t>
       </w:r>
       <w:r>
         <w:rPr>
@@ -5672,105 +4026,8 @@
           <w:i/>
           <w:iCs/>
         </w:rPr>
-        <w:t>bold</w:t>
-      </w:r>
-      <w:proofErr w:type="spellEnd"/>
-      <w:r>
-        <w:rPr>
-          <w:rFonts w:ascii="Arial Nova" w:hAnsi="Arial Nova"/>
-        </w:rPr>
-        <w:t>),</w:t>
-      </w:r>
-      <w:r>
-        <w:rPr>
-          <w:rFonts w:ascii="Arial Nova" w:hAnsi="Arial Nova"/>
-        </w:rPr>
-        <w:br/>
-        <w:t xml:space="preserve">            ),</w:t>
-      </w:r>
-      <w:r>
-        <w:rPr>
-          <w:rFonts w:ascii="Arial Nova" w:hAnsi="Arial Nova"/>
-        </w:rPr>
-        <w:br/>
-        <w:t xml:space="preserve">          ],</w:t>
-      </w:r>
-      <w:r>
-        <w:rPr>
-          <w:rFonts w:ascii="Arial Nova" w:hAnsi="Arial Nova"/>
-        </w:rPr>
-        <w:br/>
-        <w:t xml:space="preserve">        ),</w:t>
-      </w:r>
-      <w:r>
-        <w:rPr>
-          <w:rFonts w:ascii="Arial Nova" w:hAnsi="Arial Nova"/>
-        </w:rPr>
-        <w:br/>
-        <w:t xml:space="preserve">      ),</w:t>
-      </w:r>
-      <w:r>
-        <w:rPr>
-          <w:rFonts w:ascii="Arial Nova" w:hAnsi="Arial Nova"/>
-        </w:rPr>
-        <w:br/>
-        <w:t xml:space="preserve">      </w:t>
-      </w:r>
-      <w:proofErr w:type="spellStart"/>
-      <w:r>
-        <w:rPr>
-          <w:rFonts w:ascii="Arial Nova" w:hAnsi="Arial Nova"/>
-        </w:rPr>
-        <w:t>floatingActionButton</w:t>
-      </w:r>
-      <w:proofErr w:type="spellEnd"/>
-      <w:r>
-        <w:rPr>
-          <w:rFonts w:ascii="Arial Nova" w:hAnsi="Arial Nova"/>
-        </w:rPr>
-        <w:t xml:space="preserve">: </w:t>
-      </w:r>
-      <w:proofErr w:type="spellStart"/>
-      <w:r>
-        <w:rPr>
-          <w:rFonts w:ascii="Arial Nova" w:hAnsi="Arial Nova"/>
-        </w:rPr>
-        <w:t>FloatingActionButton</w:t>
-      </w:r>
-      <w:proofErr w:type="spellEnd"/>
-      <w:r>
-        <w:rPr>
-          <w:rFonts w:ascii="Arial Nova" w:hAnsi="Arial Nova"/>
-        </w:rPr>
-        <w:t>(</w:t>
-      </w:r>
-      <w:r>
-        <w:rPr>
-          <w:rFonts w:ascii="Arial Nova" w:hAnsi="Arial Nova"/>
-        </w:rPr>
-        <w:br/>
-        <w:t xml:space="preserve">        </w:t>
-      </w:r>
-      <w:proofErr w:type="spellStart"/>
-      <w:r>
-        <w:rPr>
-          <w:rFonts w:ascii="Arial Nova" w:hAnsi="Arial Nova"/>
-        </w:rPr>
-        <w:t>onPressed</w:t>
-      </w:r>
-      <w:proofErr w:type="spellEnd"/>
-      <w:r>
-        <w:rPr>
-          <w:rFonts w:ascii="Arial Nova" w:hAnsi="Arial Nova"/>
-        </w:rPr>
-        <w:t>: () {</w:t>
-      </w:r>
-      <w:r>
-        <w:rPr>
-          <w:rFonts w:ascii="Arial Nova" w:hAnsi="Arial Nova"/>
-        </w:rPr>
-        <w:br/>
-        <w:t xml:space="preserve">          </w:t>
+        <w:br/>
+        <w:t xml:space="preserve">          // inside a callback and only need to trigger a method.</w:t>
       </w:r>
       <w:r>
         <w:rPr>
@@ -5778,7 +4035,14 @@
           <w:i/>
           <w:iCs/>
         </w:rPr>
-        <w:t>// Access the provider with listen: false because we are</w:t>
+        <w:br/>
+        <w:t xml:space="preserve">          </w:t>
+      </w:r>
+      <w:r>
+        <w:rPr>
+          <w:rFonts w:ascii="Arial Nova" w:hAnsi="Arial Nova"/>
+        </w:rPr>
+        <w:t>Provider.</w:t>
       </w:r>
       <w:r>
         <w:rPr>
@@ -5786,8 +4050,27 @@
           <w:i/>
           <w:iCs/>
         </w:rPr>
-        <w:br/>
-        <w:t xml:space="preserve">          // inside a callback and only need to trigger a method.</w:t>
+        <w:t>of</w:t>
+      </w:r>
+      <w:r>
+        <w:rPr>
+          <w:rFonts w:ascii="Arial Nova" w:hAnsi="Arial Nova"/>
+        </w:rPr>
+        <w:t>&lt;CounterModel&gt;(context, listen: false).increment();</w:t>
+      </w:r>
+      <w:r>
+        <w:rPr>
+          <w:rFonts w:ascii="Arial Nova" w:hAnsi="Arial Nova"/>
+        </w:rPr>
+        <w:br/>
+        <w:t xml:space="preserve">        },</w:t>
+      </w:r>
+      <w:r>
+        <w:rPr>
+          <w:rFonts w:ascii="Arial Nova" w:hAnsi="Arial Nova"/>
+        </w:rPr>
+        <w:br/>
+        <w:t xml:space="preserve">        child: const Icon(Icons.</w:t>
       </w:r>
       <w:r>
         <w:rPr>
@@ -5795,15 +4078,505 @@
           <w:i/>
           <w:iCs/>
         </w:rPr>
-        <w:br/>
-        <w:t xml:space="preserve">          </w:t>
-      </w:r>
-      <w:proofErr w:type="spellStart"/>
-      <w:r>
-        <w:rPr>
-          <w:rFonts w:ascii="Arial Nova" w:hAnsi="Arial Nova"/>
-        </w:rPr>
-        <w:t>Provider.</w:t>
+        <w:t>add</w:t>
+      </w:r>
+      <w:r>
+        <w:rPr>
+          <w:rFonts w:ascii="Arial Nova" w:hAnsi="Arial Nova"/>
+        </w:rPr>
+        <w:t>),</w:t>
+      </w:r>
+      <w:r>
+        <w:rPr>
+          <w:rFonts w:ascii="Arial Nova" w:hAnsi="Arial Nova"/>
+        </w:rPr>
+        <w:br/>
+        <w:t xml:space="preserve">      ),</w:t>
+      </w:r>
+      <w:r>
+        <w:rPr>
+          <w:rFonts w:ascii="Arial Nova" w:hAnsi="Arial Nova"/>
+        </w:rPr>
+        <w:br/>
+        <w:t xml:space="preserve">    );</w:t>
+      </w:r>
+      <w:r>
+        <w:rPr>
+          <w:rFonts w:ascii="Arial Nova" w:hAnsi="Arial Nova"/>
+        </w:rPr>
+        <w:br/>
+        <w:t xml:space="preserve">  }</w:t>
+      </w:r>
+      <w:r>
+        <w:rPr>
+          <w:rFonts w:ascii="Arial Nova" w:hAnsi="Arial Nova"/>
+        </w:rPr>
+        <w:br/>
+        <w:t>}</w:t>
+      </w:r>
+    </w:p>
+    <w:p>
+      <w:pPr>
+        <w:rPr>
+          <w:rFonts w:ascii="Arial Nova" w:hAnsi="Arial Nova"/>
+        </w:rPr>
+      </w:pPr>
+    </w:p>
+    <w:p>
+      <w:pPr>
+        <w:rPr>
+          <w:rFonts w:ascii="Arial Nova" w:hAnsi="Arial Nova"/>
+        </w:rPr>
+      </w:pPr>
+    </w:p>
+    <w:p>
+      <w:pPr>
+        <w:rPr>
+          <w:rFonts w:ascii="Arial Nova" w:hAnsi="Arial Nova"/>
+          <w:b/>
+          <w:bCs w:val="0"/>
+        </w:rPr>
+      </w:pPr>
+      <w:r>
+        <w:rPr>
+          <w:rFonts w:ascii="Arial Nova" w:hAnsi="Arial Nova"/>
+          <w:b/>
+          <w:bCs w:val="0"/>
+        </w:rPr>
+        <w:lastRenderedPageBreak/>
+        <w:t>Shopping cart example with Provider:</w:t>
+      </w:r>
+    </w:p>
+    <w:p>
+      <w:pPr>
+        <w:rPr>
+          <w:rFonts w:ascii="Arial Nova" w:hAnsi="Arial Nova"/>
+          <w:b/>
+          <w:bCs w:val="0"/>
+        </w:rPr>
+      </w:pPr>
+    </w:p>
+    <w:p>
+      <w:pPr>
+        <w:rPr>
+          <w:rFonts w:ascii="Arial Nova" w:hAnsi="Arial Nova"/>
+          <w:b/>
+          <w:bCs w:val="0"/>
+        </w:rPr>
+      </w:pPr>
+      <w:r>
+        <w:rPr>
+          <w:rFonts w:ascii="Arial Nova" w:hAnsi="Arial Nova"/>
+          <w:b/>
+          <w:bCs w:val="0"/>
+        </w:rPr>
+        <w:t>Types of state (data)</w:t>
+      </w:r>
+    </w:p>
+    <w:p>
+      <w:pPr>
+        <w:rPr>
+          <w:rFonts w:ascii="Arial Nova" w:hAnsi="Arial Nova"/>
+        </w:rPr>
+      </w:pPr>
+      <w:r>
+        <w:rPr>
+          <w:rFonts w:ascii="Arial Nova" w:hAnsi="Arial Nova"/>
+        </w:rPr>
+        <w:t>1.Global application data</w:t>
+      </w:r>
+      <w:r>
+        <w:rPr>
+          <w:rFonts w:ascii="Arial Nova" w:hAnsi="Arial Nova"/>
+        </w:rPr>
+        <w:t xml:space="preserve"> / App State</w:t>
+      </w:r>
+    </w:p>
+    <w:p>
+      <w:pPr>
+        <w:rPr>
+          <w:rFonts w:ascii="Arial Nova" w:hAnsi="Arial Nova"/>
+          <w:b/>
+          <w:bCs w:val="0"/>
+          <w:color w:val="EE0000"/>
+        </w:rPr>
+      </w:pPr>
+      <w:r>
+        <w:rPr>
+          <w:rFonts w:ascii="Arial Nova" w:hAnsi="Arial Nova"/>
+        </w:rPr>
+        <w:tab/>
+        <w:t xml:space="preserve"> The data /state is needed by many widgets  in the application like login state, shopping cart items.</w:t>
+      </w:r>
+      <w:r>
+        <w:rPr>
+          <w:rFonts w:ascii="Arial Nova" w:hAnsi="Arial Nova"/>
+        </w:rPr>
+        <w:t xml:space="preserve"> – </w:t>
+      </w:r>
+      <w:r>
+        <w:rPr>
+          <w:rFonts w:ascii="Arial Nova" w:hAnsi="Arial Nova"/>
+          <w:b/>
+          <w:bCs w:val="0"/>
+          <w:color w:val="EE0000"/>
+        </w:rPr>
+        <w:t>App State</w:t>
+      </w:r>
+    </w:p>
+    <w:p>
+      <w:pPr>
+        <w:rPr>
+          <w:rFonts w:ascii="Arial Nova" w:hAnsi="Arial Nova"/>
+        </w:rPr>
+      </w:pPr>
+      <w:r>
+        <w:rPr>
+          <w:rFonts w:ascii="Arial Nova" w:hAnsi="Arial Nova"/>
+        </w:rPr>
+        <w:t>2.Widget specific data / UI data</w:t>
+      </w:r>
+    </w:p>
+    <w:p>
+      <w:pPr>
+        <w:rPr>
+          <w:rFonts w:ascii="Arial Nova" w:hAnsi="Arial Nova"/>
+          <w:b/>
+          <w:bCs w:val="0"/>
+          <w:color w:val="EE0000"/>
+        </w:rPr>
+      </w:pPr>
+      <w:r>
+        <w:rPr>
+          <w:rFonts w:ascii="Arial Nova" w:hAnsi="Arial Nova"/>
+        </w:rPr>
+        <w:t xml:space="preserve"> If you declare any data within widget, which is called as “local data/state”</w:t>
+      </w:r>
+      <w:r>
+        <w:rPr>
+          <w:rFonts w:ascii="Arial Nova" w:hAnsi="Arial Nova"/>
+        </w:rPr>
+        <w:t xml:space="preserve"> -</w:t>
+      </w:r>
+      <w:r>
+        <w:rPr>
+          <w:rFonts w:ascii="Arial Nova" w:hAnsi="Arial Nova"/>
+          <w:b/>
+          <w:bCs w:val="0"/>
+          <w:color w:val="EE0000"/>
+        </w:rPr>
+        <w:t>ephemeral state</w:t>
+      </w:r>
+    </w:p>
+    <w:p>
+      <w:pPr>
+        <w:rPr>
+          <w:rFonts w:ascii="Arial Nova" w:hAnsi="Arial Nova"/>
+          <w:b/>
+          <w:bCs w:val="0"/>
+        </w:rPr>
+      </w:pPr>
+      <w:r>
+        <w:rPr>
+          <w:noProof/>
+        </w:rPr>
+        <mc:AlternateContent>
+          <mc:Choice Requires="wps">
+            <w:drawing>
+              <wp:inline distT="0" distB="0" distL="0" distR="0" wp14:anchorId="6B60F0E3" wp14:editId="0D09DBB4">
+                <wp:extent cx="304800" cy="304800"/>
+                <wp:effectExtent l="0" t="0" r="0" b="0"/>
+                <wp:docPr id="999365716" name="Rectangle 2" descr="A short animated gif that shows the workings of a simple declarative state management system. This is explained in full in one of the following pages. Here it's just a decoration."/>
+                <wp:cNvGraphicFramePr>
+                  <a:graphicFrameLocks xmlns:a="http://schemas.openxmlformats.org/drawingml/2006/main" noChangeAspect="1"/>
+                </wp:cNvGraphicFramePr>
+                <a:graphic xmlns:a="http://schemas.openxmlformats.org/drawingml/2006/main">
+                  <a:graphicData uri="http://schemas.microsoft.com/office/word/2010/wordprocessingShape">
+                    <wps:wsp>
+                      <wps:cNvSpPr>
+                        <a:spLocks noChangeAspect="1" noChangeArrowheads="1"/>
+                      </wps:cNvSpPr>
+                      <wps:spPr bwMode="auto">
+                        <a:xfrm>
+                          <a:off x="0" y="0"/>
+                          <a:ext cx="304800" cy="304800"/>
+                        </a:xfrm>
+                        <a:prstGeom prst="rect">
+                          <a:avLst/>
+                        </a:prstGeom>
+                        <a:noFill/>
+                        <a:ln>
+                          <a:noFill/>
+                        </a:ln>
+                        <a:extLst>
+                          <a:ext uri="{909E8E84-426E-40DD-AFC4-6F175D3DCCD1}">
+                            <a14:hiddenFill xmlns:a14="http://schemas.microsoft.com/office/drawing/2010/main">
+                              <a:solidFill>
+                                <a:srgbClr val="FFFFFF"/>
+                              </a:solidFill>
+                            </a14:hiddenFill>
+                          </a:ext>
+                          <a:ext uri="{91240B29-F687-4F45-9708-019B960494DF}">
+                            <a14:hiddenLine xmlns:a14="http://schemas.microsoft.com/office/drawing/2010/main" w="9525">
+                              <a:solidFill>
+                                <a:srgbClr val="000000"/>
+                              </a:solidFill>
+                              <a:miter lim="800000"/>
+                              <a:headEnd/>
+                              <a:tailEnd/>
+                            </a14:hiddenLine>
+                          </a:ext>
+                        </a:extLst>
+                      </wps:spPr>
+                      <wps:bodyPr rot="0" vert="horz" wrap="square" lIns="91440" tIns="45720" rIns="91440" bIns="45720" anchor="t" anchorCtr="0" upright="1">
+                        <a:noAutofit/>
+                      </wps:bodyPr>
+                    </wps:wsp>
+                  </a:graphicData>
+                </a:graphic>
+              </wp:inline>
+            </w:drawing>
+          </mc:Choice>
+          <mc:Fallback>
+            <w:pict>
+              <v:rect w14:anchorId="6934E6FD" id="Rectangle 2" o:spid="_x0000_s1026" alt="A short animated gif that shows the workings of a simple declarative state management system. This is explained in full in one of the following pages. Here it's just a decoration." style="width:24pt;height:24pt;visibility:visible;mso-wrap-style:square;mso-left-percent:-10001;mso-top-percent:-10001;mso-position-horizontal:absolute;mso-position-horizontal-relative:char;mso-position-vertical:absolute;mso-position-vertical-relative:line;mso-left-percent:-10001;mso-top-percent:-10001;v-text-anchor:top" o:gfxdata="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" filled="f" stroked="f">
+                <o:lock v:ext="edit" aspectratio="t"/>
+                <w10:anchorlock/>
+              </v:rect>
+            </w:pict>
+          </mc:Fallback>
+        </mc:AlternateContent>
+      </w:r>
+      <w:r>
+        <w:t xml:space="preserve"> </w:t>
+      </w:r>
+      <w:r>
+        <w:rPr>
+          <w:noProof/>
+        </w:rPr>
+        <w:drawing>
+          <wp:inline distT="0" distB="0" distL="0" distR="0" wp14:anchorId="454493AB" wp14:editId="3732E282">
+            <wp:extent cx="5799934" cy="3750128"/>
+            <wp:effectExtent l="0" t="0" r="0" b="0"/>
+            <wp:docPr id="254339339" name="Picture 4" descr="A flow chart. Start with 'Data'. 'Who needs it?'. Three options: 'Most widgets', 'Some widgets' and 'Single widget'. The first two options both lead to 'App state'. The 'Single widget' option leads to 'Ephemeral state'."/>
+            <wp:cNvGraphicFramePr>
+              <a:graphicFrameLocks xmlns:a="http://schemas.openxmlformats.org/drawingml/2006/main" noChangeAspect="1"/>
+            </wp:cNvGraphicFramePr>
+            <a:graphic xmlns:a="http://schemas.openxmlformats.org/drawingml/2006/main">
+              <a:graphicData uri="http://schemas.openxmlformats.org/drawingml/2006/picture">
+                <pic:pic xmlns:pic="http://schemas.openxmlformats.org/drawingml/2006/picture">
+                  <pic:nvPicPr>
+                    <pic:cNvPr id="0" name="Picture 9" descr="A flow chart. Start with 'Data'. 'Who needs it?'. Three options: 'Most widgets', 'Some widgets' and 'Single widget'. The first two options both lead to 'App state'. The 'Single widget' option leads to 'Ephemeral state'."/>
+                    <pic:cNvPicPr>
+                      <a:picLocks noChangeAspect="1" noChangeArrowheads="1"/>
+                    </pic:cNvPicPr>
+                  </pic:nvPicPr>
+                  <pic:blipFill>
+                    <a:blip r:embed="rId5">
+                      <a:extLst>
+                        <a:ext uri="{28A0092B-C50C-407E-A947-70E740481C1C}">
+                          <a14:useLocalDpi xmlns:a14="http://schemas.microsoft.com/office/drawing/2010/main" val="0"/>
+                        </a:ext>
+                      </a:extLst>
+                    </a:blip>
+                    <a:srcRect/>
+                    <a:stretch>
+                      <a:fillRect/>
+                    </a:stretch>
+                  </pic:blipFill>
+                  <pic:spPr bwMode="auto">
+                    <a:xfrm>
+                      <a:off x="0" y="0"/>
+                      <a:ext cx="5810021" cy="3756650"/>
+                    </a:xfrm>
+                    <a:prstGeom prst="rect">
+                      <a:avLst/>
+                    </a:prstGeom>
+                    <a:noFill/>
+                    <a:ln>
+                      <a:noFill/>
+                    </a:ln>
+                  </pic:spPr>
+                </pic:pic>
+              </a:graphicData>
+            </a:graphic>
+          </wp:inline>
+        </w:drawing>
+      </w:r>
+    </w:p>
+    <w:p>
+      <w:pPr>
+        <w:rPr>
+          <w:rFonts w:ascii="Arial Nova" w:hAnsi="Arial Nova"/>
+          <w:b/>
+          <w:bCs w:val="0"/>
+        </w:rPr>
+      </w:pPr>
+      <w:r>
+        <w:rPr>
+          <w:noProof/>
+        </w:rPr>
+        <mc:AlternateContent>
+          <mc:Choice Requires="wps">
+            <w:drawing>
+              <wp:inline distT="0" distB="0" distL="0" distR="0" wp14:anchorId="7A38CE8D" wp14:editId="7E8425E2">
+                <wp:extent cx="304800" cy="304800"/>
+                <wp:effectExtent l="0" t="0" r="0" b="0"/>
+                <wp:docPr id="2113767369" name="Rectangle 1" descr="A short animated gif that shows the workings of a simple declarative state management system. This is explained in full in one of the following pages. Here it's just a decoration."/>
+                <wp:cNvGraphicFramePr>
+                  <a:graphicFrameLocks xmlns:a="http://schemas.openxmlformats.org/drawingml/2006/main" noChangeAspect="1"/>
+                </wp:cNvGraphicFramePr>
+                <a:graphic xmlns:a="http://schemas.openxmlformats.org/drawingml/2006/main">
+                  <a:graphicData uri="http://schemas.microsoft.com/office/word/2010/wordprocessingShape">
+                    <wps:wsp>
+                      <wps:cNvSpPr>
+                        <a:spLocks noChangeAspect="1" noChangeArrowheads="1"/>
+                      </wps:cNvSpPr>
+                      <wps:spPr bwMode="auto">
+                        <a:xfrm>
+                          <a:off x="0" y="0"/>
+                          <a:ext cx="304800" cy="304800"/>
+                        </a:xfrm>
+                        <a:prstGeom prst="rect">
+                          <a:avLst/>
+                        </a:prstGeom>
+                        <a:noFill/>
+                        <a:ln>
+                          <a:noFill/>
+                        </a:ln>
+                        <a:extLst>
+                          <a:ext uri="{909E8E84-426E-40DD-AFC4-6F175D3DCCD1}">
+                            <a14:hiddenFill xmlns:a14="http://schemas.microsoft.com/office/drawing/2010/main">
+                              <a:solidFill>
+                                <a:srgbClr val="FFFFFF"/>
+                              </a:solidFill>
+                            </a14:hiddenFill>
+                          </a:ext>
+                          <a:ext uri="{91240B29-F687-4F45-9708-019B960494DF}">
+                            <a14:hiddenLine xmlns:a14="http://schemas.microsoft.com/office/drawing/2010/main" w="9525">
+                              <a:solidFill>
+                                <a:srgbClr val="000000"/>
+                              </a:solidFill>
+                              <a:miter lim="800000"/>
+                              <a:headEnd/>
+                              <a:tailEnd/>
+                            </a14:hiddenLine>
+                          </a:ext>
+                        </a:extLst>
+                      </wps:spPr>
+                      <wps:bodyPr rot="0" vert="horz" wrap="square" lIns="91440" tIns="45720" rIns="91440" bIns="45720" anchor="t" anchorCtr="0" upright="1">
+                        <a:noAutofit/>
+                      </wps:bodyPr>
+                    </wps:wsp>
+                  </a:graphicData>
+                </a:graphic>
+              </wp:inline>
+            </w:drawing>
+          </mc:Choice>
+          <mc:Fallback>
+            <w:pict>
+              <v:rect w14:anchorId="05481400" id="Rectangle 1" o:spid="_x0000_s1026" alt="A short animated gif that shows the workings of a simple declarative state management system. This is explained in full in one of the following pages. Here it's just a decoration." style="width:24pt;height:24pt;visibility:visible;mso-wrap-style:square;mso-left-percent:-10001;mso-top-percent:-10001;mso-position-horizontal:absolute;mso-position-horizontal-relative:char;mso-position-vertical:absolute;mso-position-vertical-relative:line;mso-left-percent:-10001;mso-top-percent:-10001;v-text-anchor:top" o:gfxdata="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" filled="f" stroked="f">
+                <o:lock v:ext="edit" aspectratio="t"/>
+                <w10:anchorlock/>
+              </v:rect>
+            </w:pict>
+          </mc:Fallback>
+        </mc:AlternateContent>
+      </w:r>
+    </w:p>
+    <w:p>
+      <w:pPr>
+        <w:rPr>
+          <w:rFonts w:ascii="Arial Nova" w:hAnsi="Arial Nova"/>
+        </w:rPr>
+      </w:pPr>
+      <w:r>
+        <w:rPr>
+          <w:rFonts w:ascii="Arial Nova" w:hAnsi="Arial Nova"/>
+        </w:rPr>
+        <w:t>import 'package:flutter/material.dart';</w:t>
+      </w:r>
+      <w:r>
+        <w:rPr>
+          <w:rFonts w:ascii="Arial Nova" w:hAnsi="Arial Nova"/>
+        </w:rPr>
+        <w:br/>
+        <w:t>import 'package:provider/provider.dart';</w:t>
+      </w:r>
+      <w:r>
+        <w:rPr>
+          <w:rFonts w:ascii="Arial Nova" w:hAnsi="Arial Nova"/>
+        </w:rPr>
+        <w:br/>
+      </w:r>
+      <w:r>
+        <w:rPr>
+          <w:rFonts w:ascii="Arial Nova" w:hAnsi="Arial Nova"/>
+        </w:rPr>
+        <w:lastRenderedPageBreak/>
+        <w:br/>
+        <w:t>void main() {</w:t>
+      </w:r>
+      <w:r>
+        <w:rPr>
+          <w:rFonts w:ascii="Arial Nova" w:hAnsi="Arial Nova"/>
+        </w:rPr>
+        <w:br/>
+        <w:t xml:space="preserve">  runApp(</w:t>
+      </w:r>
+      <w:r>
+        <w:rPr>
+          <w:rFonts w:ascii="Arial Nova" w:hAnsi="Arial Nova"/>
+        </w:rPr>
+        <w:br/>
+        <w:t xml:space="preserve">    ChangeNotifierProvider(</w:t>
+      </w:r>
+      <w:r>
+        <w:rPr>
+          <w:rFonts w:ascii="Arial Nova" w:hAnsi="Arial Nova"/>
+        </w:rPr>
+        <w:br/>
+        <w:t xml:space="preserve">      create: (context) =&gt; CartModel(),</w:t>
+      </w:r>
+      <w:r>
+        <w:rPr>
+          <w:rFonts w:ascii="Arial Nova" w:hAnsi="Arial Nova"/>
+        </w:rPr>
+        <w:br/>
+        <w:t xml:space="preserve">      child: const MyApp(),</w:t>
+      </w:r>
+      <w:r>
+        <w:rPr>
+          <w:rFonts w:ascii="Arial Nova" w:hAnsi="Arial Nova"/>
+        </w:rPr>
+        <w:br/>
+        <w:t xml:space="preserve">    ),</w:t>
+      </w:r>
+      <w:r>
+        <w:rPr>
+          <w:rFonts w:ascii="Arial Nova" w:hAnsi="Arial Nova"/>
+        </w:rPr>
+        <w:br/>
+        <w:t xml:space="preserve">  );</w:t>
+      </w:r>
+      <w:r>
+        <w:rPr>
+          <w:rFonts w:ascii="Arial Nova" w:hAnsi="Arial Nova"/>
+        </w:rPr>
+        <w:br/>
+        <w:t>}</w:t>
+      </w:r>
+      <w:r>
+        <w:rPr>
+          <w:rFonts w:ascii="Arial Nova" w:hAnsi="Arial Nova"/>
+        </w:rPr>
+        <w:br/>
+      </w:r>
+      <w:r>
+        <w:rPr>
+          <w:rFonts w:ascii="Arial Nova" w:hAnsi="Arial Nova"/>
+        </w:rPr>
+        <w:br/>
       </w:r>
       <w:r>
         <w:rPr>
@@ -5811,49 +4584,7 @@
           <w:i/>
           <w:iCs/>
         </w:rPr>
-        <w:t>of</w:t>
-      </w:r>
-      <w:proofErr w:type="spellEnd"/>
-      <w:r>
-        <w:rPr>
-          <w:rFonts w:ascii="Arial Nova" w:hAnsi="Arial Nova"/>
-        </w:rPr>
-        <w:t>&lt;</w:t>
-      </w:r>
-      <w:proofErr w:type="spellStart"/>
-      <w:r>
-        <w:rPr>
-          <w:rFonts w:ascii="Arial Nova" w:hAnsi="Arial Nova"/>
-        </w:rPr>
-        <w:t>CounterModel</w:t>
-      </w:r>
-      <w:proofErr w:type="spellEnd"/>
-      <w:r>
-        <w:rPr>
-          <w:rFonts w:ascii="Arial Nova" w:hAnsi="Arial Nova"/>
-        </w:rPr>
-        <w:t>&gt;(context, listen: false).increment();</w:t>
-      </w:r>
-      <w:r>
-        <w:rPr>
-          <w:rFonts w:ascii="Arial Nova" w:hAnsi="Arial Nova"/>
-        </w:rPr>
-        <w:br/>
-        <w:t xml:space="preserve">        },</w:t>
-      </w:r>
-      <w:r>
-        <w:rPr>
-          <w:rFonts w:ascii="Arial Nova" w:hAnsi="Arial Nova"/>
-        </w:rPr>
-        <w:br/>
-        <w:t xml:space="preserve">        child: const Icon(</w:t>
-      </w:r>
-      <w:proofErr w:type="spellStart"/>
-      <w:r>
-        <w:rPr>
-          <w:rFonts w:ascii="Arial Nova" w:hAnsi="Arial Nova"/>
-        </w:rPr>
-        <w:t>Icons.</w:t>
+        <w:t>// --- MODEL ---</w:t>
       </w:r>
       <w:r>
         <w:rPr>
@@ -5861,14 +4592,1557 @@
           <w:i/>
           <w:iCs/>
         </w:rPr>
-        <w:t>add</w:t>
-      </w:r>
-      <w:proofErr w:type="spellEnd"/>
+        <w:br/>
+      </w:r>
+      <w:r>
+        <w:rPr>
+          <w:rFonts w:ascii="Arial Nova" w:hAnsi="Arial Nova"/>
+          <w:i/>
+          <w:iCs/>
+        </w:rPr>
+        <w:br/>
+      </w:r>
+      <w:r>
+        <w:rPr>
+          <w:rFonts w:ascii="Arial Nova" w:hAnsi="Arial Nova"/>
+        </w:rPr>
+        <w:t>class Item {</w:t>
+      </w:r>
+      <w:r>
+        <w:rPr>
+          <w:rFonts w:ascii="Arial Nova" w:hAnsi="Arial Nova"/>
+        </w:rPr>
+        <w:br/>
+        <w:t xml:space="preserve">  final int id;</w:t>
+      </w:r>
+      <w:r>
+        <w:rPr>
+          <w:rFonts w:ascii="Arial Nova" w:hAnsi="Arial Nova"/>
+        </w:rPr>
+        <w:br/>
+        <w:t xml:space="preserve">  final String name;</w:t>
+      </w:r>
+      <w:r>
+        <w:rPr>
+          <w:rFonts w:ascii="Arial Nova" w:hAnsi="Arial Nova"/>
+        </w:rPr>
+        <w:br/>
+        <w:t xml:space="preserve">  final Color color;</w:t>
+      </w:r>
+      <w:r>
+        <w:rPr>
+          <w:rFonts w:ascii="Arial Nova" w:hAnsi="Arial Nova"/>
+        </w:rPr>
+        <w:br/>
+      </w:r>
+      <w:r>
+        <w:rPr>
+          <w:rFonts w:ascii="Arial Nova" w:hAnsi="Arial Nova"/>
+        </w:rPr>
+        <w:br/>
+        <w:t xml:space="preserve">  Item(this.id, this.name, this.color);</w:t>
+      </w:r>
+      <w:r>
+        <w:rPr>
+          <w:rFonts w:ascii="Arial Nova" w:hAnsi="Arial Nova"/>
+        </w:rPr>
+        <w:br/>
+      </w:r>
+      <w:r>
+        <w:rPr>
+          <w:rFonts w:ascii="Arial Nova" w:hAnsi="Arial Nova"/>
+        </w:rPr>
+        <w:br/>
+        <w:t xml:space="preserve">  @override</w:t>
+      </w:r>
+      <w:r>
+        <w:rPr>
+          <w:rFonts w:ascii="Arial Nova" w:hAnsi="Arial Nova"/>
+        </w:rPr>
+        <w:br/>
+        <w:t xml:space="preserve">  bool operator ==(Object other) =&gt; other is Item &amp;&amp; other.id == id;</w:t>
+      </w:r>
+      <w:r>
+        <w:rPr>
+          <w:rFonts w:ascii="Arial Nova" w:hAnsi="Arial Nova"/>
+        </w:rPr>
+        <w:br/>
+        <w:t xml:space="preserve">  @override</w:t>
+      </w:r>
+      <w:r>
+        <w:rPr>
+          <w:rFonts w:ascii="Arial Nova" w:hAnsi="Arial Nova"/>
+        </w:rPr>
+        <w:br/>
+        <w:t xml:space="preserve">  int get hashCode =&gt; id;</w:t>
+      </w:r>
+      <w:r>
+        <w:rPr>
+          <w:rFonts w:ascii="Arial Nova" w:hAnsi="Arial Nova"/>
+        </w:rPr>
+        <w:br/>
+        <w:t>}</w:t>
+      </w:r>
+      <w:r>
+        <w:rPr>
+          <w:rFonts w:ascii="Arial Nova" w:hAnsi="Arial Nova"/>
+        </w:rPr>
+        <w:br/>
+      </w:r>
+      <w:r>
+        <w:rPr>
+          <w:rFonts w:ascii="Arial Nova" w:hAnsi="Arial Nova"/>
+        </w:rPr>
+        <w:br/>
+        <w:t>class CartModel extends ChangeNotifier {</w:t>
+      </w:r>
+      <w:r>
+        <w:rPr>
+          <w:rFonts w:ascii="Arial Nova" w:hAnsi="Arial Nova"/>
+        </w:rPr>
+        <w:br/>
+        <w:t xml:space="preserve">  final List&lt;Item&gt; _items = [];</w:t>
+      </w:r>
+      <w:r>
+        <w:rPr>
+          <w:rFonts w:ascii="Arial Nova" w:hAnsi="Arial Nova"/>
+        </w:rPr>
+        <w:br/>
+      </w:r>
+      <w:r>
+        <w:rPr>
+          <w:rFonts w:ascii="Arial Nova" w:hAnsi="Arial Nova"/>
+        </w:rPr>
+        <w:br/>
+        <w:t xml:space="preserve">  List&lt;Item&gt; get items =&gt; _items;</w:t>
+      </w:r>
+      <w:r>
+        <w:rPr>
+          <w:rFonts w:ascii="Arial Nova" w:hAnsi="Arial Nova"/>
+        </w:rPr>
+        <w:br/>
+        <w:t xml:space="preserve">  int get totalPrice =&gt; _items.length * 42;</w:t>
+      </w:r>
+      <w:r>
+        <w:rPr>
+          <w:rFonts w:ascii="Arial Nova" w:hAnsi="Arial Nova"/>
+        </w:rPr>
+        <w:br/>
+      </w:r>
+      <w:r>
+        <w:rPr>
+          <w:rFonts w:ascii="Arial Nova" w:hAnsi="Arial Nova"/>
+        </w:rPr>
+        <w:br/>
+        <w:t xml:space="preserve">  void add(Item item) {</w:t>
+      </w:r>
+      <w:r>
+        <w:rPr>
+          <w:rFonts w:ascii="Arial Nova" w:hAnsi="Arial Nova"/>
+        </w:rPr>
+        <w:br/>
+        <w:t xml:space="preserve">    _items.add(item);</w:t>
+      </w:r>
+      <w:r>
+        <w:rPr>
+          <w:rFonts w:ascii="Arial Nova" w:hAnsi="Arial Nova"/>
+        </w:rPr>
+        <w:br/>
+      </w:r>
+      <w:r>
+        <w:rPr>
+          <w:rFonts w:ascii="Arial Nova" w:hAnsi="Arial Nova"/>
+        </w:rPr>
+        <w:lastRenderedPageBreak/>
+        <w:t xml:space="preserve">    notifyListeners();</w:t>
+      </w:r>
+      <w:r>
+        <w:rPr>
+          <w:rFonts w:ascii="Arial Nova" w:hAnsi="Arial Nova"/>
+        </w:rPr>
+        <w:br/>
+        <w:t xml:space="preserve">  }</w:t>
+      </w:r>
+      <w:r>
+        <w:rPr>
+          <w:rFonts w:ascii="Arial Nova" w:hAnsi="Arial Nova"/>
+        </w:rPr>
+        <w:br/>
+      </w:r>
+      <w:r>
+        <w:rPr>
+          <w:rFonts w:ascii="Arial Nova" w:hAnsi="Arial Nova"/>
+        </w:rPr>
+        <w:br/>
+        <w:t xml:space="preserve">  void remove(Item item) {</w:t>
+      </w:r>
+      <w:r>
+        <w:rPr>
+          <w:rFonts w:ascii="Arial Nova" w:hAnsi="Arial Nova"/>
+        </w:rPr>
+        <w:br/>
+        <w:t xml:space="preserve">    _items.remove(item);</w:t>
+      </w:r>
+      <w:r>
+        <w:rPr>
+          <w:rFonts w:ascii="Arial Nova" w:hAnsi="Arial Nova"/>
+        </w:rPr>
+        <w:br/>
+        <w:t xml:space="preserve">    notifyListeners();</w:t>
+      </w:r>
+      <w:r>
+        <w:rPr>
+          <w:rFonts w:ascii="Arial Nova" w:hAnsi="Arial Nova"/>
+        </w:rPr>
+        <w:br/>
+        <w:t xml:space="preserve">  }</w:t>
+      </w:r>
+      <w:r>
+        <w:rPr>
+          <w:rFonts w:ascii="Arial Nova" w:hAnsi="Arial Nova"/>
+        </w:rPr>
+        <w:br/>
+        <w:t>}</w:t>
+      </w:r>
+      <w:r>
+        <w:rPr>
+          <w:rFonts w:ascii="Arial Nova" w:hAnsi="Arial Nova"/>
+        </w:rPr>
+        <w:br/>
+      </w:r>
+      <w:r>
+        <w:rPr>
+          <w:rFonts w:ascii="Arial Nova" w:hAnsi="Arial Nova"/>
+        </w:rPr>
+        <w:br/>
+      </w:r>
+      <w:r>
+        <w:rPr>
+          <w:rFonts w:ascii="Arial Nova" w:hAnsi="Arial Nova"/>
+          <w:i/>
+          <w:iCs/>
+        </w:rPr>
+        <w:t>// --- APP UI ---</w:t>
+      </w:r>
+      <w:r>
+        <w:rPr>
+          <w:rFonts w:ascii="Arial Nova" w:hAnsi="Arial Nova"/>
+          <w:i/>
+          <w:iCs/>
+        </w:rPr>
+        <w:br/>
+      </w:r>
+      <w:r>
+        <w:rPr>
+          <w:rFonts w:ascii="Arial Nova" w:hAnsi="Arial Nova"/>
+          <w:i/>
+          <w:iCs/>
+        </w:rPr>
+        <w:br/>
+      </w:r>
+      <w:r>
+        <w:rPr>
+          <w:rFonts w:ascii="Arial Nova" w:hAnsi="Arial Nova"/>
+        </w:rPr>
+        <w:t>class MyApp extends StatelessWidget {</w:t>
+      </w:r>
+      <w:r>
+        <w:rPr>
+          <w:rFonts w:ascii="Arial Nova" w:hAnsi="Arial Nova"/>
+        </w:rPr>
+        <w:br/>
+        <w:t xml:space="preserve">  const MyApp({super.key});</w:t>
+      </w:r>
+      <w:r>
+        <w:rPr>
+          <w:rFonts w:ascii="Arial Nova" w:hAnsi="Arial Nova"/>
+        </w:rPr>
+        <w:br/>
+      </w:r>
+      <w:r>
+        <w:rPr>
+          <w:rFonts w:ascii="Arial Nova" w:hAnsi="Arial Nova"/>
+        </w:rPr>
+        <w:br/>
+        <w:t xml:space="preserve">  @override</w:t>
+      </w:r>
+      <w:r>
+        <w:rPr>
+          <w:rFonts w:ascii="Arial Nova" w:hAnsi="Arial Nova"/>
+        </w:rPr>
+        <w:br/>
+        <w:t xml:space="preserve">  Widget build(BuildContext context) {</w:t>
+      </w:r>
+      <w:r>
+        <w:rPr>
+          <w:rFonts w:ascii="Arial Nova" w:hAnsi="Arial Nova"/>
+        </w:rPr>
+        <w:br/>
+        <w:t xml:space="preserve">    return const MaterialApp(</w:t>
+      </w:r>
+      <w:r>
+        <w:rPr>
+          <w:rFonts w:ascii="Arial Nova" w:hAnsi="Arial Nova"/>
+        </w:rPr>
+        <w:br/>
+        <w:t xml:space="preserve">      debugShowCheckedModeBanner: false,</w:t>
+      </w:r>
+      <w:r>
+        <w:rPr>
+          <w:rFonts w:ascii="Arial Nova" w:hAnsi="Arial Nova"/>
+        </w:rPr>
+        <w:br/>
+        <w:t xml:space="preserve">      </w:t>
+      </w:r>
+      <w:r>
+        <w:rPr>
+          <w:rFonts w:ascii="Arial Nova" w:hAnsi="Arial Nova"/>
+          <w:i/>
+          <w:iCs/>
+        </w:rPr>
+        <w:t>// Removed initialRoute and routes map</w:t>
+      </w:r>
+      <w:r>
+        <w:rPr>
+          <w:rFonts w:ascii="Arial Nova" w:hAnsi="Arial Nova"/>
+          <w:i/>
+          <w:iCs/>
+        </w:rPr>
+        <w:br/>
+        <w:t xml:space="preserve">      // Using 'home' to define the landing page</w:t>
+      </w:r>
+      <w:r>
+        <w:rPr>
+          <w:rFonts w:ascii="Arial Nova" w:hAnsi="Arial Nova"/>
+          <w:i/>
+          <w:iCs/>
+        </w:rPr>
+        <w:br/>
+        <w:t xml:space="preserve">      </w:t>
+      </w:r>
+      <w:r>
+        <w:rPr>
+          <w:rFonts w:ascii="Arial Nova" w:hAnsi="Arial Nova"/>
+        </w:rPr>
+        <w:t>home: MyCatalog(),</w:t>
+      </w:r>
+      <w:r>
+        <w:rPr>
+          <w:rFonts w:ascii="Arial Nova" w:hAnsi="Arial Nova"/>
+        </w:rPr>
+        <w:br/>
+        <w:t xml:space="preserve">    );</w:t>
+      </w:r>
+      <w:r>
+        <w:rPr>
+          <w:rFonts w:ascii="Arial Nova" w:hAnsi="Arial Nova"/>
+        </w:rPr>
+        <w:br/>
+        <w:t xml:space="preserve">  }</w:t>
+      </w:r>
+      <w:r>
+        <w:rPr>
+          <w:rFonts w:ascii="Arial Nova" w:hAnsi="Arial Nova"/>
+        </w:rPr>
+        <w:br/>
+        <w:t>}</w:t>
+      </w:r>
+      <w:r>
+        <w:rPr>
+          <w:rFonts w:ascii="Arial Nova" w:hAnsi="Arial Nova"/>
+        </w:rPr>
+        <w:br/>
+      </w:r>
+      <w:r>
+        <w:rPr>
+          <w:rFonts w:ascii="Arial Nova" w:hAnsi="Arial Nova"/>
+        </w:rPr>
+        <w:br/>
+      </w:r>
+      <w:r>
+        <w:rPr>
+          <w:rFonts w:ascii="Arial Nova" w:hAnsi="Arial Nova"/>
+          <w:i/>
+          <w:iCs/>
+        </w:rPr>
+        <w:t>// --- CATALOG SCREEN ---</w:t>
+      </w:r>
+      <w:r>
+        <w:rPr>
+          <w:rFonts w:ascii="Arial Nova" w:hAnsi="Arial Nova"/>
+          <w:i/>
+          <w:iCs/>
+        </w:rPr>
+        <w:br/>
+      </w:r>
+      <w:r>
+        <w:rPr>
+          <w:rFonts w:ascii="Arial Nova" w:hAnsi="Arial Nova"/>
+          <w:i/>
+          <w:iCs/>
+        </w:rPr>
+        <w:br/>
+      </w:r>
+      <w:r>
+        <w:rPr>
+          <w:rFonts w:ascii="Arial Nova" w:hAnsi="Arial Nova"/>
+        </w:rPr>
+        <w:t>class MyCatalog extends StatelessWidget {</w:t>
+      </w:r>
+      <w:r>
+        <w:rPr>
+          <w:rFonts w:ascii="Arial Nova" w:hAnsi="Arial Nova"/>
+        </w:rPr>
+        <w:br/>
+        <w:t xml:space="preserve">  const MyCatalog({super.key});</w:t>
+      </w:r>
+      <w:r>
+        <w:rPr>
+          <w:rFonts w:ascii="Arial Nova" w:hAnsi="Arial Nova"/>
+        </w:rPr>
+        <w:br/>
+      </w:r>
+      <w:r>
+        <w:rPr>
+          <w:rFonts w:ascii="Arial Nova" w:hAnsi="Arial Nova"/>
+        </w:rPr>
+        <w:br/>
+        <w:t xml:space="preserve">  @override</w:t>
+      </w:r>
+      <w:r>
+        <w:rPr>
+          <w:rFonts w:ascii="Arial Nova" w:hAnsi="Arial Nova"/>
+        </w:rPr>
+        <w:br/>
+        <w:t xml:space="preserve">  Widget build(BuildContext context) {</w:t>
+      </w:r>
+      <w:r>
+        <w:rPr>
+          <w:rFonts w:ascii="Arial Nova" w:hAnsi="Arial Nova"/>
+        </w:rPr>
+        <w:br/>
+        <w:t xml:space="preserve">    return Scaffold(</w:t>
+      </w:r>
+      <w:r>
+        <w:rPr>
+          <w:rFonts w:ascii="Arial Nova" w:hAnsi="Arial Nova"/>
+        </w:rPr>
+        <w:br/>
+      </w:r>
+      <w:r>
+        <w:rPr>
+          <w:rFonts w:ascii="Arial Nova" w:hAnsi="Arial Nova"/>
+        </w:rPr>
+        <w:lastRenderedPageBreak/>
+        <w:t xml:space="preserve">      appBar: AppBar(</w:t>
+      </w:r>
+      <w:r>
+        <w:rPr>
+          <w:rFonts w:ascii="Arial Nova" w:hAnsi="Arial Nova"/>
+        </w:rPr>
+        <w:br/>
+        <w:t xml:space="preserve">        title: const Text('Catalog'),</w:t>
+      </w:r>
+      <w:r>
+        <w:rPr>
+          <w:rFonts w:ascii="Arial Nova" w:hAnsi="Arial Nova"/>
+        </w:rPr>
+        <w:br/>
+        <w:t xml:space="preserve">        actions: [</w:t>
+      </w:r>
+      <w:r>
+        <w:rPr>
+          <w:rFonts w:ascii="Arial Nova" w:hAnsi="Arial Nova"/>
+        </w:rPr>
+        <w:br/>
+        <w:t xml:space="preserve">          IconButton(</w:t>
+      </w:r>
+      <w:r>
+        <w:rPr>
+          <w:rFonts w:ascii="Arial Nova" w:hAnsi="Arial Nova"/>
+        </w:rPr>
+        <w:br/>
+        <w:t xml:space="preserve">            icon: const Icon(Icons.</w:t>
+      </w:r>
+      <w:r>
+        <w:rPr>
+          <w:rFonts w:ascii="Arial Nova" w:hAnsi="Arial Nova"/>
+          <w:i/>
+          <w:iCs/>
+        </w:rPr>
+        <w:t>shopping_cart</w:t>
+      </w:r>
       <w:r>
         <w:rPr>
           <w:rFonts w:ascii="Arial Nova" w:hAnsi="Arial Nova"/>
         </w:rPr>
         <w:t>),</w:t>
+      </w:r>
+      <w:r>
+        <w:rPr>
+          <w:rFonts w:ascii="Arial Nova" w:hAnsi="Arial Nova"/>
+        </w:rPr>
+        <w:br/>
+        <w:t xml:space="preserve">            onPressed: () {</w:t>
+      </w:r>
+      <w:r>
+        <w:rPr>
+          <w:rFonts w:ascii="Arial Nova" w:hAnsi="Arial Nova"/>
+        </w:rPr>
+        <w:br/>
+        <w:t xml:space="preserve">              </w:t>
+      </w:r>
+      <w:r>
+        <w:rPr>
+          <w:rFonts w:ascii="Arial Nova" w:hAnsi="Arial Nova"/>
+          <w:i/>
+          <w:iCs/>
+        </w:rPr>
+        <w:t>// UPDATED: Using Navigator.push with MaterialPageRoute</w:t>
+      </w:r>
+      <w:r>
+        <w:rPr>
+          <w:rFonts w:ascii="Arial Nova" w:hAnsi="Arial Nova"/>
+          <w:i/>
+          <w:iCs/>
+        </w:rPr>
+        <w:br/>
+        <w:t xml:space="preserve">              </w:t>
+      </w:r>
+      <w:r>
+        <w:rPr>
+          <w:rFonts w:ascii="Arial Nova" w:hAnsi="Arial Nova"/>
+        </w:rPr>
+        <w:t>Navigator.</w:t>
+      </w:r>
+      <w:r>
+        <w:rPr>
+          <w:rFonts w:ascii="Arial Nova" w:hAnsi="Arial Nova"/>
+          <w:i/>
+          <w:iCs/>
+        </w:rPr>
+        <w:t>push</w:t>
+      </w:r>
+      <w:r>
+        <w:rPr>
+          <w:rFonts w:ascii="Arial Nova" w:hAnsi="Arial Nova"/>
+        </w:rPr>
+        <w:t>(</w:t>
+      </w:r>
+      <w:r>
+        <w:rPr>
+          <w:rFonts w:ascii="Arial Nova" w:hAnsi="Arial Nova"/>
+        </w:rPr>
+        <w:br/>
+        <w:t xml:space="preserve">                context,</w:t>
+      </w:r>
+      <w:r>
+        <w:rPr>
+          <w:rFonts w:ascii="Arial Nova" w:hAnsi="Arial Nova"/>
+        </w:rPr>
+        <w:br/>
+        <w:t xml:space="preserve">                MaterialPageRoute(builder: (context) =&gt; const MyCart()),</w:t>
+      </w:r>
+      <w:r>
+        <w:rPr>
+          <w:rFonts w:ascii="Arial Nova" w:hAnsi="Arial Nova"/>
+        </w:rPr>
+        <w:br/>
+        <w:t xml:space="preserve">              );</w:t>
+      </w:r>
+      <w:r>
+        <w:rPr>
+          <w:rFonts w:ascii="Arial Nova" w:hAnsi="Arial Nova"/>
+        </w:rPr>
+        <w:br/>
+        <w:t xml:space="preserve">            },</w:t>
+      </w:r>
+      <w:r>
+        <w:rPr>
+          <w:rFonts w:ascii="Arial Nova" w:hAnsi="Arial Nova"/>
+        </w:rPr>
+        <w:br/>
+        <w:t xml:space="preserve">          ),</w:t>
+      </w:r>
+      <w:r>
+        <w:rPr>
+          <w:rFonts w:ascii="Arial Nova" w:hAnsi="Arial Nova"/>
+        </w:rPr>
+        <w:br/>
+        <w:t xml:space="preserve">        ],</w:t>
+      </w:r>
+      <w:r>
+        <w:rPr>
+          <w:rFonts w:ascii="Arial Nova" w:hAnsi="Arial Nova"/>
+        </w:rPr>
+        <w:br/>
+        <w:t xml:space="preserve">      ),</w:t>
+      </w:r>
+      <w:r>
+        <w:rPr>
+          <w:rFonts w:ascii="Arial Nova" w:hAnsi="Arial Nova"/>
+        </w:rPr>
+        <w:br/>
+        <w:t xml:space="preserve">      body: ListView.builder(</w:t>
+      </w:r>
+      <w:r>
+        <w:rPr>
+          <w:rFonts w:ascii="Arial Nova" w:hAnsi="Arial Nova"/>
+        </w:rPr>
+        <w:br/>
+        <w:t xml:space="preserve">        itemCount: 15,</w:t>
+      </w:r>
+      <w:r>
+        <w:rPr>
+          <w:rFonts w:ascii="Arial Nova" w:hAnsi="Arial Nova"/>
+        </w:rPr>
+        <w:br/>
+        <w:t xml:space="preserve">        itemBuilder: (context, index) {</w:t>
+      </w:r>
+      <w:r>
+        <w:rPr>
+          <w:rFonts w:ascii="Arial Nova" w:hAnsi="Arial Nova"/>
+        </w:rPr>
+        <w:br/>
+        <w:t xml:space="preserve">          final item = Item(index, 'Product $index',</w:t>
+      </w:r>
+      <w:r>
+        <w:rPr>
+          <w:rFonts w:ascii="Arial Nova" w:hAnsi="Arial Nova"/>
+        </w:rPr>
+        <w:br/>
+        <w:t xml:space="preserve">              Colors.</w:t>
+      </w:r>
+      <w:r>
+        <w:rPr>
+          <w:rFonts w:ascii="Arial Nova" w:hAnsi="Arial Nova"/>
+          <w:i/>
+          <w:iCs/>
+        </w:rPr>
+        <w:t>primaries</w:t>
+      </w:r>
+      <w:r>
+        <w:rPr>
+          <w:rFonts w:ascii="Arial Nova" w:hAnsi="Arial Nova"/>
+        </w:rPr>
+        <w:t>[index % Colors.</w:t>
+      </w:r>
+      <w:r>
+        <w:rPr>
+          <w:rFonts w:ascii="Arial Nova" w:hAnsi="Arial Nova"/>
+          <w:i/>
+          <w:iCs/>
+        </w:rPr>
+        <w:t>primaries</w:t>
+      </w:r>
+      <w:r>
+        <w:rPr>
+          <w:rFonts w:ascii="Arial Nova" w:hAnsi="Arial Nova"/>
+        </w:rPr>
+        <w:t>.length]);</w:t>
+      </w:r>
+      <w:r>
+        <w:rPr>
+          <w:rFonts w:ascii="Arial Nova" w:hAnsi="Arial Nova"/>
+        </w:rPr>
+        <w:br/>
+        <w:t xml:space="preserve">          return ListTile(</w:t>
+      </w:r>
+      <w:r>
+        <w:rPr>
+          <w:rFonts w:ascii="Arial Nova" w:hAnsi="Arial Nova"/>
+        </w:rPr>
+        <w:br/>
+        <w:t xml:space="preserve">            leading: Container(width: 40, height: 40, color: item.color),</w:t>
+      </w:r>
+      <w:r>
+        <w:rPr>
+          <w:rFonts w:ascii="Arial Nova" w:hAnsi="Arial Nova"/>
+        </w:rPr>
+        <w:br/>
+        <w:t xml:space="preserve">            title: Text(item.name),</w:t>
+      </w:r>
+      <w:r>
+        <w:rPr>
+          <w:rFonts w:ascii="Arial Nova" w:hAnsi="Arial Nova"/>
+        </w:rPr>
+        <w:br/>
+        <w:t xml:space="preserve">            trailing: _AddButton(item: item),</w:t>
+      </w:r>
+      <w:r>
+        <w:rPr>
+          <w:rFonts w:ascii="Arial Nova" w:hAnsi="Arial Nova"/>
+        </w:rPr>
+        <w:br/>
+        <w:t xml:space="preserve">          );</w:t>
+      </w:r>
+      <w:r>
+        <w:rPr>
+          <w:rFonts w:ascii="Arial Nova" w:hAnsi="Arial Nova"/>
+        </w:rPr>
+        <w:br/>
+        <w:t xml:space="preserve">        },</w:t>
+      </w:r>
+      <w:r>
+        <w:rPr>
+          <w:rFonts w:ascii="Arial Nova" w:hAnsi="Arial Nova"/>
+        </w:rPr>
+        <w:br/>
+        <w:t xml:space="preserve">      ),</w:t>
+      </w:r>
+      <w:r>
+        <w:rPr>
+          <w:rFonts w:ascii="Arial Nova" w:hAnsi="Arial Nova"/>
+        </w:rPr>
+        <w:br/>
+        <w:t xml:space="preserve">    );</w:t>
+      </w:r>
+      <w:r>
+        <w:rPr>
+          <w:rFonts w:ascii="Arial Nova" w:hAnsi="Arial Nova"/>
+        </w:rPr>
+        <w:br/>
+        <w:t xml:space="preserve">  }</w:t>
+      </w:r>
+      <w:r>
+        <w:rPr>
+          <w:rFonts w:ascii="Arial Nova" w:hAnsi="Arial Nova"/>
+        </w:rPr>
+        <w:br/>
+        <w:t>}</w:t>
+      </w:r>
+      <w:r>
+        <w:rPr>
+          <w:rFonts w:ascii="Arial Nova" w:hAnsi="Arial Nova"/>
+        </w:rPr>
+        <w:br/>
+      </w:r>
+      <w:r>
+        <w:rPr>
+          <w:rFonts w:ascii="Arial Nova" w:hAnsi="Arial Nova"/>
+        </w:rPr>
+        <w:br/>
+        <w:t>class _AddButton extends StatelessWidget {</w:t>
+      </w:r>
+      <w:r>
+        <w:rPr>
+          <w:rFonts w:ascii="Arial Nova" w:hAnsi="Arial Nova"/>
+        </w:rPr>
+        <w:br/>
+        <w:t xml:space="preserve">  final Item item;</w:t>
+      </w:r>
+      <w:r>
+        <w:rPr>
+          <w:rFonts w:ascii="Arial Nova" w:hAnsi="Arial Nova"/>
+        </w:rPr>
+        <w:br/>
+      </w:r>
+      <w:r>
+        <w:rPr>
+          <w:rFonts w:ascii="Arial Nova" w:hAnsi="Arial Nova"/>
+        </w:rPr>
+        <w:lastRenderedPageBreak/>
+        <w:t xml:space="preserve">  const _AddButton({required this.item});</w:t>
+      </w:r>
+      <w:r>
+        <w:rPr>
+          <w:rFonts w:ascii="Arial Nova" w:hAnsi="Arial Nova"/>
+        </w:rPr>
+        <w:br/>
+      </w:r>
+      <w:r>
+        <w:rPr>
+          <w:rFonts w:ascii="Arial Nova" w:hAnsi="Arial Nova"/>
+        </w:rPr>
+        <w:br/>
+        <w:t xml:space="preserve">  @override</w:t>
+      </w:r>
+      <w:r>
+        <w:rPr>
+          <w:rFonts w:ascii="Arial Nova" w:hAnsi="Arial Nova"/>
+        </w:rPr>
+        <w:br/>
+        <w:t xml:space="preserve">  Widget build(BuildContext context) {</w:t>
+      </w:r>
+      <w:r>
+        <w:rPr>
+          <w:rFonts w:ascii="Arial Nova" w:hAnsi="Arial Nova"/>
+        </w:rPr>
+        <w:br/>
+        <w:t xml:space="preserve">    var isInCart = context.select&lt;CartModel, bool&gt;(</w:t>
+      </w:r>
+      <w:r>
+        <w:rPr>
+          <w:rFonts w:ascii="Arial Nova" w:hAnsi="Arial Nova"/>
+        </w:rPr>
+        <w:br/>
+        <w:t xml:space="preserve">          (cart) =&gt; cart.items.contains(item),</w:t>
+      </w:r>
+      <w:r>
+        <w:rPr>
+          <w:rFonts w:ascii="Arial Nova" w:hAnsi="Arial Nova"/>
+        </w:rPr>
+        <w:br/>
+        <w:t xml:space="preserve">    );</w:t>
+      </w:r>
+      <w:r>
+        <w:rPr>
+          <w:rFonts w:ascii="Arial Nova" w:hAnsi="Arial Nova"/>
+        </w:rPr>
+        <w:br/>
+      </w:r>
+      <w:r>
+        <w:rPr>
+          <w:rFonts w:ascii="Arial Nova" w:hAnsi="Arial Nova"/>
+        </w:rPr>
+        <w:br/>
+        <w:t xml:space="preserve">    return TextButton(</w:t>
+      </w:r>
+      <w:r>
+        <w:rPr>
+          <w:rFonts w:ascii="Arial Nova" w:hAnsi="Arial Nova"/>
+        </w:rPr>
+        <w:br/>
+        <w:t xml:space="preserve">      onPressed: isInCart</w:t>
+      </w:r>
+      <w:r>
+        <w:rPr>
+          <w:rFonts w:ascii="Arial Nova" w:hAnsi="Arial Nova"/>
+        </w:rPr>
+        <w:br/>
+        <w:t xml:space="preserve">          ? null</w:t>
+      </w:r>
+      <w:r>
+        <w:rPr>
+          <w:rFonts w:ascii="Arial Nova" w:hAnsi="Arial Nova"/>
+        </w:rPr>
+        <w:br/>
+        <w:t xml:space="preserve">          : () =&gt; context.read&lt;CartModel&gt;().add(item),</w:t>
+      </w:r>
+      <w:r>
+        <w:rPr>
+          <w:rFonts w:ascii="Arial Nova" w:hAnsi="Arial Nova"/>
+        </w:rPr>
+        <w:br/>
+        <w:t xml:space="preserve">      child: isInCart</w:t>
+      </w:r>
+      <w:r>
+        <w:rPr>
+          <w:rFonts w:ascii="Arial Nova" w:hAnsi="Arial Nova"/>
+        </w:rPr>
+        <w:br/>
+        <w:t xml:space="preserve">          ? const Icon(Icons.</w:t>
+      </w:r>
+      <w:r>
+        <w:rPr>
+          <w:rFonts w:ascii="Arial Nova" w:hAnsi="Arial Nova"/>
+          <w:i/>
+          <w:iCs/>
+        </w:rPr>
+        <w:t>check</w:t>
+      </w:r>
+      <w:r>
+        <w:rPr>
+          <w:rFonts w:ascii="Arial Nova" w:hAnsi="Arial Nova"/>
+        </w:rPr>
+        <w:t>, color: Colors.</w:t>
+      </w:r>
+      <w:r>
+        <w:rPr>
+          <w:rFonts w:ascii="Arial Nova" w:hAnsi="Arial Nova"/>
+          <w:i/>
+          <w:iCs/>
+        </w:rPr>
+        <w:t>green</w:t>
+      </w:r>
+      <w:r>
+        <w:rPr>
+          <w:rFonts w:ascii="Arial Nova" w:hAnsi="Arial Nova"/>
+        </w:rPr>
+        <w:t>)</w:t>
+      </w:r>
+      <w:r>
+        <w:rPr>
+          <w:rFonts w:ascii="Arial Nova" w:hAnsi="Arial Nova"/>
+        </w:rPr>
+        <w:br/>
+        <w:t xml:space="preserve">          : const Text('ADD'),</w:t>
+      </w:r>
+      <w:r>
+        <w:rPr>
+          <w:rFonts w:ascii="Arial Nova" w:hAnsi="Arial Nova"/>
+        </w:rPr>
+        <w:br/>
+        <w:t xml:space="preserve">    );</w:t>
+      </w:r>
+      <w:r>
+        <w:rPr>
+          <w:rFonts w:ascii="Arial Nova" w:hAnsi="Arial Nova"/>
+        </w:rPr>
+        <w:br/>
+        <w:t xml:space="preserve">  }</w:t>
+      </w:r>
+      <w:r>
+        <w:rPr>
+          <w:rFonts w:ascii="Arial Nova" w:hAnsi="Arial Nova"/>
+        </w:rPr>
+        <w:br/>
+        <w:t>}</w:t>
+      </w:r>
+      <w:r>
+        <w:rPr>
+          <w:rFonts w:ascii="Arial Nova" w:hAnsi="Arial Nova"/>
+        </w:rPr>
+        <w:br/>
+      </w:r>
+      <w:r>
+        <w:rPr>
+          <w:rFonts w:ascii="Arial Nova" w:hAnsi="Arial Nova"/>
+        </w:rPr>
+        <w:br/>
+      </w:r>
+      <w:r>
+        <w:rPr>
+          <w:rFonts w:ascii="Arial Nova" w:hAnsi="Arial Nova"/>
+          <w:i/>
+          <w:iCs/>
+        </w:rPr>
+        <w:t>// --- CART SCREEN ---</w:t>
+      </w:r>
+      <w:r>
+        <w:rPr>
+          <w:rFonts w:ascii="Arial Nova" w:hAnsi="Arial Nova"/>
+          <w:i/>
+          <w:iCs/>
+        </w:rPr>
+        <w:br/>
+      </w:r>
+      <w:r>
+        <w:rPr>
+          <w:rFonts w:ascii="Arial Nova" w:hAnsi="Arial Nova"/>
+          <w:i/>
+          <w:iCs/>
+        </w:rPr>
+        <w:br/>
+      </w:r>
+      <w:r>
+        <w:rPr>
+          <w:rFonts w:ascii="Arial Nova" w:hAnsi="Arial Nova"/>
+        </w:rPr>
+        <w:t>class MyCart extends StatelessWidget {</w:t>
+      </w:r>
+      <w:r>
+        <w:rPr>
+          <w:rFonts w:ascii="Arial Nova" w:hAnsi="Arial Nova"/>
+        </w:rPr>
+        <w:br/>
+        <w:t xml:space="preserve">  const MyCart({super.key});</w:t>
+      </w:r>
+      <w:r>
+        <w:rPr>
+          <w:rFonts w:ascii="Arial Nova" w:hAnsi="Arial Nova"/>
+        </w:rPr>
+        <w:br/>
+      </w:r>
+      <w:r>
+        <w:rPr>
+          <w:rFonts w:ascii="Arial Nova" w:hAnsi="Arial Nova"/>
+        </w:rPr>
+        <w:br/>
+        <w:t xml:space="preserve">  @override</w:t>
+      </w:r>
+      <w:r>
+        <w:rPr>
+          <w:rFonts w:ascii="Arial Nova" w:hAnsi="Arial Nova"/>
+        </w:rPr>
+        <w:br/>
+        <w:t xml:space="preserve">  Widget build(BuildContext context) {</w:t>
+      </w:r>
+      <w:r>
+        <w:rPr>
+          <w:rFonts w:ascii="Arial Nova" w:hAnsi="Arial Nova"/>
+        </w:rPr>
+        <w:br/>
+        <w:t xml:space="preserve">    return Scaffold(</w:t>
+      </w:r>
+      <w:r>
+        <w:rPr>
+          <w:rFonts w:ascii="Arial Nova" w:hAnsi="Arial Nova"/>
+        </w:rPr>
+        <w:br/>
+        <w:t xml:space="preserve">      appBar: AppBar(</w:t>
+      </w:r>
+      <w:r>
+        <w:rPr>
+          <w:rFonts w:ascii="Arial Nova" w:hAnsi="Arial Nova"/>
+        </w:rPr>
+        <w:br/>
+        <w:t xml:space="preserve">        title: const Text('Your Cart'),</w:t>
+      </w:r>
+      <w:r>
+        <w:rPr>
+          <w:rFonts w:ascii="Arial Nova" w:hAnsi="Arial Nova"/>
+        </w:rPr>
+        <w:br/>
+        <w:t xml:space="preserve">        </w:t>
+      </w:r>
+      <w:r>
+        <w:rPr>
+          <w:rFonts w:ascii="Arial Nova" w:hAnsi="Arial Nova"/>
+          <w:i/>
+          <w:iCs/>
+        </w:rPr>
+        <w:t>// Navigator.push automatically adds a back button here</w:t>
+      </w:r>
+      <w:r>
+        <w:rPr>
+          <w:rFonts w:ascii="Arial Nova" w:hAnsi="Arial Nova"/>
+          <w:i/>
+          <w:iCs/>
+        </w:rPr>
+        <w:br/>
+        <w:t xml:space="preserve">      </w:t>
+      </w:r>
+      <w:r>
+        <w:rPr>
+          <w:rFonts w:ascii="Arial Nova" w:hAnsi="Arial Nova"/>
+        </w:rPr>
+        <w:t>),</w:t>
+      </w:r>
+      <w:r>
+        <w:rPr>
+          <w:rFonts w:ascii="Arial Nova" w:hAnsi="Arial Nova"/>
+        </w:rPr>
+        <w:br/>
+        <w:t xml:space="preserve">      body: Column(</w:t>
+      </w:r>
+      <w:r>
+        <w:rPr>
+          <w:rFonts w:ascii="Arial Nova" w:hAnsi="Arial Nova"/>
+        </w:rPr>
+        <w:br/>
+        <w:t xml:space="preserve">        children: [</w:t>
+      </w:r>
+      <w:r>
+        <w:rPr>
+          <w:rFonts w:ascii="Arial Nova" w:hAnsi="Arial Nova"/>
+        </w:rPr>
+        <w:br/>
+      </w:r>
+      <w:r>
+        <w:rPr>
+          <w:rFonts w:ascii="Arial Nova" w:hAnsi="Arial Nova"/>
+        </w:rPr>
+        <w:lastRenderedPageBreak/>
+        <w:t xml:space="preserve">          Expanded(</w:t>
+      </w:r>
+      <w:r>
+        <w:rPr>
+          <w:rFonts w:ascii="Arial Nova" w:hAnsi="Arial Nova"/>
+        </w:rPr>
+        <w:br/>
+        <w:t xml:space="preserve">            child: Padding(</w:t>
+      </w:r>
+      <w:r>
+        <w:rPr>
+          <w:rFonts w:ascii="Arial Nova" w:hAnsi="Arial Nova"/>
+        </w:rPr>
+        <w:br/>
+        <w:t xml:space="preserve">              padding: const EdgeInsets.all(16),</w:t>
+      </w:r>
+      <w:r>
+        <w:rPr>
+          <w:rFonts w:ascii="Arial Nova" w:hAnsi="Arial Nova"/>
+        </w:rPr>
+        <w:br/>
+        <w:t xml:space="preserve">              child: Consumer&lt;CartModel&gt;(</w:t>
+      </w:r>
+      <w:r>
+        <w:rPr>
+          <w:rFonts w:ascii="Arial Nova" w:hAnsi="Arial Nova"/>
+        </w:rPr>
+        <w:br/>
+        <w:t xml:space="preserve">                builder: (context, cart, child) =&gt; ListView.builder(</w:t>
+      </w:r>
+      <w:r>
+        <w:rPr>
+          <w:rFonts w:ascii="Arial Nova" w:hAnsi="Arial Nova"/>
+        </w:rPr>
+        <w:br/>
+        <w:t xml:space="preserve">                  itemCount: cart.items.length,</w:t>
+      </w:r>
+      <w:r>
+        <w:rPr>
+          <w:rFonts w:ascii="Arial Nova" w:hAnsi="Arial Nova"/>
+        </w:rPr>
+        <w:br/>
+        <w:t xml:space="preserve">                  itemBuilder: (context, index) =&gt; ListTile(</w:t>
+      </w:r>
+      <w:r>
+        <w:rPr>
+          <w:rFonts w:ascii="Arial Nova" w:hAnsi="Arial Nova"/>
+        </w:rPr>
+        <w:br/>
+        <w:t xml:space="preserve">                    leading: const Icon(Icons.</w:t>
+      </w:r>
+      <w:r>
+        <w:rPr>
+          <w:rFonts w:ascii="Arial Nova" w:hAnsi="Arial Nova"/>
+          <w:i/>
+          <w:iCs/>
+        </w:rPr>
+        <w:t>shopping_bag</w:t>
+      </w:r>
+      <w:r>
+        <w:rPr>
+          <w:rFonts w:ascii="Arial Nova" w:hAnsi="Arial Nova"/>
+        </w:rPr>
+        <w:t>),</w:t>
+      </w:r>
+      <w:r>
+        <w:rPr>
+          <w:rFonts w:ascii="Arial Nova" w:hAnsi="Arial Nova"/>
+        </w:rPr>
+        <w:br/>
+        <w:t xml:space="preserve">                    title: Text(cart.items[index].name),</w:t>
+      </w:r>
+      <w:r>
+        <w:rPr>
+          <w:rFonts w:ascii="Arial Nova" w:hAnsi="Arial Nova"/>
+        </w:rPr>
+        <w:br/>
+        <w:t xml:space="preserve">                    trailing: IconButton(</w:t>
+      </w:r>
+      <w:r>
+        <w:rPr>
+          <w:rFonts w:ascii="Arial Nova" w:hAnsi="Arial Nova"/>
+        </w:rPr>
+        <w:br/>
+        <w:t xml:space="preserve">                      icon: const Icon(Icons.</w:t>
+      </w:r>
+      <w:r>
+        <w:rPr>
+          <w:rFonts w:ascii="Arial Nova" w:hAnsi="Arial Nova"/>
+          <w:i/>
+          <w:iCs/>
+        </w:rPr>
+        <w:t>remove_circle_outline</w:t>
+      </w:r>
+      <w:r>
+        <w:rPr>
+          <w:rFonts w:ascii="Arial Nova" w:hAnsi="Arial Nova"/>
+        </w:rPr>
+        <w:t>),</w:t>
+      </w:r>
+      <w:r>
+        <w:rPr>
+          <w:rFonts w:ascii="Arial Nova" w:hAnsi="Arial Nova"/>
+        </w:rPr>
+        <w:br/>
+        <w:t xml:space="preserve">                      onPressed: () =&gt; cart.remove(cart.items[index]),</w:t>
+      </w:r>
+      <w:r>
+        <w:rPr>
+          <w:rFonts w:ascii="Arial Nova" w:hAnsi="Arial Nova"/>
+        </w:rPr>
+        <w:br/>
+        <w:t xml:space="preserve">                    ),</w:t>
+      </w:r>
+      <w:r>
+        <w:rPr>
+          <w:rFonts w:ascii="Arial Nova" w:hAnsi="Arial Nova"/>
+        </w:rPr>
+        <w:br/>
+        <w:t xml:space="preserve">                  ),</w:t>
+      </w:r>
+      <w:r>
+        <w:rPr>
+          <w:rFonts w:ascii="Arial Nova" w:hAnsi="Arial Nova"/>
+        </w:rPr>
+        <w:br/>
+        <w:t xml:space="preserve">                ),</w:t>
+      </w:r>
+      <w:r>
+        <w:rPr>
+          <w:rFonts w:ascii="Arial Nova" w:hAnsi="Arial Nova"/>
+        </w:rPr>
+        <w:br/>
+        <w:t xml:space="preserve">              ),</w:t>
+      </w:r>
+      <w:r>
+        <w:rPr>
+          <w:rFonts w:ascii="Arial Nova" w:hAnsi="Arial Nova"/>
+        </w:rPr>
+        <w:br/>
+        <w:t xml:space="preserve">            ),</w:t>
+      </w:r>
+      <w:r>
+        <w:rPr>
+          <w:rFonts w:ascii="Arial Nova" w:hAnsi="Arial Nova"/>
+        </w:rPr>
+        <w:br/>
+        <w:t xml:space="preserve">          ),</w:t>
+      </w:r>
+      <w:r>
+        <w:rPr>
+          <w:rFonts w:ascii="Arial Nova" w:hAnsi="Arial Nova"/>
+        </w:rPr>
+        <w:br/>
+        <w:t xml:space="preserve">          const Divider(height: 4, color: Colors.</w:t>
+      </w:r>
+      <w:r>
+        <w:rPr>
+          <w:rFonts w:ascii="Arial Nova" w:hAnsi="Arial Nova"/>
+          <w:i/>
+          <w:iCs/>
+        </w:rPr>
+        <w:t>black</w:t>
+      </w:r>
+      <w:r>
+        <w:rPr>
+          <w:rFonts w:ascii="Arial Nova" w:hAnsi="Arial Nova"/>
+        </w:rPr>
+        <w:t>),</w:t>
+      </w:r>
+      <w:r>
+        <w:rPr>
+          <w:rFonts w:ascii="Arial Nova" w:hAnsi="Arial Nova"/>
+        </w:rPr>
+        <w:br/>
+        <w:t xml:space="preserve">          const _CartTotal(),</w:t>
+      </w:r>
+      <w:r>
+        <w:rPr>
+          <w:rFonts w:ascii="Arial Nova" w:hAnsi="Arial Nova"/>
+        </w:rPr>
+        <w:br/>
+        <w:t xml:space="preserve">        ],</w:t>
+      </w:r>
+      <w:r>
+        <w:rPr>
+          <w:rFonts w:ascii="Arial Nova" w:hAnsi="Arial Nova"/>
+        </w:rPr>
+        <w:br/>
+        <w:t xml:space="preserve">      ),</w:t>
+      </w:r>
+      <w:r>
+        <w:rPr>
+          <w:rFonts w:ascii="Arial Nova" w:hAnsi="Arial Nova"/>
+        </w:rPr>
+        <w:br/>
+        <w:t xml:space="preserve">    );</w:t>
+      </w:r>
+      <w:r>
+        <w:rPr>
+          <w:rFonts w:ascii="Arial Nova" w:hAnsi="Arial Nova"/>
+        </w:rPr>
+        <w:br/>
+        <w:t xml:space="preserve">  }</w:t>
+      </w:r>
+      <w:r>
+        <w:rPr>
+          <w:rFonts w:ascii="Arial Nova" w:hAnsi="Arial Nova"/>
+        </w:rPr>
+        <w:br/>
+        <w:t>}</w:t>
+      </w:r>
+      <w:r>
+        <w:rPr>
+          <w:rFonts w:ascii="Arial Nova" w:hAnsi="Arial Nova"/>
+        </w:rPr>
+        <w:br/>
+      </w:r>
+      <w:r>
+        <w:rPr>
+          <w:rFonts w:ascii="Arial Nova" w:hAnsi="Arial Nova"/>
+        </w:rPr>
+        <w:br/>
+        <w:t>class _CartTotal extends StatelessWidget {</w:t>
+      </w:r>
+      <w:r>
+        <w:rPr>
+          <w:rFonts w:ascii="Arial Nova" w:hAnsi="Arial Nova"/>
+        </w:rPr>
+        <w:br/>
+        <w:t xml:space="preserve">  const _CartTotal();</w:t>
+      </w:r>
+      <w:r>
+        <w:rPr>
+          <w:rFonts w:ascii="Arial Nova" w:hAnsi="Arial Nova"/>
+        </w:rPr>
+        <w:br/>
+      </w:r>
+      <w:r>
+        <w:rPr>
+          <w:rFonts w:ascii="Arial Nova" w:hAnsi="Arial Nova"/>
+        </w:rPr>
+        <w:br/>
+        <w:t xml:space="preserve">  @override</w:t>
+      </w:r>
+      <w:r>
+        <w:rPr>
+          <w:rFonts w:ascii="Arial Nova" w:hAnsi="Arial Nova"/>
+        </w:rPr>
+        <w:br/>
+        <w:t xml:space="preserve">  Widget build(BuildContext context) {</w:t>
+      </w:r>
+      <w:r>
+        <w:rPr>
+          <w:rFonts w:ascii="Arial Nova" w:hAnsi="Arial Nova"/>
+        </w:rPr>
+        <w:br/>
+        <w:t xml:space="preserve">    return Container(</w:t>
+      </w:r>
+      <w:r>
+        <w:rPr>
+          <w:rFonts w:ascii="Arial Nova" w:hAnsi="Arial Nova"/>
+        </w:rPr>
+        <w:br/>
+        <w:t xml:space="preserve">      height: 150,</w:t>
+      </w:r>
+      <w:r>
+        <w:rPr>
+          <w:rFonts w:ascii="Arial Nova" w:hAnsi="Arial Nova"/>
+        </w:rPr>
+        <w:br/>
+      </w:r>
+      <w:r>
+        <w:rPr>
+          <w:rFonts w:ascii="Arial Nova" w:hAnsi="Arial Nova"/>
+        </w:rPr>
+        <w:lastRenderedPageBreak/>
+        <w:t xml:space="preserve">      color: Colors.</w:t>
+      </w:r>
+      <w:r>
+        <w:rPr>
+          <w:rFonts w:ascii="Arial Nova" w:hAnsi="Arial Nova"/>
+          <w:i/>
+          <w:iCs/>
+        </w:rPr>
+        <w:t>blueGrey</w:t>
+      </w:r>
+      <w:r>
+        <w:rPr>
+          <w:rFonts w:ascii="Arial Nova" w:hAnsi="Arial Nova"/>
+        </w:rPr>
+        <w:t>[50],</w:t>
+      </w:r>
+      <w:r>
+        <w:rPr>
+          <w:rFonts w:ascii="Arial Nova" w:hAnsi="Arial Nova"/>
+        </w:rPr>
+        <w:br/>
+        <w:t xml:space="preserve">      child: Center(</w:t>
+      </w:r>
+      <w:r>
+        <w:rPr>
+          <w:rFonts w:ascii="Arial Nova" w:hAnsi="Arial Nova"/>
+        </w:rPr>
+        <w:br/>
+        <w:t xml:space="preserve">        child: Row(</w:t>
+      </w:r>
+      <w:r>
+        <w:rPr>
+          <w:rFonts w:ascii="Arial Nova" w:hAnsi="Arial Nova"/>
+        </w:rPr>
+        <w:br/>
+        <w:t xml:space="preserve">          mainAxisAlignment: MainAxisAlignment.center,</w:t>
+      </w:r>
+      <w:r>
+        <w:rPr>
+          <w:rFonts w:ascii="Arial Nova" w:hAnsi="Arial Nova"/>
+        </w:rPr>
+        <w:br/>
+        <w:t xml:space="preserve">          children: [</w:t>
+      </w:r>
+      <w:r>
+        <w:rPr>
+          <w:rFonts w:ascii="Arial Nova" w:hAnsi="Arial Nova"/>
+        </w:rPr>
+        <w:br/>
+        <w:t xml:space="preserve">            Consumer&lt;CartModel&gt;(</w:t>
+      </w:r>
+      <w:r>
+        <w:rPr>
+          <w:rFonts w:ascii="Arial Nova" w:hAnsi="Arial Nova"/>
+        </w:rPr>
+        <w:br/>
+        <w:t xml:space="preserve">              builder: (context, cart, child) =&gt;</w:t>
+      </w:r>
+      <w:r>
+        <w:rPr>
+          <w:rFonts w:ascii="Arial Nova" w:hAnsi="Arial Nova"/>
+        </w:rPr>
+        <w:br/>
+        <w:t xml:space="preserve">                  Text('\$${cart.totalPrice}',</w:t>
+      </w:r>
+      <w:r>
+        <w:rPr>
+          <w:rFonts w:ascii="Arial Nova" w:hAnsi="Arial Nova"/>
+        </w:rPr>
+        <w:br/>
+        <w:t xml:space="preserve">                      style: const TextStyle(fontSize: 48, fontWeight: FontWeight.</w:t>
+      </w:r>
+      <w:r>
+        <w:rPr>
+          <w:rFonts w:ascii="Arial Nova" w:hAnsi="Arial Nova"/>
+          <w:i/>
+          <w:iCs/>
+        </w:rPr>
+        <w:t>bold</w:t>
+      </w:r>
+      <w:r>
+        <w:rPr>
+          <w:rFonts w:ascii="Arial Nova" w:hAnsi="Arial Nova"/>
+        </w:rPr>
+        <w:t>)),</w:t>
+      </w:r>
+      <w:r>
+        <w:rPr>
+          <w:rFonts w:ascii="Arial Nova" w:hAnsi="Arial Nova"/>
+        </w:rPr>
+        <w:br/>
+        <w:t xml:space="preserve">            ),</w:t>
+      </w:r>
+      <w:r>
+        <w:rPr>
+          <w:rFonts w:ascii="Arial Nova" w:hAnsi="Arial Nova"/>
+        </w:rPr>
+        <w:br/>
+        <w:t xml:space="preserve">            const SizedBox(width: 24),</w:t>
+      </w:r>
+      <w:r>
+        <w:rPr>
+          <w:rFonts w:ascii="Arial Nova" w:hAnsi="Arial Nova"/>
+        </w:rPr>
+        <w:br/>
+        <w:t xml:space="preserve">            ElevatedButton(</w:t>
+      </w:r>
+      <w:r>
+        <w:rPr>
+          <w:rFonts w:ascii="Arial Nova" w:hAnsi="Arial Nova"/>
+        </w:rPr>
+        <w:br/>
+        <w:t xml:space="preserve">              style: ElevatedButton.</w:t>
+      </w:r>
+      <w:r>
+        <w:rPr>
+          <w:rFonts w:ascii="Arial Nova" w:hAnsi="Arial Nova"/>
+          <w:i/>
+          <w:iCs/>
+        </w:rPr>
+        <w:t>styleFrom</w:t>
+      </w:r>
+      <w:r>
+        <w:rPr>
+          <w:rFonts w:ascii="Arial Nova" w:hAnsi="Arial Nova"/>
+        </w:rPr>
+        <w:t>(backgroundColor: Colors.</w:t>
+      </w:r>
+      <w:r>
+        <w:rPr>
+          <w:rFonts w:ascii="Arial Nova" w:hAnsi="Arial Nova"/>
+          <w:i/>
+          <w:iCs/>
+        </w:rPr>
+        <w:t>yellow</w:t>
+      </w:r>
+      <w:r>
+        <w:rPr>
+          <w:rFonts w:ascii="Arial Nova" w:hAnsi="Arial Nova"/>
+        </w:rPr>
+        <w:t>[700]),</w:t>
+      </w:r>
+      <w:r>
+        <w:rPr>
+          <w:rFonts w:ascii="Arial Nova" w:hAnsi="Arial Nova"/>
+        </w:rPr>
+        <w:br/>
+        <w:t xml:space="preserve">              onPressed: () {</w:t>
+      </w:r>
+      <w:r>
+        <w:rPr>
+          <w:rFonts w:ascii="Arial Nova" w:hAnsi="Arial Nova"/>
+        </w:rPr>
+        <w:br/>
+        <w:t xml:space="preserve">                ScaffoldMessenger.</w:t>
+      </w:r>
+      <w:r>
+        <w:rPr>
+          <w:rFonts w:ascii="Arial Nova" w:hAnsi="Arial Nova"/>
+          <w:i/>
+          <w:iCs/>
+        </w:rPr>
+        <w:t>of</w:t>
+      </w:r>
+      <w:r>
+        <w:rPr>
+          <w:rFonts w:ascii="Arial Nova" w:hAnsi="Arial Nova"/>
+        </w:rPr>
+        <w:t>(context).showSnackBar(</w:t>
+      </w:r>
+      <w:r>
+        <w:rPr>
+          <w:rFonts w:ascii="Arial Nova" w:hAnsi="Arial Nova"/>
+        </w:rPr>
+        <w:br/>
+        <w:t xml:space="preserve">                    const SnackBar(content: Text('Checkout not implemented!'))</w:t>
+      </w:r>
+      <w:r>
+        <w:rPr>
+          <w:rFonts w:ascii="Arial Nova" w:hAnsi="Arial Nova"/>
+        </w:rPr>
+        <w:br/>
+        <w:t xml:space="preserve">                );</w:t>
+      </w:r>
+      <w:r>
+        <w:rPr>
+          <w:rFonts w:ascii="Arial Nova" w:hAnsi="Arial Nova"/>
+        </w:rPr>
+        <w:br/>
+        <w:t xml:space="preserve">              },</w:t>
+      </w:r>
+      <w:r>
+        <w:rPr>
+          <w:rFonts w:ascii="Arial Nova" w:hAnsi="Arial Nova"/>
+        </w:rPr>
+        <w:br/>
+        <w:t xml:space="preserve">              child: const Text('BUY', style: TextStyle(color: Colors.</w:t>
+      </w:r>
+      <w:r>
+        <w:rPr>
+          <w:rFonts w:ascii="Arial Nova" w:hAnsi="Arial Nova"/>
+          <w:i/>
+          <w:iCs/>
+        </w:rPr>
+        <w:t>black</w:t>
+      </w:r>
+      <w:r>
+        <w:rPr>
+          <w:rFonts w:ascii="Arial Nova" w:hAnsi="Arial Nova"/>
+        </w:rPr>
+        <w:t>)),</w:t>
+      </w:r>
+      <w:r>
+        <w:rPr>
+          <w:rFonts w:ascii="Arial Nova" w:hAnsi="Arial Nova"/>
+        </w:rPr>
+        <w:br/>
+        <w:t xml:space="preserve">            ),</w:t>
+      </w:r>
+      <w:r>
+        <w:rPr>
+          <w:rFonts w:ascii="Arial Nova" w:hAnsi="Arial Nova"/>
+        </w:rPr>
+        <w:br/>
+        <w:t xml:space="preserve">          ],</w:t>
+      </w:r>
+      <w:r>
+        <w:rPr>
+          <w:rFonts w:ascii="Arial Nova" w:hAnsi="Arial Nova"/>
+        </w:rPr>
+        <w:br/>
+        <w:t xml:space="preserve">        ),</w:t>
       </w:r>
       <w:r>
         <w:rPr>
@@ -6217,6 +6491,92 @@
     </w:lvl>
   </w:abstractNum>
   <w:abstractNum w:abstractNumId="2" w15:restartNumberingAfterBreak="0">
+    <w:nsid w:val="1FBE6111"/>
+    <w:multiLevelType w:val="hybridMultilevel"/>
+    <w:tmpl w:val="3A1A6408"/>
+    <w:lvl w:ilvl="0" w:tplc="0409000F">
+      <w:start w:val="1"/>
+      <w:numFmt w:val="decimal"/>
+      <w:lvlText w:val="%1."/>
+      <w:lvlJc w:val="left"/>
+      <w:pPr>
+        <w:ind w:left="720" w:hanging="360"/>
+      </w:pPr>
+    </w:lvl>
+    <w:lvl w:ilvl="1" w:tplc="04090019" w:tentative="1">
+      <w:start w:val="1"/>
+      <w:numFmt w:val="lowerLetter"/>
+      <w:lvlText w:val="%2."/>
+      <w:lvlJc w:val="left"/>
+      <w:pPr>
+        <w:ind w:left="1440" w:hanging="360"/>
+      </w:pPr>
+    </w:lvl>
+    <w:lvl w:ilvl="2" w:tplc="0409001B" w:tentative="1">
+      <w:start w:val="1"/>
+      <w:numFmt w:val="lowerRoman"/>
+      <w:lvlText w:val="%3."/>
+      <w:lvlJc w:val="right"/>
+      <w:pPr>
+        <w:ind w:left="2160" w:hanging="180"/>
+      </w:pPr>
+    </w:lvl>
+    <w:lvl w:ilvl="3" w:tplc="0409000F" w:tentative="1">
+      <w:start w:val="1"/>
+      <w:numFmt w:val="decimal"/>
+      <w:lvlText w:val="%4."/>
+      <w:lvlJc w:val="left"/>
+      <w:pPr>
+        <w:ind w:left="2880" w:hanging="360"/>
+      </w:pPr>
+    </w:lvl>
+    <w:lvl w:ilvl="4" w:tplc="04090019" w:tentative="1">
+      <w:start w:val="1"/>
+      <w:numFmt w:val="lowerLetter"/>
+      <w:lvlText w:val="%5."/>
+      <w:lvlJc w:val="left"/>
+      <w:pPr>
+        <w:ind w:left="3600" w:hanging="360"/>
+      </w:pPr>
+    </w:lvl>
+    <w:lvl w:ilvl="5" w:tplc="0409001B" w:tentative="1">
+      <w:start w:val="1"/>
+      <w:numFmt w:val="lowerRoman"/>
+      <w:lvlText w:val="%6."/>
+      <w:lvlJc w:val="right"/>
+      <w:pPr>
+        <w:ind w:left="4320" w:hanging="180"/>
+      </w:pPr>
+    </w:lvl>
+    <w:lvl w:ilvl="6" w:tplc="0409000F" w:tentative="1">
+      <w:start w:val="1"/>
+      <w:numFmt w:val="decimal"/>
+      <w:lvlText w:val="%7."/>
+      <w:lvlJc w:val="left"/>
+      <w:pPr>
+        <w:ind w:left="5040" w:hanging="360"/>
+      </w:pPr>
+    </w:lvl>
+    <w:lvl w:ilvl="7" w:tplc="04090019" w:tentative="1">
+      <w:start w:val="1"/>
+      <w:numFmt w:val="lowerLetter"/>
+      <w:lvlText w:val="%8."/>
+      <w:lvlJc w:val="left"/>
+      <w:pPr>
+        <w:ind w:left="5760" w:hanging="360"/>
+      </w:pPr>
+    </w:lvl>
+    <w:lvl w:ilvl="8" w:tplc="0409001B" w:tentative="1">
+      <w:start w:val="1"/>
+      <w:numFmt w:val="lowerRoman"/>
+      <w:lvlText w:val="%9."/>
+      <w:lvlJc w:val="right"/>
+      <w:pPr>
+        <w:ind w:left="6480" w:hanging="180"/>
+      </w:pPr>
+    </w:lvl>
+  </w:abstractNum>
+  <w:abstractNum w:abstractNumId="3" w15:restartNumberingAfterBreak="0">
     <w:nsid w:val="2B534AA1"/>
     <w:multiLevelType w:val="multilevel"/>
     <w:tmpl w:val="6BD42910"/>
@@ -6329,7 +6689,7 @@
       </w:pPr>
     </w:lvl>
   </w:abstractNum>
-  <w:abstractNum w:abstractNumId="3" w15:restartNumberingAfterBreak="0">
+  <w:abstractNum w:abstractNumId="4" w15:restartNumberingAfterBreak="0">
     <w:nsid w:val="2C3C415A"/>
     <w:multiLevelType w:val="multilevel"/>
     <w:tmpl w:val="A868250A"/>
@@ -6478,7 +6838,7 @@
       </w:rPr>
     </w:lvl>
   </w:abstractNum>
-  <w:abstractNum w:abstractNumId="4" w15:restartNumberingAfterBreak="0">
+  <w:abstractNum w:abstractNumId="5" w15:restartNumberingAfterBreak="0">
     <w:nsid w:val="30CF410A"/>
     <w:multiLevelType w:val="multilevel"/>
     <w:tmpl w:val="9A76313E"/>
@@ -6591,7 +6951,7 @@
       </w:pPr>
     </w:lvl>
   </w:abstractNum>
-  <w:abstractNum w:abstractNumId="5" w15:restartNumberingAfterBreak="0">
+  <w:abstractNum w:abstractNumId="6" w15:restartNumberingAfterBreak="0">
     <w:nsid w:val="3F6D0220"/>
     <w:multiLevelType w:val="multilevel"/>
     <w:tmpl w:val="485EBC2E"/>
@@ -6704,7 +7064,7 @@
       </w:pPr>
     </w:lvl>
   </w:abstractNum>
-  <w:abstractNum w:abstractNumId="6" w15:restartNumberingAfterBreak="0">
+  <w:abstractNum w:abstractNumId="7" w15:restartNumberingAfterBreak="0">
     <w:nsid w:val="6D442012"/>
     <w:multiLevelType w:val="multilevel"/>
     <w:tmpl w:val="FA92691A"/>
@@ -6853,7 +7213,7 @@
       </w:rPr>
     </w:lvl>
   </w:abstractNum>
-  <w:abstractNum w:abstractNumId="7" w15:restartNumberingAfterBreak="0">
+  <w:abstractNum w:abstractNumId="8" w15:restartNumberingAfterBreak="0">
     <w:nsid w:val="6E434859"/>
     <w:multiLevelType w:val="multilevel"/>
     <w:tmpl w:val="A6D830F4"/>
@@ -7002,7 +7362,7 @@
       </w:rPr>
     </w:lvl>
   </w:abstractNum>
-  <w:abstractNum w:abstractNumId="8" w15:restartNumberingAfterBreak="0">
+  <w:abstractNum w:abstractNumId="9" w15:restartNumberingAfterBreak="0">
     <w:nsid w:val="76735A93"/>
     <w:multiLevelType w:val="multilevel"/>
     <w:tmpl w:val="F1722A16"/>
@@ -7158,24 +7518,27 @@
     <w:abstractNumId w:val="0"/>
   </w:num>
   <w:num w:numId="3" w16cid:durableId="1909680553">
+    <w:abstractNumId w:val="9"/>
+  </w:num>
+  <w:num w:numId="4" w16cid:durableId="1860502845">
+    <w:abstractNumId w:val="6"/>
+  </w:num>
+  <w:num w:numId="5" w16cid:durableId="709035721">
+    <w:abstractNumId w:val="4"/>
+  </w:num>
+  <w:num w:numId="6" w16cid:durableId="1209030774">
+    <w:abstractNumId w:val="5"/>
+  </w:num>
+  <w:num w:numId="7" w16cid:durableId="1304113564">
+    <w:abstractNumId w:val="7"/>
+  </w:num>
+  <w:num w:numId="8" w16cid:durableId="1109928422">
     <w:abstractNumId w:val="8"/>
   </w:num>
-  <w:num w:numId="4" w16cid:durableId="1860502845">
-    <w:abstractNumId w:val="5"/>
-  </w:num>
-  <w:num w:numId="5" w16cid:durableId="709035721">
+  <w:num w:numId="9" w16cid:durableId="1243024397">
     <w:abstractNumId w:val="3"/>
   </w:num>
-  <w:num w:numId="6" w16cid:durableId="1209030774">
-    <w:abstractNumId w:val="4"/>
-  </w:num>
-  <w:num w:numId="7" w16cid:durableId="1304113564">
-    <w:abstractNumId w:val="6"/>
-  </w:num>
-  <w:num w:numId="8" w16cid:durableId="1109928422">
-    <w:abstractNumId w:val="7"/>
-  </w:num>
-  <w:num w:numId="9" w16cid:durableId="1243024397">
+  <w:num w:numId="10" w16cid:durableId="568156627">
     <w:abstractNumId w:val="2"/>
   </w:num>
 </w:numbering>
@@ -7783,6 +8146,7 @@
   <w:style w:type="character" w:default="1" w:styleId="DefaultParagraphFont">
     <w:name w:val="Default Paragraph Font"/>
     <w:uiPriority w:val="1"/>
+    <w:semiHidden/>
     <w:unhideWhenUsed/>
   </w:style>
   <w:style w:type="table" w:default="1" w:styleId="TableNormal">
